--- a/docs/content/wrangling_data/wrangling_data_lecture.docx
+++ b/docs/content/wrangling_data/wrangling_data_lecture.docx
@@ -29,7 +29,7 @@
     <w:bookmarkStart w:id="14" w:name="where-we-left-off"/>
     <w:p>
       <w:pPr>
-        <w:pStyle w:val="Heading1"/>
+        <w:pStyle w:val="Heading2"/>
       </w:pPr>
       <w:r>
         <w:t xml:space="preserve">Where We Left Off</w:t>
@@ -524,19 +524,20 @@
       </w:tr>
     </w:tbl>
     <w:bookmarkEnd w:id="14"/>
-    <w:bookmarkStart w:id="27" w:name="part-1-importing-data-more-than-one-way"/>
+    <w:bookmarkStart w:id="15" w:name="part-1-importing-data-more-than-one-way"/>
     <w:p>
       <w:pPr>
-        <w:pStyle w:val="Heading1"/>
+        <w:pStyle w:val="Heading2"/>
       </w:pPr>
       <w:r>
         <w:t xml:space="preserve">Part 1 · Importing Data More Than One Way</w:t>
       </w:r>
     </w:p>
-    <w:bookmarkStart w:id="19" w:name="the-same-data-two-file-formats"/>
+    <w:bookmarkEnd w:id="15"/>
+    <w:bookmarkStart w:id="20" w:name="the-same-data-two-file-formats"/>
     <w:p>
       <w:pPr>
-        <w:pStyle w:val="Heading3"/>
+        <w:pStyle w:val="Heading2"/>
       </w:pPr>
       <w:r>
         <w:t xml:space="preserve">The same data, two file formats</w:t>
@@ -734,12 +735,12 @@
                 <wp:inline>
                   <wp:extent cx="152400" cy="152400"/>
                   <wp:effectExtent b="0" l="0" r="0" t="0"/>
-                  <wp:docPr descr="" title="" id="15" name="Picture"/>
+                  <wp:docPr descr="" title="" id="16" name="Picture"/>
                   <a:graphic>
                     <a:graphicData uri="http://schemas.openxmlformats.org/drawingml/2006/picture">
                       <pic:pic>
                         <pic:nvPicPr>
-                          <pic:cNvPr descr="/Applications/Positron.app/Contents/Resources/app/quarto/share/formats/docx/note.png" id="16" name="Picture"/>
+                          <pic:cNvPr descr="/Applications/Positron.app/Contents/Resources/app/quarto/share/formats/docx/note.png" id="17" name="Picture"/>
                           <pic:cNvPicPr>
                             <a:picLocks noChangeArrowheads="1" noChangeAspect="1"/>
                           </pic:cNvPicPr>
@@ -931,12 +932,12 @@
                 <wp:inline>
                   <wp:extent cx="152400" cy="152400"/>
                   <wp:effectExtent b="0" l="0" r="0" t="0"/>
-                  <wp:docPr descr="" title="" id="17" name="Picture"/>
+                  <wp:docPr descr="" title="" id="18" name="Picture"/>
                   <a:graphic>
                     <a:graphicData uri="http://schemas.openxmlformats.org/drawingml/2006/picture">
                       <pic:pic>
                         <pic:nvPicPr>
-                          <pic:cNvPr descr="/Applications/Positron.app/Contents/Resources/app/quarto/share/formats/docx/note.png" id="18" name="Picture"/>
+                          <pic:cNvPr descr="/Applications/Positron.app/Contents/Resources/app/quarto/share/formats/docx/note.png" id="19" name="Picture"/>
                           <pic:cNvPicPr>
                             <a:picLocks noChangeArrowheads="1" noChangeAspect="1"/>
                           </pic:cNvPicPr>
@@ -1109,11 +1110,11 @@
         </w:tc>
       </w:tr>
     </w:tbl>
-    <w:bookmarkEnd w:id="19"/>
-    <w:bookmarkStart w:id="26" w:name="look-before-you-trust-it-every-time"/>
+    <w:bookmarkEnd w:id="20"/>
+    <w:bookmarkStart w:id="27" w:name="look-before-you-trust-it-every-time"/>
     <w:p>
       <w:pPr>
-        <w:pStyle w:val="Heading3"/>
+        <w:pStyle w:val="Heading2"/>
       </w:pPr>
       <w:r>
         <w:t xml:space="preserve">Look before you trust it — every time</w:t>
@@ -1279,18 +1280,18 @@
                 <wp:inline>
                   <wp:extent cx="152400" cy="152400"/>
                   <wp:effectExtent b="0" l="0" r="0" t="0"/>
-                  <wp:docPr descr="" title="" id="21" name="Picture"/>
+                  <wp:docPr descr="" title="" id="22" name="Picture"/>
                   <a:graphic>
                     <a:graphicData uri="http://schemas.openxmlformats.org/drawingml/2006/picture">
                       <pic:pic>
                         <pic:nvPicPr>
-                          <pic:cNvPr descr="/Applications/Positron.app/Contents/Resources/app/quarto/share/formats/docx/tip.png" id="22" name="Picture"/>
+                          <pic:cNvPr descr="/Applications/Positron.app/Contents/Resources/app/quarto/share/formats/docx/tip.png" id="23" name="Picture"/>
                           <pic:cNvPicPr>
                             <a:picLocks noChangeArrowheads="1" noChangeAspect="1"/>
                           </pic:cNvPicPr>
                         </pic:nvPicPr>
                         <pic:blipFill>
-                          <a:blip r:embed="rId20"/>
+                          <a:blip r:embed="rId21"/>
                           <a:stretch>
                             <a:fillRect/>
                           </a:stretch>
@@ -1512,18 +1513,18 @@
                 <wp:inline>
                   <wp:extent cx="152400" cy="152400"/>
                   <wp:effectExtent b="0" l="0" r="0" t="0"/>
-                  <wp:docPr descr="" title="" id="24" name="Picture"/>
+                  <wp:docPr descr="" title="" id="25" name="Picture"/>
                   <a:graphic>
                     <a:graphicData uri="http://schemas.openxmlformats.org/drawingml/2006/picture">
                       <pic:pic>
                         <pic:nvPicPr>
-                          <pic:cNvPr descr="/Applications/Positron.app/Contents/Resources/app/quarto/share/formats/docx/warning.png" id="25" name="Picture"/>
+                          <pic:cNvPr descr="/Applications/Positron.app/Contents/Resources/app/quarto/share/formats/docx/warning.png" id="26" name="Picture"/>
                           <pic:cNvPicPr>
                             <a:picLocks noChangeArrowheads="1" noChangeAspect="1"/>
                           </pic:cNvPicPr>
                         </pic:nvPicPr>
                         <pic:blipFill>
-                          <a:blip r:embed="rId23"/>
+                          <a:blip r:embed="rId24"/>
                           <a:stretch>
                             <a:fillRect/>
                           </a:stretch>
@@ -1659,15 +1660,24 @@
         </w:tc>
       </w:tr>
     </w:tbl>
-    <w:bookmarkEnd w:id="26"/>
     <w:bookmarkEnd w:id="27"/>
-    <w:bookmarkStart w:id="32" w:name="part-2-the-five-wrangling-verbs"/>
+    <w:bookmarkStart w:id="28" w:name="part-2-the-five-wrangling-verbs"/>
     <w:p>
       <w:pPr>
-        <w:pStyle w:val="Heading1"/>
+        <w:pStyle w:val="Heading2"/>
       </w:pPr>
       <w:r>
         <w:t xml:space="preserve">Part 2 · The Five Wrangling Verbs</w:t>
+      </w:r>
+    </w:p>
+    <w:bookmarkEnd w:id="28"/>
+    <w:bookmarkStart w:id="33" w:name="the-five-wrangling-verbs"/>
+    <w:p>
+      <w:pPr>
+        <w:pStyle w:val="Heading2"/>
+      </w:pPr>
+      <w:r>
+        <w:t xml:space="preserve">The Five Wrangling Verbs</w:t>
       </w:r>
     </w:p>
     <w:p>
@@ -1974,12 +1984,12 @@
                 <wp:inline>
                   <wp:extent cx="152400" cy="152400"/>
                   <wp:effectExtent b="0" l="0" r="0" t="0"/>
-                  <wp:docPr descr="" title="" id="28" name="Picture"/>
+                  <wp:docPr descr="" title="" id="29" name="Picture"/>
                   <a:graphic>
                     <a:graphicData uri="http://schemas.openxmlformats.org/drawingml/2006/picture">
                       <pic:pic>
                         <pic:nvPicPr>
-                          <pic:cNvPr descr="/Applications/Positron.app/Contents/Resources/app/quarto/share/formats/docx/note.png" id="29" name="Picture"/>
+                          <pic:cNvPr descr="/Applications/Positron.app/Contents/Resources/app/quarto/share/formats/docx/note.png" id="30" name="Picture"/>
                           <pic:cNvPicPr>
                             <a:picLocks noChangeArrowheads="1" noChangeAspect="1"/>
                           </pic:cNvPicPr>
@@ -2114,18 +2124,18 @@
                 <wp:inline>
                   <wp:extent cx="152400" cy="152400"/>
                   <wp:effectExtent b="0" l="0" r="0" t="0"/>
-                  <wp:docPr descr="" title="" id="30" name="Picture"/>
+                  <wp:docPr descr="" title="" id="31" name="Picture"/>
                   <a:graphic>
                     <a:graphicData uri="http://schemas.openxmlformats.org/drawingml/2006/picture">
                       <pic:pic>
                         <pic:nvPicPr>
-                          <pic:cNvPr descr="/Applications/Positron.app/Contents/Resources/app/quarto/share/formats/docx/tip.png" id="31" name="Picture"/>
+                          <pic:cNvPr descr="/Applications/Positron.app/Contents/Resources/app/quarto/share/formats/docx/tip.png" id="32" name="Picture"/>
                           <pic:cNvPicPr>
                             <a:picLocks noChangeArrowheads="1" noChangeAspect="1"/>
                           </pic:cNvPicPr>
                         </pic:nvPicPr>
                         <pic:blipFill>
-                          <a:blip r:embed="rId20"/>
+                          <a:blip r:embed="rId21"/>
                           <a:stretch>
                             <a:fillRect/>
                           </a:stretch>
@@ -2276,11 +2286,11 @@
         </w:tc>
       </w:tr>
     </w:tbl>
-    <w:bookmarkEnd w:id="32"/>
-    <w:bookmarkStart w:id="35" w:name="filter-picking-rows"/>
+    <w:bookmarkEnd w:id="33"/>
+    <w:bookmarkStart w:id="36" w:name="filter-picking-rows"/>
     <w:p>
       <w:pPr>
-        <w:pStyle w:val="Heading1"/>
+        <w:pStyle w:val="Heading2"/>
       </w:pPr>
       <w:r>
         <w:rPr>
@@ -2643,205 +2653,6 @@
           <w:rStyle w:val="VerbatimChar"/>
         </w:rPr>
         <w:t xml:space="preserve">6 3/20/25 salmon      n     lee         2        21</w:t>
-      </w:r>
-    </w:p>
-    <w:p>
-      <w:pPr>
-        <w:pStyle w:val="SourceCode"/>
-      </w:pPr>
-      <w:r>
-        <w:rPr>
-          <w:rStyle w:val="CommentTok"/>
-        </w:rPr>
-        <w:t xml:space="preserve"># Combine two conditions with a comma (AND)</w:t>
-      </w:r>
-      <w:r>
-        <w:br/>
-      </w:r>
-      <w:r>
-        <w:rPr>
-          <w:rStyle w:val="NormalTok"/>
-        </w:rPr>
-        <w:t xml:space="preserve">pine_csv_df </w:t>
-      </w:r>
-      <w:r>
-        <w:rPr>
-          <w:rStyle w:val="SpecialCharTok"/>
-        </w:rPr>
-        <w:t xml:space="preserve">|&gt;</w:t>
-      </w:r>
-      <w:r>
-        <w:rPr>
-          <w:rStyle w:val="NormalTok"/>
-        </w:rPr>
-        <w:t xml:space="preserve"> </w:t>
-      </w:r>
-      <w:r>
-        <w:rPr>
-          <w:rStyle w:val="FunctionTok"/>
-        </w:rPr>
-        <w:t xml:space="preserve">filter</w:t>
-      </w:r>
-      <w:r>
-        <w:rPr>
-          <w:rStyle w:val="NormalTok"/>
-        </w:rPr>
-        <w:t xml:space="preserve">(n_s </w:t>
-      </w:r>
-      <w:r>
-        <w:rPr>
-          <w:rStyle w:val="SpecialCharTok"/>
-        </w:rPr>
-        <w:t xml:space="preserve">==</w:t>
-      </w:r>
-      <w:r>
-        <w:rPr>
-          <w:rStyle w:val="NormalTok"/>
-        </w:rPr>
-        <w:t xml:space="preserve"> </w:t>
-      </w:r>
-      <w:r>
-        <w:rPr>
-          <w:rStyle w:val="StringTok"/>
-        </w:rPr>
-        <w:t xml:space="preserve">"s"</w:t>
-      </w:r>
-      <w:r>
-        <w:rPr>
-          <w:rStyle w:val="NormalTok"/>
-        </w:rPr>
-        <w:t xml:space="preserve">, length_mm </w:t>
-      </w:r>
-      <w:r>
-        <w:rPr>
-          <w:rStyle w:val="SpecialCharTok"/>
-        </w:rPr>
-        <w:t xml:space="preserve">&gt;</w:t>
-      </w:r>
-      <w:r>
-        <w:rPr>
-          <w:rStyle w:val="NormalTok"/>
-        </w:rPr>
-        <w:t xml:space="preserve"> </w:t>
-      </w:r>
-      <w:r>
-        <w:rPr>
-          <w:rStyle w:val="DecValTok"/>
-        </w:rPr>
-        <w:t xml:space="preserve">15</w:t>
-      </w:r>
-      <w:r>
-        <w:rPr>
-          <w:rStyle w:val="NormalTok"/>
-        </w:rPr>
-        <w:t xml:space="preserve">) </w:t>
-      </w:r>
-      <w:r>
-        <w:rPr>
-          <w:rStyle w:val="SpecialCharTok"/>
-        </w:rPr>
-        <w:t xml:space="preserve">|&gt;</w:t>
-      </w:r>
-      <w:r>
-        <w:rPr>
-          <w:rStyle w:val="NormalTok"/>
-        </w:rPr>
-        <w:t xml:space="preserve"> </w:t>
-      </w:r>
-      <w:r>
-        <w:rPr>
-          <w:rStyle w:val="FunctionTok"/>
-        </w:rPr>
-        <w:t xml:space="preserve">head</w:t>
-      </w:r>
-      <w:r>
-        <w:rPr>
-          <w:rStyle w:val="NormalTok"/>
-        </w:rPr>
-        <w:t xml:space="preserve">()</w:t>
-      </w:r>
-    </w:p>
-    <w:p>
-      <w:pPr>
-        <w:pStyle w:val="SourceCode"/>
-      </w:pPr>
-      <w:r>
-        <w:rPr>
-          <w:rStyle w:val="VerbatimChar"/>
-        </w:rPr>
-        <w:t xml:space="preserve"># A tibble: 6 × 6</w:t>
-      </w:r>
-      <w:r>
-        <w:br/>
-      </w:r>
-      <w:r>
-        <w:rPr>
-          <w:rStyle w:val="VerbatimChar"/>
-        </w:rPr>
-        <w:t xml:space="preserve">  date    group       n_s   wind  tree_no length_mm</w:t>
-      </w:r>
-      <w:r>
-        <w:br/>
-      </w:r>
-      <w:r>
-        <w:rPr>
-          <w:rStyle w:val="VerbatimChar"/>
-        </w:rPr>
-        <w:t xml:space="preserve">  &lt;chr&gt;   &lt;chr&gt;       &lt;chr&gt; &lt;chr&gt;   &lt;dbl&gt;     &lt;dbl&gt;</w:t>
-      </w:r>
-      <w:r>
-        <w:br/>
-      </w:r>
-      <w:r>
-        <w:rPr>
-          <w:rStyle w:val="VerbatimChar"/>
-        </w:rPr>
-        <w:t xml:space="preserve">1 3/20/25 cephalopods s     wind        1        16</w:t>
-      </w:r>
-      <w:r>
-        <w:br/>
-      </w:r>
-      <w:r>
-        <w:rPr>
-          <w:rStyle w:val="VerbatimChar"/>
-        </w:rPr>
-        <w:t xml:space="preserve">2 3/20/25 cephalopods s     wind        1        17</w:t>
-      </w:r>
-      <w:r>
-        <w:br/>
-      </w:r>
-      <w:r>
-        <w:rPr>
-          <w:rStyle w:val="VerbatimChar"/>
-        </w:rPr>
-        <w:t xml:space="preserve">3 3/20/25 crayfish    s     wind        3        16</w:t>
-      </w:r>
-      <w:r>
-        <w:br/>
-      </w:r>
-      <w:r>
-        <w:rPr>
-          <w:rStyle w:val="VerbatimChar"/>
-        </w:rPr>
-        <w:t xml:space="preserve">4 3/20/25 crayfish    s     wind        3        17</w:t>
-      </w:r>
-      <w:r>
-        <w:br/>
-      </w:r>
-      <w:r>
-        <w:rPr>
-          <w:rStyle w:val="VerbatimChar"/>
-        </w:rPr>
-        <w:t xml:space="preserve">5 3/20/25 snail       s     wind        4        17</w:t>
-      </w:r>
-      <w:r>
-        <w:br/>
-      </w:r>
-      <w:r>
-        <w:rPr>
-          <w:rStyle w:val="VerbatimChar"/>
-        </w:rPr>
-        <w:t xml:space="preserve">6 3/20/25 snail       s     wind        4        16</w:t>
       </w:r>
     </w:p>
     <w:tbl>
@@ -2885,18 +2696,18 @@
                 <wp:inline>
                   <wp:extent cx="152400" cy="152400"/>
                   <wp:effectExtent b="0" l="0" r="0" t="0"/>
-                  <wp:docPr descr="" title="" id="33" name="Picture"/>
+                  <wp:docPr descr="" title="" id="34" name="Picture"/>
                   <a:graphic>
                     <a:graphicData uri="http://schemas.openxmlformats.org/drawingml/2006/picture">
                       <pic:pic>
                         <pic:nvPicPr>
-                          <pic:cNvPr descr="/Applications/Positron.app/Contents/Resources/app/quarto/share/formats/docx/warning.png" id="34" name="Picture"/>
+                          <pic:cNvPr descr="/Applications/Positron.app/Contents/Resources/app/quarto/share/formats/docx/warning.png" id="35" name="Picture"/>
                           <pic:cNvPicPr>
                             <a:picLocks noChangeArrowheads="1" noChangeAspect="1"/>
                           </pic:cNvPicPr>
                         </pic:nvPicPr>
                         <pic:blipFill>
-                          <a:blip r:embed="rId23"/>
+                          <a:blip r:embed="rId24"/>
                           <a:stretch>
                             <a:fillRect/>
                           </a:stretch>
@@ -3272,23 +3083,23 @@
         </w:tc>
       </w:tr>
     </w:tbl>
-    <w:bookmarkEnd w:id="35"/>
-    <w:bookmarkStart w:id="38" w:name="select-picking-columns"/>
+    <w:bookmarkEnd w:id="36"/>
+    <w:bookmarkStart w:id="39" w:name="filter-combining-conditions"/>
     <w:p>
       <w:pPr>
-        <w:pStyle w:val="Heading1"/>
-      </w:pPr>
-      <w:r>
-        <w:rPr>
-          <w:rStyle w:val="VerbatimChar"/>
-        </w:rPr>
-        <w:t xml:space="preserve">select()</w:t>
+        <w:pStyle w:val="Heading2"/>
+      </w:pPr>
+      <w:r>
+        <w:rPr>
+          <w:rStyle w:val="VerbatimChar"/>
+        </w:rPr>
+        <w:t xml:space="preserve">filter()</w:t>
       </w:r>
       <w:r>
         <w:t xml:space="preserve"> </w:t>
       </w:r>
       <w:r>
-        <w:t xml:space="preserve">— Picking Columns</w:t>
+        <w:t xml:space="preserve">— Combining Conditions</w:t>
       </w:r>
     </w:p>
     <w:p>
@@ -3299,7 +3110,7 @@
         <w:rPr>
           <w:rStyle w:val="CommentTok"/>
         </w:rPr>
-        <w:t xml:space="preserve"># Keep only side and length</w:t>
+        <w:t xml:space="preserve"># Combine two conditions with a comma (AND)</w:t>
       </w:r>
       <w:r>
         <w:br/>
@@ -3326,13 +3137,61 @@
         <w:rPr>
           <w:rStyle w:val="FunctionTok"/>
         </w:rPr>
-        <w:t xml:space="preserve">select</w:t>
-      </w:r>
-      <w:r>
-        <w:rPr>
-          <w:rStyle w:val="NormalTok"/>
-        </w:rPr>
-        <w:t xml:space="preserve">(n_s, length_mm) </w:t>
+        <w:t xml:space="preserve">filter</w:t>
+      </w:r>
+      <w:r>
+        <w:rPr>
+          <w:rStyle w:val="NormalTok"/>
+        </w:rPr>
+        <w:t xml:space="preserve">(n_s </w:t>
+      </w:r>
+      <w:r>
+        <w:rPr>
+          <w:rStyle w:val="SpecialCharTok"/>
+        </w:rPr>
+        <w:t xml:space="preserve">==</w:t>
+      </w:r>
+      <w:r>
+        <w:rPr>
+          <w:rStyle w:val="NormalTok"/>
+        </w:rPr>
+        <w:t xml:space="preserve"> </w:t>
+      </w:r>
+      <w:r>
+        <w:rPr>
+          <w:rStyle w:val="StringTok"/>
+        </w:rPr>
+        <w:t xml:space="preserve">"s"</w:t>
+      </w:r>
+      <w:r>
+        <w:rPr>
+          <w:rStyle w:val="NormalTok"/>
+        </w:rPr>
+        <w:t xml:space="preserve">, length_mm </w:t>
+      </w:r>
+      <w:r>
+        <w:rPr>
+          <w:rStyle w:val="SpecialCharTok"/>
+        </w:rPr>
+        <w:t xml:space="preserve">&gt;</w:t>
+      </w:r>
+      <w:r>
+        <w:rPr>
+          <w:rStyle w:val="NormalTok"/>
+        </w:rPr>
+        <w:t xml:space="preserve"> </w:t>
+      </w:r>
+      <w:r>
+        <w:rPr>
+          <w:rStyle w:val="DecValTok"/>
+        </w:rPr>
+        <w:t xml:space="preserve">15</w:t>
+      </w:r>
+      <w:r>
+        <w:rPr>
+          <w:rStyle w:val="NormalTok"/>
+        </w:rPr>
+        <w:t xml:space="preserve">) </w:t>
       </w:r>
       <w:r>
         <w:rPr>
@@ -3367,79 +3226,276 @@
         <w:rPr>
           <w:rStyle w:val="VerbatimChar"/>
         </w:rPr>
-        <w:t xml:space="preserve"># A tibble: 6 × 2</w:t>
-      </w:r>
-      <w:r>
-        <w:br/>
-      </w:r>
-      <w:r>
-        <w:rPr>
-          <w:rStyle w:val="VerbatimChar"/>
-        </w:rPr>
-        <w:t xml:space="preserve">  n_s   length_mm</w:t>
-      </w:r>
-      <w:r>
-        <w:br/>
-      </w:r>
-      <w:r>
-        <w:rPr>
-          <w:rStyle w:val="VerbatimChar"/>
-        </w:rPr>
-        <w:t xml:space="preserve">  &lt;chr&gt;     &lt;dbl&gt;</w:t>
-      </w:r>
-      <w:r>
-        <w:br/>
-      </w:r>
-      <w:r>
-        <w:rPr>
-          <w:rStyle w:val="VerbatimChar"/>
-        </w:rPr>
-        <w:t xml:space="preserve">1 n            20</w:t>
-      </w:r>
-      <w:r>
-        <w:br/>
-      </w:r>
-      <w:r>
-        <w:rPr>
-          <w:rStyle w:val="VerbatimChar"/>
-        </w:rPr>
-        <w:t xml:space="preserve">2 n            21</w:t>
-      </w:r>
-      <w:r>
-        <w:br/>
-      </w:r>
-      <w:r>
-        <w:rPr>
-          <w:rStyle w:val="VerbatimChar"/>
-        </w:rPr>
-        <w:t xml:space="preserve">3 n            23</w:t>
-      </w:r>
-      <w:r>
-        <w:br/>
-      </w:r>
-      <w:r>
-        <w:rPr>
-          <w:rStyle w:val="VerbatimChar"/>
-        </w:rPr>
-        <w:t xml:space="preserve">4 n            25</w:t>
-      </w:r>
-      <w:r>
-        <w:br/>
-      </w:r>
-      <w:r>
-        <w:rPr>
-          <w:rStyle w:val="VerbatimChar"/>
-        </w:rPr>
-        <w:t xml:space="preserve">5 n            21</w:t>
-      </w:r>
-      <w:r>
-        <w:br/>
-      </w:r>
-      <w:r>
-        <w:rPr>
-          <w:rStyle w:val="VerbatimChar"/>
-        </w:rPr>
-        <w:t xml:space="preserve">6 n            16</w:t>
+        <w:t xml:space="preserve"># A tibble: 6 × 6</w:t>
+      </w:r>
+      <w:r>
+        <w:br/>
+      </w:r>
+      <w:r>
+        <w:rPr>
+          <w:rStyle w:val="VerbatimChar"/>
+        </w:rPr>
+        <w:t xml:space="preserve">  date    group       n_s   wind  tree_no length_mm</w:t>
+      </w:r>
+      <w:r>
+        <w:br/>
+      </w:r>
+      <w:r>
+        <w:rPr>
+          <w:rStyle w:val="VerbatimChar"/>
+        </w:rPr>
+        <w:t xml:space="preserve">  &lt;chr&gt;   &lt;chr&gt;       &lt;chr&gt; &lt;chr&gt;   &lt;dbl&gt;     &lt;dbl&gt;</w:t>
+      </w:r>
+      <w:r>
+        <w:br/>
+      </w:r>
+      <w:r>
+        <w:rPr>
+          <w:rStyle w:val="VerbatimChar"/>
+        </w:rPr>
+        <w:t xml:space="preserve">1 3/20/25 cephalopods s     wind        1        16</w:t>
+      </w:r>
+      <w:r>
+        <w:br/>
+      </w:r>
+      <w:r>
+        <w:rPr>
+          <w:rStyle w:val="VerbatimChar"/>
+        </w:rPr>
+        <w:t xml:space="preserve">2 3/20/25 cephalopods s     wind        1        17</w:t>
+      </w:r>
+      <w:r>
+        <w:br/>
+      </w:r>
+      <w:r>
+        <w:rPr>
+          <w:rStyle w:val="VerbatimChar"/>
+        </w:rPr>
+        <w:t xml:space="preserve">3 3/20/25 crayfish    s     wind        3        16</w:t>
+      </w:r>
+      <w:r>
+        <w:br/>
+      </w:r>
+      <w:r>
+        <w:rPr>
+          <w:rStyle w:val="VerbatimChar"/>
+        </w:rPr>
+        <w:t xml:space="preserve">4 3/20/25 crayfish    s     wind        3        17</w:t>
+      </w:r>
+      <w:r>
+        <w:br/>
+      </w:r>
+      <w:r>
+        <w:rPr>
+          <w:rStyle w:val="VerbatimChar"/>
+        </w:rPr>
+        <w:t xml:space="preserve">5 3/20/25 snail       s     wind        4        17</w:t>
+      </w:r>
+      <w:r>
+        <w:br/>
+      </w:r>
+      <w:r>
+        <w:rPr>
+          <w:rStyle w:val="VerbatimChar"/>
+        </w:rPr>
+        <w:t xml:space="preserve">6 3/20/25 snail       s     wind        4        16</w:t>
+      </w:r>
+    </w:p>
+    <w:tbl>
+      <w:tblPr>
+        <w:tblStyle w:val="Table"/>
+        <w:tblLook w:firstRow="0" w:lastRow="0" w:firstColumn="0" w:lastColumn="0" w:noHBand="0" w:noVBand="0" w:val="0000"/>
+        <w:tblBorders>
+          <w:top w:val="single" w:sz="4" w:space="0" w:color="00A047"/>
+          <w:left w:val="single" w:sz="24" w:space="0" w:color="00A047"/>
+          <w:bottom w:val="single" w:sz="4" w:space="0" w:color="00A047"/>
+          <w:right w:val="single" w:sz="4" w:space="0" w:color="00A047"/>
+        </w:tblBorders>
+        <w:tblCellMar>
+          <w:left w:w="144" w:type="dxa"/>
+          <w:right w:w="144" w:type="dxa"/>
+        </w:tblCellMar>
+        <w:tblLook w:firstRow="0" w:lastRow="0" w:firstColumn="0" w:lastColumn="0" w:noHBand="0" w:noVBand="0" w:val="0000"/>
+      </w:tblPr>
+      <w:tr>
+        <w:trPr>
+          <w:cantSplit/>
+        </w:trPr>
+        <w:tc>
+          <w:tcPr>
+            <w:shd w:color="auto" w:fill="ccf1e3" w:val="clear"/>
+            <w:tcMar>
+              <w:top w:w="92" w:type="dxa"/>
+              <w:bottom w:w="92" w:type="dxa"/>
+            </w:tcMar>
+          </w:tcPr>
+          <w:p>
+            <w:pPr>
+              <w:pStyle w:val="FirstParagraph"/>
+            </w:pPr>
+            <w:pPr>
+              <w:spacing w:before="0" w:after="0"/>
+              <w:textAlignment w:val="center"/>
+            </w:pPr>
+            <w:r>
+              <w:drawing>
+                <wp:inline>
+                  <wp:extent cx="152400" cy="152400"/>
+                  <wp:effectExtent b="0" l="0" r="0" t="0"/>
+                  <wp:docPr descr="" title="" id="37" name="Picture"/>
+                  <a:graphic>
+                    <a:graphicData uri="http://schemas.openxmlformats.org/drawingml/2006/picture">
+                      <pic:pic>
+                        <pic:nvPicPr>
+                          <pic:cNvPr descr="/Applications/Positron.app/Contents/Resources/app/quarto/share/formats/docx/tip.png" id="38" name="Picture"/>
+                          <pic:cNvPicPr>
+                            <a:picLocks noChangeArrowheads="1" noChangeAspect="1"/>
+                          </pic:cNvPicPr>
+                        </pic:nvPicPr>
+                        <pic:blipFill>
+                          <a:blip r:embed="rId21"/>
+                          <a:stretch>
+                            <a:fillRect/>
+                          </a:stretch>
+                        </pic:blipFill>
+                        <pic:spPr bwMode="auto">
+                          <a:xfrm>
+                            <a:off x="0" y="0"/>
+                            <a:ext cx="152400" cy="152400"/>
+                          </a:xfrm>
+                          <a:prstGeom prst="rect">
+                            <a:avLst/>
+                          </a:prstGeom>
+                          <a:noFill/>
+                          <a:ln w="9525">
+                            <a:noFill/>
+                            <a:headEnd/>
+                            <a:tailEnd/>
+                          </a:ln>
+                        </pic:spPr>
+                      </pic:pic>
+                    </a:graphicData>
+                  </a:graphic>
+                </wp:inline>
+              </w:drawing>
+            </w:r>
+            <w:r>
+              <w:t xml:space="preserve"> </w:t>
+            </w:r>
+            <w:r>
+              <w:t xml:space="preserve"> </w:t>
+            </w:r>
+            <w:r>
+              <w:t xml:space="preserve">Tip</w:t>
+            </w:r>
+          </w:p>
+        </w:tc>
+      </w:tr>
+      <w:tr>
+        <w:trPr>
+          <w:cantSplit/>
+        </w:trPr>
+        <w:tc>
+          <w:tcPr>
+            <w:tcMar>
+              <w:top w:w="108" w:type="dxa"/>
+              <w:bottom w:w="108" w:type="dxa"/>
+            </w:tcMar>
+          </w:tcPr>
+          <w:p>
+            <w:pPr>
+              <w:pStyle w:val="BodyText"/>
+            </w:pPr>
+            <w:pPr>
+              <w:spacing w:before="16"/>
+            </w:pPr>
+            <w:r>
+              <w:rPr>
+                <w:b/>
+                <w:bCs/>
+              </w:rPr>
+              <w:t xml:space="preserve">AND vs. OR</w:t>
+            </w:r>
+          </w:p>
+          <w:p>
+            <w:pPr>
+              <w:pStyle w:val="BodyText"/>
+            </w:pPr>
+            <w:pPr>
+              <w:spacing w:after="16"/>
+            </w:pPr>
+            <w:r>
+              <w:t xml:space="preserve">A comma between conditions means</w:t>
+            </w:r>
+            <w:r>
+              <w:t xml:space="preserve"> </w:t>
+            </w:r>
+            <w:r>
+              <w:rPr>
+                <w:b/>
+                <w:bCs/>
+              </w:rPr>
+              <w:t xml:space="preserve">AND</w:t>
+            </w:r>
+            <w:r>
+              <w:t xml:space="preserve"> </w:t>
+            </w:r>
+            <w:r>
+              <w:t xml:space="preserve">— every condition must be true for a row to be kept. Use</w:t>
+            </w:r>
+            <w:r>
+              <w:t xml:space="preserve"> </w:t>
+            </w:r>
+            <w:r>
+              <w:rPr>
+                <w:rStyle w:val="VerbatimChar"/>
+              </w:rPr>
+              <w:t xml:space="preserve">|</w:t>
+            </w:r>
+            <w:r>
+              <w:t xml:space="preserve"> </w:t>
+            </w:r>
+            <w:r>
+              <w:t xml:space="preserve">between conditions for</w:t>
+            </w:r>
+            <w:r>
+              <w:t xml:space="preserve"> </w:t>
+            </w:r>
+            <w:r>
+              <w:rPr>
+                <w:b/>
+                <w:bCs/>
+              </w:rPr>
+              <w:t xml:space="preserve">OR</w:t>
+            </w:r>
+            <w:r>
+              <w:t xml:space="preserve"> </w:t>
+            </w:r>
+            <w:r>
+              <w:t xml:space="preserve">instead.</w:t>
+            </w:r>
+          </w:p>
+          <w:p/>
+        </w:tc>
+      </w:tr>
+    </w:tbl>
+    <w:bookmarkEnd w:id="39"/>
+    <w:bookmarkStart w:id="42" w:name="select-picking-columns"/>
+    <w:p>
+      <w:pPr>
+        <w:pStyle w:val="Heading2"/>
+      </w:pPr>
+      <w:r>
+        <w:rPr>
+          <w:rStyle w:val="VerbatimChar"/>
+        </w:rPr>
+        <w:t xml:space="preserve">select()</w:t>
+      </w:r>
+      <w:r>
+        <w:t xml:space="preserve"> </w:t>
+      </w:r>
+      <w:r>
+        <w:t xml:space="preserve">— Picking Columns</w:t>
       </w:r>
     </w:p>
     <w:p>
@@ -3450,7 +3506,7 @@
         <w:rPr>
           <w:rStyle w:val="CommentTok"/>
         </w:rPr>
-        <w:t xml:space="preserve"># Drop the date column (minus sign)</w:t>
+        <w:t xml:space="preserve"># Keep only side and length</w:t>
       </w:r>
       <w:r>
         <w:br/>
@@ -3483,19 +3539,7 @@
         <w:rPr>
           <w:rStyle w:val="NormalTok"/>
         </w:rPr>
-        <w:t xml:space="preserve">(</w:t>
-      </w:r>
-      <w:r>
-        <w:rPr>
-          <w:rStyle w:val="SpecialCharTok"/>
-        </w:rPr>
-        <w:t xml:space="preserve">-</w:t>
-      </w:r>
-      <w:r>
-        <w:rPr>
-          <w:rStyle w:val="NormalTok"/>
-        </w:rPr>
-        <w:t xml:space="preserve">date) </w:t>
+        <w:t xml:space="preserve">(n_s, length_mm) </w:t>
       </w:r>
       <w:r>
         <w:rPr>
@@ -3530,79 +3574,79 @@
         <w:rPr>
           <w:rStyle w:val="VerbatimChar"/>
         </w:rPr>
-        <w:t xml:space="preserve"># A tibble: 6 × 5</w:t>
-      </w:r>
-      <w:r>
-        <w:br/>
-      </w:r>
-      <w:r>
-        <w:rPr>
-          <w:rStyle w:val="VerbatimChar"/>
-        </w:rPr>
-        <w:t xml:space="preserve">  group       n_s   wind  tree_no length_mm</w:t>
-      </w:r>
-      <w:r>
-        <w:br/>
-      </w:r>
-      <w:r>
-        <w:rPr>
-          <w:rStyle w:val="VerbatimChar"/>
-        </w:rPr>
-        <w:t xml:space="preserve">  &lt;chr&gt;       &lt;chr&gt; &lt;chr&gt;   &lt;dbl&gt;     &lt;dbl&gt;</w:t>
-      </w:r>
-      <w:r>
-        <w:br/>
-      </w:r>
-      <w:r>
-        <w:rPr>
-          <w:rStyle w:val="VerbatimChar"/>
-        </w:rPr>
-        <w:t xml:space="preserve">1 cephalopods n     lee         1        20</w:t>
-      </w:r>
-      <w:r>
-        <w:br/>
-      </w:r>
-      <w:r>
-        <w:rPr>
-          <w:rStyle w:val="VerbatimChar"/>
-        </w:rPr>
-        <w:t xml:space="preserve">2 cephalopods n     lee         1        21</w:t>
-      </w:r>
-      <w:r>
-        <w:br/>
-      </w:r>
-      <w:r>
-        <w:rPr>
-          <w:rStyle w:val="VerbatimChar"/>
-        </w:rPr>
-        <w:t xml:space="preserve">3 cephalopods n     lee         1        23</w:t>
-      </w:r>
-      <w:r>
-        <w:br/>
-      </w:r>
-      <w:r>
-        <w:rPr>
-          <w:rStyle w:val="VerbatimChar"/>
-        </w:rPr>
-        <w:t xml:space="preserve">4 cephalopods n     lee         1        25</w:t>
-      </w:r>
-      <w:r>
-        <w:br/>
-      </w:r>
-      <w:r>
-        <w:rPr>
-          <w:rStyle w:val="VerbatimChar"/>
-        </w:rPr>
-        <w:t xml:space="preserve">5 cephalopods n     lee         1        21</w:t>
-      </w:r>
-      <w:r>
-        <w:br/>
-      </w:r>
-      <w:r>
-        <w:rPr>
-          <w:rStyle w:val="VerbatimChar"/>
-        </w:rPr>
-        <w:t xml:space="preserve">6 cephalopods n     lee         1        16</w:t>
+        <w:t xml:space="preserve"># A tibble: 6 × 2</w:t>
+      </w:r>
+      <w:r>
+        <w:br/>
+      </w:r>
+      <w:r>
+        <w:rPr>
+          <w:rStyle w:val="VerbatimChar"/>
+        </w:rPr>
+        <w:t xml:space="preserve">  n_s   length_mm</w:t>
+      </w:r>
+      <w:r>
+        <w:br/>
+      </w:r>
+      <w:r>
+        <w:rPr>
+          <w:rStyle w:val="VerbatimChar"/>
+        </w:rPr>
+        <w:t xml:space="preserve">  &lt;chr&gt;     &lt;dbl&gt;</w:t>
+      </w:r>
+      <w:r>
+        <w:br/>
+      </w:r>
+      <w:r>
+        <w:rPr>
+          <w:rStyle w:val="VerbatimChar"/>
+        </w:rPr>
+        <w:t xml:space="preserve">1 n            20</w:t>
+      </w:r>
+      <w:r>
+        <w:br/>
+      </w:r>
+      <w:r>
+        <w:rPr>
+          <w:rStyle w:val="VerbatimChar"/>
+        </w:rPr>
+        <w:t xml:space="preserve">2 n            21</w:t>
+      </w:r>
+      <w:r>
+        <w:br/>
+      </w:r>
+      <w:r>
+        <w:rPr>
+          <w:rStyle w:val="VerbatimChar"/>
+        </w:rPr>
+        <w:t xml:space="preserve">3 n            23</w:t>
+      </w:r>
+      <w:r>
+        <w:br/>
+      </w:r>
+      <w:r>
+        <w:rPr>
+          <w:rStyle w:val="VerbatimChar"/>
+        </w:rPr>
+        <w:t xml:space="preserve">4 n            25</w:t>
+      </w:r>
+      <w:r>
+        <w:br/>
+      </w:r>
+      <w:r>
+        <w:rPr>
+          <w:rStyle w:val="VerbatimChar"/>
+        </w:rPr>
+        <w:t xml:space="preserve">5 n            21</w:t>
+      </w:r>
+      <w:r>
+        <w:br/>
+      </w:r>
+      <w:r>
+        <w:rPr>
+          <w:rStyle w:val="VerbatimChar"/>
+        </w:rPr>
+        <w:t xml:space="preserve">6 n            16</w:t>
       </w:r>
     </w:p>
     <w:p>
@@ -3613,7 +3657,7 @@
         <w:rPr>
           <w:rStyle w:val="CommentTok"/>
         </w:rPr>
-        <w:t xml:space="preserve"># Keep columns that contain a word</w:t>
+        <w:t xml:space="preserve"># Drop the date column (minus sign)</w:t>
       </w:r>
       <w:r>
         <w:br/>
@@ -3650,27 +3694,15 @@
       </w:r>
       <w:r>
         <w:rPr>
-          <w:rStyle w:val="FunctionTok"/>
-        </w:rPr>
-        <w:t xml:space="preserve">contains</w:t>
-      </w:r>
-      <w:r>
-        <w:rPr>
-          <w:rStyle w:val="NormalTok"/>
-        </w:rPr>
-        <w:t xml:space="preserve">(</w:t>
-      </w:r>
-      <w:r>
-        <w:rPr>
-          <w:rStyle w:val="StringTok"/>
-        </w:rPr>
-        <w:t xml:space="preserve">"n"</w:t>
-      </w:r>
-      <w:r>
-        <w:rPr>
-          <w:rStyle w:val="NormalTok"/>
-        </w:rPr>
-        <w:t xml:space="preserve">)) </w:t>
+          <w:rStyle w:val="SpecialCharTok"/>
+        </w:rPr>
+        <w:t xml:space="preserve">-</w:t>
+      </w:r>
+      <w:r>
+        <w:rPr>
+          <w:rStyle w:val="NormalTok"/>
+        </w:rPr>
+        <w:t xml:space="preserve">date) </w:t>
       </w:r>
       <w:r>
         <w:rPr>
@@ -3705,79 +3737,79 @@
         <w:rPr>
           <w:rStyle w:val="VerbatimChar"/>
         </w:rPr>
-        <w:t xml:space="preserve"># A tibble: 6 × 4</w:t>
-      </w:r>
-      <w:r>
-        <w:br/>
-      </w:r>
-      <w:r>
-        <w:rPr>
-          <w:rStyle w:val="VerbatimChar"/>
-        </w:rPr>
-        <w:t xml:space="preserve">  n_s   wind  tree_no length_mm</w:t>
-      </w:r>
-      <w:r>
-        <w:br/>
-      </w:r>
-      <w:r>
-        <w:rPr>
-          <w:rStyle w:val="VerbatimChar"/>
-        </w:rPr>
-        <w:t xml:space="preserve">  &lt;chr&gt; &lt;chr&gt;   &lt;dbl&gt;     &lt;dbl&gt;</w:t>
-      </w:r>
-      <w:r>
-        <w:br/>
-      </w:r>
-      <w:r>
-        <w:rPr>
-          <w:rStyle w:val="VerbatimChar"/>
-        </w:rPr>
-        <w:t xml:space="preserve">1 n     lee         1        20</w:t>
-      </w:r>
-      <w:r>
-        <w:br/>
-      </w:r>
-      <w:r>
-        <w:rPr>
-          <w:rStyle w:val="VerbatimChar"/>
-        </w:rPr>
-        <w:t xml:space="preserve">2 n     lee         1        21</w:t>
-      </w:r>
-      <w:r>
-        <w:br/>
-      </w:r>
-      <w:r>
-        <w:rPr>
-          <w:rStyle w:val="VerbatimChar"/>
-        </w:rPr>
-        <w:t xml:space="preserve">3 n     lee         1        23</w:t>
-      </w:r>
-      <w:r>
-        <w:br/>
-      </w:r>
-      <w:r>
-        <w:rPr>
-          <w:rStyle w:val="VerbatimChar"/>
-        </w:rPr>
-        <w:t xml:space="preserve">4 n     lee         1        25</w:t>
-      </w:r>
-      <w:r>
-        <w:br/>
-      </w:r>
-      <w:r>
-        <w:rPr>
-          <w:rStyle w:val="VerbatimChar"/>
-        </w:rPr>
-        <w:t xml:space="preserve">5 n     lee         1        21</w:t>
-      </w:r>
-      <w:r>
-        <w:br/>
-      </w:r>
-      <w:r>
-        <w:rPr>
-          <w:rStyle w:val="VerbatimChar"/>
-        </w:rPr>
-        <w:t xml:space="preserve">6 n     lee         1        16</w:t>
+        <w:t xml:space="preserve"># A tibble: 6 × 5</w:t>
+      </w:r>
+      <w:r>
+        <w:br/>
+      </w:r>
+      <w:r>
+        <w:rPr>
+          <w:rStyle w:val="VerbatimChar"/>
+        </w:rPr>
+        <w:t xml:space="preserve">  group       n_s   wind  tree_no length_mm</w:t>
+      </w:r>
+      <w:r>
+        <w:br/>
+      </w:r>
+      <w:r>
+        <w:rPr>
+          <w:rStyle w:val="VerbatimChar"/>
+        </w:rPr>
+        <w:t xml:space="preserve">  &lt;chr&gt;       &lt;chr&gt; &lt;chr&gt;   &lt;dbl&gt;     &lt;dbl&gt;</w:t>
+      </w:r>
+      <w:r>
+        <w:br/>
+      </w:r>
+      <w:r>
+        <w:rPr>
+          <w:rStyle w:val="VerbatimChar"/>
+        </w:rPr>
+        <w:t xml:space="preserve">1 cephalopods n     lee         1        20</w:t>
+      </w:r>
+      <w:r>
+        <w:br/>
+      </w:r>
+      <w:r>
+        <w:rPr>
+          <w:rStyle w:val="VerbatimChar"/>
+        </w:rPr>
+        <w:t xml:space="preserve">2 cephalopods n     lee         1        21</w:t>
+      </w:r>
+      <w:r>
+        <w:br/>
+      </w:r>
+      <w:r>
+        <w:rPr>
+          <w:rStyle w:val="VerbatimChar"/>
+        </w:rPr>
+        <w:t xml:space="preserve">3 cephalopods n     lee         1        23</w:t>
+      </w:r>
+      <w:r>
+        <w:br/>
+      </w:r>
+      <w:r>
+        <w:rPr>
+          <w:rStyle w:val="VerbatimChar"/>
+        </w:rPr>
+        <w:t xml:space="preserve">4 cephalopods n     lee         1        25</w:t>
+      </w:r>
+      <w:r>
+        <w:br/>
+      </w:r>
+      <w:r>
+        <w:rPr>
+          <w:rStyle w:val="VerbatimChar"/>
+        </w:rPr>
+        <w:t xml:space="preserve">5 cephalopods n     lee         1        21</w:t>
+      </w:r>
+      <w:r>
+        <w:br/>
+      </w:r>
+      <w:r>
+        <w:rPr>
+          <w:rStyle w:val="VerbatimChar"/>
+        </w:rPr>
+        <w:t xml:space="preserve">6 cephalopods n     lee         1        16</w:t>
       </w:r>
     </w:p>
     <w:tbl>
@@ -3821,12 +3853,12 @@
                 <wp:inline>
                   <wp:extent cx="152400" cy="152400"/>
                   <wp:effectExtent b="0" l="0" r="0" t="0"/>
-                  <wp:docPr descr="" title="" id="36" name="Picture"/>
+                  <wp:docPr descr="" title="" id="40" name="Picture"/>
                   <a:graphic>
                     <a:graphicData uri="http://schemas.openxmlformats.org/drawingml/2006/picture">
                       <pic:pic>
                         <pic:nvPicPr>
-                          <pic:cNvPr descr="/Applications/Positron.app/Contents/Resources/app/quarto/share/formats/docx/note.png" id="37" name="Picture"/>
+                          <pic:cNvPr descr="/Applications/Positron.app/Contents/Resources/app/quarto/share/formats/docx/note.png" id="41" name="Picture"/>
                           <pic:cNvPicPr>
                             <a:picLocks noChangeArrowheads="1" noChangeAspect="1"/>
                           </pic:cNvPicPr>
@@ -3922,18 +3954,6 @@
     </w:tbl>
     <w:p>
       <w:pPr>
-        <w:pStyle w:val="BodyText"/>
-      </w:pPr>
-      <w:r>
-        <w:rPr>
-          <w:b/>
-          <w:bCs/>
-        </w:rPr>
-        <w:t xml:space="preserve">Useful helpers:</w:t>
-      </w:r>
-    </w:p>
-    <w:p>
-      <w:pPr>
         <w:pStyle w:val="Compact"/>
         <w:numPr>
           <w:ilvl w:val="0"/>
@@ -3941,10 +3961,7 @@
         </w:numPr>
       </w:pPr>
       <w:r>
-        <w:rPr>
-          <w:rStyle w:val="VerbatimChar"/>
-        </w:rPr>
-        <w:t xml:space="preserve">starts_with("x")</w:t>
+        <w:t xml:space="preserve">Name the columns you want, in any order</w:t>
       </w:r>
     </w:p>
     <w:p>
@@ -3956,10 +3973,228 @@
         </w:numPr>
       </w:pPr>
       <w:r>
-        <w:rPr>
-          <w:rStyle w:val="VerbatimChar"/>
-        </w:rPr>
-        <w:t xml:space="preserve">ends_with("_mm")</w:t>
+        <w:t xml:space="preserve">A leading</w:t>
+      </w:r>
+      <w:r>
+        <w:t xml:space="preserve"> </w:t>
+      </w:r>
+      <w:r>
+        <w:rPr>
+          <w:rStyle w:val="VerbatimChar"/>
+        </w:rPr>
+        <w:t xml:space="preserve">-</w:t>
+      </w:r>
+      <w:r>
+        <w:t xml:space="preserve"> </w:t>
+      </w:r>
+      <w:r>
+        <w:t xml:space="preserve">drops a column instead of keeping it</w:t>
+      </w:r>
+    </w:p>
+    <w:bookmarkEnd w:id="42"/>
+    <w:bookmarkStart w:id="43" w:name="select-picking-columns-by-pattern"/>
+    <w:p>
+      <w:pPr>
+        <w:pStyle w:val="Heading2"/>
+      </w:pPr>
+      <w:r>
+        <w:rPr>
+          <w:rStyle w:val="VerbatimChar"/>
+        </w:rPr>
+        <w:t xml:space="preserve">select()</w:t>
+      </w:r>
+      <w:r>
+        <w:t xml:space="preserve"> </w:t>
+      </w:r>
+      <w:r>
+        <w:t xml:space="preserve">— Picking Columns by Pattern</w:t>
+      </w:r>
+    </w:p>
+    <w:p>
+      <w:pPr>
+        <w:pStyle w:val="SourceCode"/>
+      </w:pPr>
+      <w:r>
+        <w:rPr>
+          <w:rStyle w:val="CommentTok"/>
+        </w:rPr>
+        <w:t xml:space="preserve"># Keep columns that contain a word</w:t>
+      </w:r>
+      <w:r>
+        <w:br/>
+      </w:r>
+      <w:r>
+        <w:rPr>
+          <w:rStyle w:val="NormalTok"/>
+        </w:rPr>
+        <w:t xml:space="preserve">pine_csv_df </w:t>
+      </w:r>
+      <w:r>
+        <w:rPr>
+          <w:rStyle w:val="SpecialCharTok"/>
+        </w:rPr>
+        <w:t xml:space="preserve">|&gt;</w:t>
+      </w:r>
+      <w:r>
+        <w:rPr>
+          <w:rStyle w:val="NormalTok"/>
+        </w:rPr>
+        <w:t xml:space="preserve"> </w:t>
+      </w:r>
+      <w:r>
+        <w:rPr>
+          <w:rStyle w:val="FunctionTok"/>
+        </w:rPr>
+        <w:t xml:space="preserve">select</w:t>
+      </w:r>
+      <w:r>
+        <w:rPr>
+          <w:rStyle w:val="NormalTok"/>
+        </w:rPr>
+        <w:t xml:space="preserve">(</w:t>
+      </w:r>
+      <w:r>
+        <w:rPr>
+          <w:rStyle w:val="FunctionTok"/>
+        </w:rPr>
+        <w:t xml:space="preserve">contains</w:t>
+      </w:r>
+      <w:r>
+        <w:rPr>
+          <w:rStyle w:val="NormalTok"/>
+        </w:rPr>
+        <w:t xml:space="preserve">(</w:t>
+      </w:r>
+      <w:r>
+        <w:rPr>
+          <w:rStyle w:val="StringTok"/>
+        </w:rPr>
+        <w:t xml:space="preserve">"n"</w:t>
+      </w:r>
+      <w:r>
+        <w:rPr>
+          <w:rStyle w:val="NormalTok"/>
+        </w:rPr>
+        <w:t xml:space="preserve">)) </w:t>
+      </w:r>
+      <w:r>
+        <w:rPr>
+          <w:rStyle w:val="SpecialCharTok"/>
+        </w:rPr>
+        <w:t xml:space="preserve">|&gt;</w:t>
+      </w:r>
+      <w:r>
+        <w:rPr>
+          <w:rStyle w:val="NormalTok"/>
+        </w:rPr>
+        <w:t xml:space="preserve"> </w:t>
+      </w:r>
+      <w:r>
+        <w:rPr>
+          <w:rStyle w:val="FunctionTok"/>
+        </w:rPr>
+        <w:t xml:space="preserve">head</w:t>
+      </w:r>
+      <w:r>
+        <w:rPr>
+          <w:rStyle w:val="NormalTok"/>
+        </w:rPr>
+        <w:t xml:space="preserve">()</w:t>
+      </w:r>
+    </w:p>
+    <w:p>
+      <w:pPr>
+        <w:pStyle w:val="SourceCode"/>
+      </w:pPr>
+      <w:r>
+        <w:rPr>
+          <w:rStyle w:val="VerbatimChar"/>
+        </w:rPr>
+        <w:t xml:space="preserve"># A tibble: 6 × 4</w:t>
+      </w:r>
+      <w:r>
+        <w:br/>
+      </w:r>
+      <w:r>
+        <w:rPr>
+          <w:rStyle w:val="VerbatimChar"/>
+        </w:rPr>
+        <w:t xml:space="preserve">  n_s   wind  tree_no length_mm</w:t>
+      </w:r>
+      <w:r>
+        <w:br/>
+      </w:r>
+      <w:r>
+        <w:rPr>
+          <w:rStyle w:val="VerbatimChar"/>
+        </w:rPr>
+        <w:t xml:space="preserve">  &lt;chr&gt; &lt;chr&gt;   &lt;dbl&gt;     &lt;dbl&gt;</w:t>
+      </w:r>
+      <w:r>
+        <w:br/>
+      </w:r>
+      <w:r>
+        <w:rPr>
+          <w:rStyle w:val="VerbatimChar"/>
+        </w:rPr>
+        <w:t xml:space="preserve">1 n     lee         1        20</w:t>
+      </w:r>
+      <w:r>
+        <w:br/>
+      </w:r>
+      <w:r>
+        <w:rPr>
+          <w:rStyle w:val="VerbatimChar"/>
+        </w:rPr>
+        <w:t xml:space="preserve">2 n     lee         1        21</w:t>
+      </w:r>
+      <w:r>
+        <w:br/>
+      </w:r>
+      <w:r>
+        <w:rPr>
+          <w:rStyle w:val="VerbatimChar"/>
+        </w:rPr>
+        <w:t xml:space="preserve">3 n     lee         1        23</w:t>
+      </w:r>
+      <w:r>
+        <w:br/>
+      </w:r>
+      <w:r>
+        <w:rPr>
+          <w:rStyle w:val="VerbatimChar"/>
+        </w:rPr>
+        <w:t xml:space="preserve">4 n     lee         1        25</w:t>
+      </w:r>
+      <w:r>
+        <w:br/>
+      </w:r>
+      <w:r>
+        <w:rPr>
+          <w:rStyle w:val="VerbatimChar"/>
+        </w:rPr>
+        <w:t xml:space="preserve">5 n     lee         1        21</w:t>
+      </w:r>
+      <w:r>
+        <w:br/>
+      </w:r>
+      <w:r>
+        <w:rPr>
+          <w:rStyle w:val="VerbatimChar"/>
+        </w:rPr>
+        <w:t xml:space="preserve">6 n     lee         1        16</w:t>
+      </w:r>
+    </w:p>
+    <w:p>
+      <w:pPr>
+        <w:pStyle w:val="FirstParagraph"/>
+      </w:pPr>
+      <w:r>
+        <w:rPr>
+          <w:b/>
+          <w:bCs/>
+        </w:rPr>
+        <w:t xml:space="preserve">Useful helpers:</w:t>
       </w:r>
     </w:p>
     <w:p>
@@ -3967,18 +4202,48 @@
         <w:pStyle w:val="Compact"/>
         <w:numPr>
           <w:ilvl w:val="0"/>
-          <w:numId w:val="1003"/>
+          <w:numId w:val="1004"/>
         </w:numPr>
       </w:pPr>
       <w:r>
         <w:rPr>
           <w:rStyle w:val="VerbatimChar"/>
         </w:rPr>
-        <w:t xml:space="preserve">contains("wind")</w:t>
+        <w:t xml:space="preserve">starts_with("x")</w:t>
       </w:r>
     </w:p>
     <w:p>
       <w:pPr>
+        <w:pStyle w:val="Compact"/>
+        <w:numPr>
+          <w:ilvl w:val="0"/>
+          <w:numId w:val="1004"/>
+        </w:numPr>
+      </w:pPr>
+      <w:r>
+        <w:rPr>
+          <w:rStyle w:val="VerbatimChar"/>
+        </w:rPr>
+        <w:t xml:space="preserve">ends_with("_mm")</w:t>
+      </w:r>
+    </w:p>
+    <w:p>
+      <w:pPr>
+        <w:pStyle w:val="Compact"/>
+        <w:numPr>
+          <w:ilvl w:val="0"/>
+          <w:numId w:val="1004"/>
+        </w:numPr>
+      </w:pPr>
+      <w:r>
+        <w:rPr>
+          <w:rStyle w:val="VerbatimChar"/>
+        </w:rPr>
+        <w:t xml:space="preserve">contains("wind")</w:t>
+      </w:r>
+    </w:p>
+    <w:p>
+      <w:pPr>
         <w:pStyle w:val="FirstParagraph"/>
       </w:pPr>
       <w:r>
@@ -3994,11 +4259,11 @@
         <w:t xml:space="preserve">select()</w:t>
       </w:r>
     </w:p>
-    <w:bookmarkEnd w:id="38"/>
-    <w:bookmarkStart w:id="45" w:name="mutate-creating-and-changing-columns"/>
+    <w:bookmarkEnd w:id="43"/>
+    <w:bookmarkStart w:id="48" w:name="mutate-creating-and-changing-columns"/>
     <w:p>
       <w:pPr>
-        <w:pStyle w:val="Heading1"/>
+        <w:pStyle w:val="Heading2"/>
       </w:pPr>
       <w:r>
         <w:rPr>
@@ -4054,12 +4319,12 @@
                 <wp:inline>
                   <wp:extent cx="152400" cy="152400"/>
                   <wp:effectExtent b="0" l="0" r="0" t="0"/>
-                  <wp:docPr descr="" title="" id="39" name="Picture"/>
+                  <wp:docPr descr="" title="" id="44" name="Picture"/>
                   <a:graphic>
                     <a:graphicData uri="http://schemas.openxmlformats.org/drawingml/2006/picture">
                       <pic:pic>
                         <pic:nvPicPr>
-                          <pic:cNvPr descr="/Applications/Positron.app/Contents/Resources/app/quarto/share/formats/docx/note.png" id="40" name="Picture"/>
+                          <pic:cNvPr descr="/Applications/Positron.app/Contents/Resources/app/quarto/share/formats/docx/note.png" id="45" name="Picture"/>
                           <pic:cNvPicPr>
                             <a:picLocks noChangeArrowheads="1" noChangeAspect="1"/>
                           </pic:cNvPicPr>
@@ -4388,102 +4653,191 @@
         <w:t xml:space="preserve">6 3/20/25 cephalopods n     lee         1        16       1.6</w:t>
       </w:r>
     </w:p>
+    <w:tbl>
+      <w:tblPr>
+        <w:tblStyle w:val="Table"/>
+        <w:tblLook w:firstRow="0" w:lastRow="0" w:firstColumn="0" w:lastColumn="0" w:noHBand="0" w:noVBand="0" w:val="0000"/>
+        <w:tblBorders>
+          <w:top w:val="single" w:sz="4" w:space="0" w:color="0758E5"/>
+          <w:left w:val="single" w:sz="24" w:space="0" w:color="0758E5"/>
+          <w:bottom w:val="single" w:sz="4" w:space="0" w:color="0758E5"/>
+          <w:right w:val="single" w:sz="4" w:space="0" w:color="0758E5"/>
+        </w:tblBorders>
+        <w:tblCellMar>
+          <w:left w:w="144" w:type="dxa"/>
+          <w:right w:w="144" w:type="dxa"/>
+        </w:tblCellMar>
+        <w:tblLook w:firstRow="0" w:lastRow="0" w:firstColumn="0" w:lastColumn="0" w:noHBand="0" w:noVBand="0" w:val="0000"/>
+      </w:tblPr>
+      <w:tr>
+        <w:trPr>
+          <w:cantSplit/>
+        </w:trPr>
+        <w:tc>
+          <w:tcPr>
+            <w:shd w:color="auto" w:fill="dae6fb" w:val="clear"/>
+            <w:tcMar>
+              <w:top w:w="92" w:type="dxa"/>
+              <w:bottom w:w="92" w:type="dxa"/>
+            </w:tcMar>
+          </w:tcPr>
+          <w:p>
+            <w:pPr>
+              <w:pStyle w:val="FirstParagraph"/>
+            </w:pPr>
+            <w:pPr>
+              <w:spacing w:before="0" w:after="0"/>
+              <w:textAlignment w:val="center"/>
+            </w:pPr>
+            <w:r>
+              <w:drawing>
+                <wp:inline>
+                  <wp:extent cx="152400" cy="152400"/>
+                  <wp:effectExtent b="0" l="0" r="0" t="0"/>
+                  <wp:docPr descr="" title="" id="46" name="Picture"/>
+                  <a:graphic>
+                    <a:graphicData uri="http://schemas.openxmlformats.org/drawingml/2006/picture">
+                      <pic:pic>
+                        <pic:nvPicPr>
+                          <pic:cNvPr descr="/Applications/Positron.app/Contents/Resources/app/quarto/share/formats/docx/note.png" id="47" name="Picture"/>
+                          <pic:cNvPicPr>
+                            <a:picLocks noChangeArrowheads="1" noChangeAspect="1"/>
+                          </pic:cNvPicPr>
+                        </pic:nvPicPr>
+                        <pic:blipFill>
+                          <a:blip r:embed="rId9"/>
+                          <a:stretch>
+                            <a:fillRect/>
+                          </a:stretch>
+                        </pic:blipFill>
+                        <pic:spPr bwMode="auto">
+                          <a:xfrm>
+                            <a:off x="0" y="0"/>
+                            <a:ext cx="152400" cy="152400"/>
+                          </a:xfrm>
+                          <a:prstGeom prst="rect">
+                            <a:avLst/>
+                          </a:prstGeom>
+                          <a:noFill/>
+                          <a:ln w="9525">
+                            <a:noFill/>
+                            <a:headEnd/>
+                            <a:tailEnd/>
+                          </a:ln>
+                        </pic:spPr>
+                      </pic:pic>
+                    </a:graphicData>
+                  </a:graphic>
+                </wp:inline>
+              </w:drawing>
+            </w:r>
+            <w:r>
+              <w:t xml:space="preserve"> </w:t>
+            </w:r>
+            <w:r>
+              <w:t xml:space="preserve"> </w:t>
+            </w:r>
+            <w:r>
+              <w:t xml:space="preserve">Note</w:t>
+            </w:r>
+          </w:p>
+        </w:tc>
+      </w:tr>
+      <w:tr>
+        <w:trPr>
+          <w:cantSplit/>
+        </w:trPr>
+        <w:tc>
+          <w:tcPr>
+            <w:tcMar>
+              <w:top w:w="108" w:type="dxa"/>
+              <w:bottom w:w="108" w:type="dxa"/>
+            </w:tcMar>
+          </w:tcPr>
+          <w:p>
+            <w:pPr>
+              <w:pStyle w:val="BodyText"/>
+            </w:pPr>
+            <w:pPr>
+              <w:spacing w:before="16"/>
+            </w:pPr>
+            <w:r>
+              <w:rPr>
+                <w:b/>
+                <w:bCs/>
+              </w:rPr>
+              <w:t xml:space="preserve">✅ Key idea</w:t>
+            </w:r>
+          </w:p>
+          <w:p>
+            <w:pPr>
+              <w:pStyle w:val="BodyText"/>
+            </w:pPr>
+            <w:pPr>
+              <w:spacing w:after="16"/>
+            </w:pPr>
+            <w:r>
+              <w:rPr>
+                <w:rStyle w:val="VerbatimChar"/>
+              </w:rPr>
+              <w:t xml:space="preserve">mutate()</w:t>
+            </w:r>
+            <w:r>
+              <w:t xml:space="preserve"> </w:t>
+            </w:r>
+            <w:r>
+              <w:t xml:space="preserve">keeps every existing column and adds new ones to the right. To</w:t>
+            </w:r>
+            <w:r>
+              <w:t xml:space="preserve"> </w:t>
+            </w:r>
+            <w:r>
+              <w:rPr>
+                <w:i/>
+                <w:iCs/>
+              </w:rPr>
+              <w:t xml:space="preserve">overwrite</w:t>
+            </w:r>
+            <w:r>
+              <w:t xml:space="preserve"> </w:t>
+            </w:r>
+            <w:r>
+              <w:t xml:space="preserve">a column, reuse its name:</w:t>
+            </w:r>
+            <w:r>
+              <w:t xml:space="preserve"> </w:t>
+            </w:r>
+            <w:r>
+              <w:rPr>
+                <w:rStyle w:val="VerbatimChar"/>
+              </w:rPr>
+              <w:t xml:space="preserve">mutate(length_mm = round(length_mm, 1))</w:t>
+            </w:r>
+            <w:r>
+              <w:t xml:space="preserve">.</w:t>
+            </w:r>
+          </w:p>
+          <w:p/>
+        </w:tc>
+      </w:tr>
+    </w:tbl>
+    <w:bookmarkEnd w:id="48"/>
+    <w:bookmarkStart w:id="51" w:name="mutate-more-examples"/>
     <w:p>
       <w:pPr>
-        <w:pStyle w:val="SourceCode"/>
-      </w:pPr>
-      <w:r>
-        <w:rPr>
-          <w:rStyle w:val="CommentTok"/>
-        </w:rPr>
-        <w:t xml:space="preserve"># Add a log-transformed column</w:t>
-      </w:r>
-      <w:r>
-        <w:br/>
-      </w:r>
-      <w:r>
-        <w:rPr>
-          <w:rStyle w:val="NormalTok"/>
-        </w:rPr>
-        <w:t xml:space="preserve">pine_csv_df </w:t>
-      </w:r>
-      <w:r>
-        <w:rPr>
-          <w:rStyle w:val="SpecialCharTok"/>
-        </w:rPr>
-        <w:t xml:space="preserve">|&gt;</w:t>
-      </w:r>
-      <w:r>
-        <w:br/>
-      </w:r>
-      <w:r>
-        <w:rPr>
-          <w:rStyle w:val="NormalTok"/>
-        </w:rPr>
-        <w:t xml:space="preserve">  </w:t>
-      </w:r>
-      <w:r>
-        <w:rPr>
-          <w:rStyle w:val="FunctionTok"/>
-        </w:rPr>
-        <w:t xml:space="preserve">mutate</w:t>
-      </w:r>
-      <w:r>
-        <w:rPr>
-          <w:rStyle w:val="NormalTok"/>
-        </w:rPr>
-        <w:t xml:space="preserve">(</w:t>
-      </w:r>
-      <w:r>
-        <w:rPr>
-          <w:rStyle w:val="AttributeTok"/>
-        </w:rPr>
-        <w:t xml:space="preserve">log_length =</w:t>
-      </w:r>
-      <w:r>
-        <w:rPr>
-          <w:rStyle w:val="NormalTok"/>
-        </w:rPr>
+        <w:pStyle w:val="Heading2"/>
+      </w:pPr>
+      <w:r>
+        <w:rPr>
+          <w:rStyle w:val="VerbatimChar"/>
+        </w:rPr>
+        <w:t xml:space="preserve">mutate()</w:t>
+      </w:r>
+      <w:r>
         <w:t xml:space="preserve"> </w:t>
       </w:r>
       <w:r>
-        <w:rPr>
-          <w:rStyle w:val="FunctionTok"/>
-        </w:rPr>
-        <w:t xml:space="preserve">log</w:t>
-      </w:r>
-      <w:r>
-        <w:rPr>
-          <w:rStyle w:val="NormalTok"/>
-        </w:rPr>
-        <w:t xml:space="preserve">(length_mm)) </w:t>
-      </w:r>
-      <w:r>
-        <w:rPr>
-          <w:rStyle w:val="SpecialCharTok"/>
-        </w:rPr>
-        <w:t xml:space="preserve">|&gt;</w:t>
-      </w:r>
-      <w:r>
-        <w:br/>
-      </w:r>
-      <w:r>
-        <w:rPr>
-          <w:rStyle w:val="NormalTok"/>
-        </w:rPr>
-        <w:t xml:space="preserve">  </w:t>
-      </w:r>
-      <w:r>
-        <w:rPr>
-          <w:rStyle w:val="FunctionTok"/>
-        </w:rPr>
-        <w:t xml:space="preserve">head</w:t>
-      </w:r>
-      <w:r>
-        <w:rPr>
-          <w:rStyle w:val="NormalTok"/>
-        </w:rPr>
-        <w:t xml:space="preserve">()</w:t>
+        <w:t xml:space="preserve">— More Examples</w:t>
       </w:r>
     </w:p>
     <w:p>
@@ -4492,81 +4846,96 @@
       </w:pPr>
       <w:r>
         <w:rPr>
-          <w:rStyle w:val="VerbatimChar"/>
-        </w:rPr>
-        <w:t xml:space="preserve"># A tibble: 6 × 7</w:t>
-      </w:r>
-      <w:r>
-        <w:br/>
-      </w:r>
-      <w:r>
-        <w:rPr>
-          <w:rStyle w:val="VerbatimChar"/>
-        </w:rPr>
-        <w:t xml:space="preserve">  date    group       n_s   wind  tree_no length_mm log_length</w:t>
-      </w:r>
-      <w:r>
-        <w:br/>
-      </w:r>
-      <w:r>
-        <w:rPr>
-          <w:rStyle w:val="VerbatimChar"/>
-        </w:rPr>
-        <w:t xml:space="preserve">  &lt;chr&gt;   &lt;chr&gt;       &lt;chr&gt; &lt;chr&gt;   &lt;dbl&gt;     &lt;dbl&gt;      &lt;dbl&gt;</w:t>
-      </w:r>
-      <w:r>
-        <w:br/>
-      </w:r>
-      <w:r>
-        <w:rPr>
-          <w:rStyle w:val="VerbatimChar"/>
-        </w:rPr>
-        <w:t xml:space="preserve">1 3/20/25 cephalopods n     lee         1        20       3.00</w:t>
-      </w:r>
-      <w:r>
-        <w:br/>
-      </w:r>
-      <w:r>
-        <w:rPr>
-          <w:rStyle w:val="VerbatimChar"/>
-        </w:rPr>
-        <w:t xml:space="preserve">2 3/20/25 cephalopods n     lee         1        21       3.04</w:t>
-      </w:r>
-      <w:r>
-        <w:br/>
-      </w:r>
-      <w:r>
-        <w:rPr>
-          <w:rStyle w:val="VerbatimChar"/>
-        </w:rPr>
-        <w:t xml:space="preserve">3 3/20/25 cephalopods n     lee         1        23       3.14</w:t>
-      </w:r>
-      <w:r>
-        <w:br/>
-      </w:r>
-      <w:r>
-        <w:rPr>
-          <w:rStyle w:val="VerbatimChar"/>
-        </w:rPr>
-        <w:t xml:space="preserve">4 3/20/25 cephalopods n     lee         1        25       3.22</w:t>
-      </w:r>
-      <w:r>
-        <w:br/>
-      </w:r>
-      <w:r>
-        <w:rPr>
-          <w:rStyle w:val="VerbatimChar"/>
-        </w:rPr>
-        <w:t xml:space="preserve">5 3/20/25 cephalopods n     lee         1        21       3.04</w:t>
-      </w:r>
-      <w:r>
-        <w:br/>
-      </w:r>
-      <w:r>
-        <w:rPr>
-          <w:rStyle w:val="VerbatimChar"/>
-        </w:rPr>
-        <w:t xml:space="preserve">6 3/20/25 cephalopods n     lee         1        16       2.77</w:t>
+          <w:rStyle w:val="CommentTok"/>
+        </w:rPr>
+        <w:t xml:space="preserve"># Add a log-transformed column</w:t>
+      </w:r>
+      <w:r>
+        <w:br/>
+      </w:r>
+      <w:r>
+        <w:rPr>
+          <w:rStyle w:val="NormalTok"/>
+        </w:rPr>
+        <w:t xml:space="preserve">pine_csv_df </w:t>
+      </w:r>
+      <w:r>
+        <w:rPr>
+          <w:rStyle w:val="SpecialCharTok"/>
+        </w:rPr>
+        <w:t xml:space="preserve">|&gt;</w:t>
+      </w:r>
+      <w:r>
+        <w:br/>
+      </w:r>
+      <w:r>
+        <w:rPr>
+          <w:rStyle w:val="NormalTok"/>
+        </w:rPr>
+        <w:t xml:space="preserve">  </w:t>
+      </w:r>
+      <w:r>
+        <w:rPr>
+          <w:rStyle w:val="FunctionTok"/>
+        </w:rPr>
+        <w:t xml:space="preserve">mutate</w:t>
+      </w:r>
+      <w:r>
+        <w:rPr>
+          <w:rStyle w:val="NormalTok"/>
+        </w:rPr>
+        <w:t xml:space="preserve">(</w:t>
+      </w:r>
+      <w:r>
+        <w:rPr>
+          <w:rStyle w:val="AttributeTok"/>
+        </w:rPr>
+        <w:t xml:space="preserve">log_length =</w:t>
+      </w:r>
+      <w:r>
+        <w:rPr>
+          <w:rStyle w:val="NormalTok"/>
+        </w:rPr>
+        <w:t xml:space="preserve"> </w:t>
+      </w:r>
+      <w:r>
+        <w:rPr>
+          <w:rStyle w:val="FunctionTok"/>
+        </w:rPr>
+        <w:t xml:space="preserve">log</w:t>
+      </w:r>
+      <w:r>
+        <w:rPr>
+          <w:rStyle w:val="NormalTok"/>
+        </w:rPr>
+        <w:t xml:space="preserve">(length_mm)) </w:t>
+      </w:r>
+      <w:r>
+        <w:rPr>
+          <w:rStyle w:val="SpecialCharTok"/>
+        </w:rPr>
+        <w:t xml:space="preserve">|&gt;</w:t>
+      </w:r>
+      <w:r>
+        <w:br/>
+      </w:r>
+      <w:r>
+        <w:rPr>
+          <w:rStyle w:val="NormalTok"/>
+        </w:rPr>
+        <w:t xml:space="preserve">  </w:t>
+      </w:r>
+      <w:r>
+        <w:rPr>
+          <w:rStyle w:val="FunctionTok"/>
+        </w:rPr>
+        <w:t xml:space="preserve">head</w:t>
+      </w:r>
+      <w:r>
+        <w:rPr>
+          <w:rStyle w:val="NormalTok"/>
+        </w:rPr>
+        <w:t xml:space="preserve">()</w:t>
       </w:r>
     </w:p>
     <w:p>
@@ -4575,207 +4944,81 @@
       </w:pPr>
       <w:r>
         <w:rPr>
-          <w:rStyle w:val="CommentTok"/>
-        </w:rPr>
-        <w:t xml:space="preserve"># mutate() can build on a column it just created</w:t>
-      </w:r>
-      <w:r>
-        <w:br/>
-      </w:r>
-      <w:r>
-        <w:rPr>
-          <w:rStyle w:val="NormalTok"/>
-        </w:rPr>
-        <w:t xml:space="preserve">pine_csv_df </w:t>
-      </w:r>
-      <w:r>
-        <w:rPr>
-          <w:rStyle w:val="SpecialCharTok"/>
-        </w:rPr>
-        <w:t xml:space="preserve">|&gt;</w:t>
-      </w:r>
-      <w:r>
-        <w:br/>
-      </w:r>
-      <w:r>
-        <w:rPr>
-          <w:rStyle w:val="NormalTok"/>
-        </w:rPr>
-        <w:t xml:space="preserve">  </w:t>
-      </w:r>
-      <w:r>
-        <w:rPr>
-          <w:rStyle w:val="FunctionTok"/>
-        </w:rPr>
-        <w:t xml:space="preserve">mutate</w:t>
-      </w:r>
-      <w:r>
-        <w:rPr>
-          <w:rStyle w:val="NormalTok"/>
-        </w:rPr>
-        <w:t xml:space="preserve">(</w:t>
-      </w:r>
-      <w:r>
-        <w:br/>
-      </w:r>
-      <w:r>
-        <w:rPr>
-          <w:rStyle w:val="NormalTok"/>
-        </w:rPr>
-        <w:t xml:space="preserve">    </w:t>
-      </w:r>
-      <w:r>
-        <w:rPr>
-          <w:rStyle w:val="AttributeTok"/>
-        </w:rPr>
-        <w:t xml:space="preserve">length_cm  =</w:t>
-      </w:r>
-      <w:r>
-        <w:rPr>
-          <w:rStyle w:val="NormalTok"/>
-        </w:rPr>
-        <w:t xml:space="preserve"> length_mm </w:t>
-      </w:r>
-      <w:r>
-        <w:rPr>
-          <w:rStyle w:val="SpecialCharTok"/>
-        </w:rPr>
-        <w:t xml:space="preserve">/</w:t>
-      </w:r>
-      <w:r>
-        <w:rPr>
-          <w:rStyle w:val="NormalTok"/>
-        </w:rPr>
-        <w:t xml:space="preserve"> </w:t>
-      </w:r>
-      <w:r>
-        <w:rPr>
-          <w:rStyle w:val="DecValTok"/>
-        </w:rPr>
-        <w:t xml:space="preserve">10</w:t>
-      </w:r>
-      <w:r>
-        <w:rPr>
-          <w:rStyle w:val="NormalTok"/>
-        </w:rPr>
-        <w:t xml:space="preserve">,</w:t>
-      </w:r>
-      <w:r>
-        <w:br/>
-      </w:r>
-      <w:r>
-        <w:rPr>
-          <w:rStyle w:val="NormalTok"/>
-        </w:rPr>
-        <w:t xml:space="preserve">    </w:t>
-      </w:r>
-      <w:r>
-        <w:rPr>
-          <w:rStyle w:val="AttributeTok"/>
-        </w:rPr>
-        <w:t xml:space="preserve">size_class =</w:t>
-      </w:r>
-      <w:r>
-        <w:rPr>
-          <w:rStyle w:val="NormalTok"/>
-        </w:rPr>
-        <w:t xml:space="preserve"> </w:t>
-      </w:r>
-      <w:r>
-        <w:rPr>
-          <w:rStyle w:val="FunctionTok"/>
-        </w:rPr>
-        <w:t xml:space="preserve">if_else</w:t>
-      </w:r>
-      <w:r>
-        <w:rPr>
-          <w:rStyle w:val="NormalTok"/>
-        </w:rPr>
-        <w:t xml:space="preserve">(length_mm </w:t>
-      </w:r>
-      <w:r>
-        <w:rPr>
-          <w:rStyle w:val="SpecialCharTok"/>
-        </w:rPr>
-        <w:t xml:space="preserve">&gt;</w:t>
-      </w:r>
-      <w:r>
-        <w:rPr>
-          <w:rStyle w:val="NormalTok"/>
-        </w:rPr>
-        <w:t xml:space="preserve"> </w:t>
-      </w:r>
-      <w:r>
-        <w:rPr>
-          <w:rStyle w:val="DecValTok"/>
-        </w:rPr>
-        <w:t xml:space="preserve">18</w:t>
-      </w:r>
-      <w:r>
-        <w:rPr>
-          <w:rStyle w:val="NormalTok"/>
-        </w:rPr>
-        <w:t xml:space="preserve">, </w:t>
-      </w:r>
-      <w:r>
-        <w:rPr>
-          <w:rStyle w:val="StringTok"/>
-        </w:rPr>
-        <w:t xml:space="preserve">"long"</w:t>
-      </w:r>
-      <w:r>
-        <w:rPr>
-          <w:rStyle w:val="NormalTok"/>
-        </w:rPr>
-        <w:t xml:space="preserve">, </w:t>
-      </w:r>
-      <w:r>
-        <w:rPr>
-          <w:rStyle w:val="StringTok"/>
-        </w:rPr>
-        <w:t xml:space="preserve">"short"</w:t>
-      </w:r>
-      <w:r>
-        <w:rPr>
-          <w:rStyle w:val="NormalTok"/>
-        </w:rPr>
-        <w:t xml:space="preserve">)</w:t>
-      </w:r>
-      <w:r>
-        <w:br/>
-      </w:r>
-      <w:r>
-        <w:rPr>
-          <w:rStyle w:val="NormalTok"/>
-        </w:rPr>
-        <w:t xml:space="preserve">  ) </w:t>
-      </w:r>
-      <w:r>
-        <w:rPr>
-          <w:rStyle w:val="SpecialCharTok"/>
-        </w:rPr>
-        <w:t xml:space="preserve">|&gt;</w:t>
-      </w:r>
-      <w:r>
-        <w:br/>
-      </w:r>
-      <w:r>
-        <w:rPr>
-          <w:rStyle w:val="NormalTok"/>
-        </w:rPr>
-        <w:t xml:space="preserve">  </w:t>
-      </w:r>
-      <w:r>
-        <w:rPr>
-          <w:rStyle w:val="FunctionTok"/>
-        </w:rPr>
-        <w:t xml:space="preserve">head</w:t>
-      </w:r>
-      <w:r>
-        <w:rPr>
-          <w:rStyle w:val="NormalTok"/>
-        </w:rPr>
-        <w:t xml:space="preserve">()</w:t>
+          <w:rStyle w:val="VerbatimChar"/>
+        </w:rPr>
+        <w:t xml:space="preserve"># A tibble: 6 × 7</w:t>
+      </w:r>
+      <w:r>
+        <w:br/>
+      </w:r>
+      <w:r>
+        <w:rPr>
+          <w:rStyle w:val="VerbatimChar"/>
+        </w:rPr>
+        <w:t xml:space="preserve">  date    group       n_s   wind  tree_no length_mm log_length</w:t>
+      </w:r>
+      <w:r>
+        <w:br/>
+      </w:r>
+      <w:r>
+        <w:rPr>
+          <w:rStyle w:val="VerbatimChar"/>
+        </w:rPr>
+        <w:t xml:space="preserve">  &lt;chr&gt;   &lt;chr&gt;       &lt;chr&gt; &lt;chr&gt;   &lt;dbl&gt;     &lt;dbl&gt;      &lt;dbl&gt;</w:t>
+      </w:r>
+      <w:r>
+        <w:br/>
+      </w:r>
+      <w:r>
+        <w:rPr>
+          <w:rStyle w:val="VerbatimChar"/>
+        </w:rPr>
+        <w:t xml:space="preserve">1 3/20/25 cephalopods n     lee         1        20       3.00</w:t>
+      </w:r>
+      <w:r>
+        <w:br/>
+      </w:r>
+      <w:r>
+        <w:rPr>
+          <w:rStyle w:val="VerbatimChar"/>
+        </w:rPr>
+        <w:t xml:space="preserve">2 3/20/25 cephalopods n     lee         1        21       3.04</w:t>
+      </w:r>
+      <w:r>
+        <w:br/>
+      </w:r>
+      <w:r>
+        <w:rPr>
+          <w:rStyle w:val="VerbatimChar"/>
+        </w:rPr>
+        <w:t xml:space="preserve">3 3/20/25 cephalopods n     lee         1        23       3.14</w:t>
+      </w:r>
+      <w:r>
+        <w:br/>
+      </w:r>
+      <w:r>
+        <w:rPr>
+          <w:rStyle w:val="VerbatimChar"/>
+        </w:rPr>
+        <w:t xml:space="preserve">4 3/20/25 cephalopods n     lee         1        25       3.22</w:t>
+      </w:r>
+      <w:r>
+        <w:br/>
+      </w:r>
+      <w:r>
+        <w:rPr>
+          <w:rStyle w:val="VerbatimChar"/>
+        </w:rPr>
+        <w:t xml:space="preserve">5 3/20/25 cephalopods n     lee         1        21       3.04</w:t>
+      </w:r>
+      <w:r>
+        <w:br/>
+      </w:r>
+      <w:r>
+        <w:rPr>
+          <w:rStyle w:val="VerbatimChar"/>
+        </w:rPr>
+        <w:t xml:space="preserve">6 3/20/25 cephalopods n     lee         1        16       2.77</w:t>
       </w:r>
     </w:p>
     <w:p>
@@ -4784,6 +5027,215 @@
       </w:pPr>
       <w:r>
         <w:rPr>
+          <w:rStyle w:val="CommentTok"/>
+        </w:rPr>
+        <w:t xml:space="preserve"># mutate() can build on a column it just created</w:t>
+      </w:r>
+      <w:r>
+        <w:br/>
+      </w:r>
+      <w:r>
+        <w:rPr>
+          <w:rStyle w:val="NormalTok"/>
+        </w:rPr>
+        <w:t xml:space="preserve">pine_csv_df </w:t>
+      </w:r>
+      <w:r>
+        <w:rPr>
+          <w:rStyle w:val="SpecialCharTok"/>
+        </w:rPr>
+        <w:t xml:space="preserve">|&gt;</w:t>
+      </w:r>
+      <w:r>
+        <w:br/>
+      </w:r>
+      <w:r>
+        <w:rPr>
+          <w:rStyle w:val="NormalTok"/>
+        </w:rPr>
+        <w:t xml:space="preserve">  </w:t>
+      </w:r>
+      <w:r>
+        <w:rPr>
+          <w:rStyle w:val="FunctionTok"/>
+        </w:rPr>
+        <w:t xml:space="preserve">mutate</w:t>
+      </w:r>
+      <w:r>
+        <w:rPr>
+          <w:rStyle w:val="NormalTok"/>
+        </w:rPr>
+        <w:t xml:space="preserve">(</w:t>
+      </w:r>
+      <w:r>
+        <w:br/>
+      </w:r>
+      <w:r>
+        <w:rPr>
+          <w:rStyle w:val="NormalTok"/>
+        </w:rPr>
+        <w:t xml:space="preserve">    </w:t>
+      </w:r>
+      <w:r>
+        <w:rPr>
+          <w:rStyle w:val="AttributeTok"/>
+        </w:rPr>
+        <w:t xml:space="preserve">length_cm  =</w:t>
+      </w:r>
+      <w:r>
+        <w:rPr>
+          <w:rStyle w:val="NormalTok"/>
+        </w:rPr>
+        <w:t xml:space="preserve"> length_mm </w:t>
+      </w:r>
+      <w:r>
+        <w:rPr>
+          <w:rStyle w:val="SpecialCharTok"/>
+        </w:rPr>
+        <w:t xml:space="preserve">/</w:t>
+      </w:r>
+      <w:r>
+        <w:rPr>
+          <w:rStyle w:val="NormalTok"/>
+        </w:rPr>
+        <w:t xml:space="preserve"> </w:t>
+      </w:r>
+      <w:r>
+        <w:rPr>
+          <w:rStyle w:val="DecValTok"/>
+        </w:rPr>
+        <w:t xml:space="preserve">10</w:t>
+      </w:r>
+      <w:r>
+        <w:rPr>
+          <w:rStyle w:val="NormalTok"/>
+        </w:rPr>
+        <w:t xml:space="preserve">,</w:t>
+      </w:r>
+      <w:r>
+        <w:br/>
+      </w:r>
+      <w:r>
+        <w:rPr>
+          <w:rStyle w:val="NormalTok"/>
+        </w:rPr>
+        <w:t xml:space="preserve">    </w:t>
+      </w:r>
+      <w:r>
+        <w:rPr>
+          <w:rStyle w:val="AttributeTok"/>
+        </w:rPr>
+        <w:t xml:space="preserve">size_class =</w:t>
+      </w:r>
+      <w:r>
+        <w:rPr>
+          <w:rStyle w:val="NormalTok"/>
+        </w:rPr>
+        <w:t xml:space="preserve"> </w:t>
+      </w:r>
+      <w:r>
+        <w:rPr>
+          <w:rStyle w:val="FunctionTok"/>
+        </w:rPr>
+        <w:t xml:space="preserve">if_else</w:t>
+      </w:r>
+      <w:r>
+        <w:rPr>
+          <w:rStyle w:val="NormalTok"/>
+        </w:rPr>
+        <w:t xml:space="preserve">(length_mm </w:t>
+      </w:r>
+      <w:r>
+        <w:rPr>
+          <w:rStyle w:val="SpecialCharTok"/>
+        </w:rPr>
+        <w:t xml:space="preserve">&gt;</w:t>
+      </w:r>
+      <w:r>
+        <w:rPr>
+          <w:rStyle w:val="NormalTok"/>
+        </w:rPr>
+        <w:t xml:space="preserve"> </w:t>
+      </w:r>
+      <w:r>
+        <w:rPr>
+          <w:rStyle w:val="DecValTok"/>
+        </w:rPr>
+        <w:t xml:space="preserve">18</w:t>
+      </w:r>
+      <w:r>
+        <w:rPr>
+          <w:rStyle w:val="NormalTok"/>
+        </w:rPr>
+        <w:t xml:space="preserve">, </w:t>
+      </w:r>
+      <w:r>
+        <w:rPr>
+          <w:rStyle w:val="StringTok"/>
+        </w:rPr>
+        <w:t xml:space="preserve">"long"</w:t>
+      </w:r>
+      <w:r>
+        <w:rPr>
+          <w:rStyle w:val="NormalTok"/>
+        </w:rPr>
+        <w:t xml:space="preserve">, </w:t>
+      </w:r>
+      <w:r>
+        <w:rPr>
+          <w:rStyle w:val="StringTok"/>
+        </w:rPr>
+        <w:t xml:space="preserve">"short"</w:t>
+      </w:r>
+      <w:r>
+        <w:rPr>
+          <w:rStyle w:val="NormalTok"/>
+        </w:rPr>
+        <w:t xml:space="preserve">)</w:t>
+      </w:r>
+      <w:r>
+        <w:br/>
+      </w:r>
+      <w:r>
+        <w:rPr>
+          <w:rStyle w:val="NormalTok"/>
+        </w:rPr>
+        <w:t xml:space="preserve">  ) </w:t>
+      </w:r>
+      <w:r>
+        <w:rPr>
+          <w:rStyle w:val="SpecialCharTok"/>
+        </w:rPr>
+        <w:t xml:space="preserve">|&gt;</w:t>
+      </w:r>
+      <w:r>
+        <w:br/>
+      </w:r>
+      <w:r>
+        <w:rPr>
+          <w:rStyle w:val="NormalTok"/>
+        </w:rPr>
+        <w:t xml:space="preserve">  </w:t>
+      </w:r>
+      <w:r>
+        <w:rPr>
+          <w:rStyle w:val="FunctionTok"/>
+        </w:rPr>
+        <w:t xml:space="preserve">head</w:t>
+      </w:r>
+      <w:r>
+        <w:rPr>
+          <w:rStyle w:val="NormalTok"/>
+        </w:rPr>
+        <w:t xml:space="preserve">()</w:t>
+      </w:r>
+    </w:p>
+    <w:p>
+      <w:pPr>
+        <w:pStyle w:val="SourceCode"/>
+      </w:pPr>
+      <w:r>
+        <w:rPr>
           <w:rStyle w:val="VerbatimChar"/>
         </w:rPr>
         <w:t xml:space="preserve"># A tibble: 6 × 8</w:t>
@@ -4859,6 +5311,1344 @@
           <w:rStyle w:val="VerbatimChar"/>
         </w:rPr>
         <w:t xml:space="preserve">6 3/20/25 cephalopods n     lee         1        16       1.6 short     </w:t>
+      </w:r>
+    </w:p>
+    <w:tbl>
+      <w:tblPr>
+        <w:tblStyle w:val="Table"/>
+        <w:tblLook w:firstRow="0" w:lastRow="0" w:firstColumn="0" w:lastColumn="0" w:noHBand="0" w:noVBand="0" w:val="0000"/>
+        <w:tblBorders>
+          <w:top w:val="single" w:sz="4" w:space="0" w:color="00A047"/>
+          <w:left w:val="single" w:sz="24" w:space="0" w:color="00A047"/>
+          <w:bottom w:val="single" w:sz="4" w:space="0" w:color="00A047"/>
+          <w:right w:val="single" w:sz="4" w:space="0" w:color="00A047"/>
+        </w:tblBorders>
+        <w:tblCellMar>
+          <w:left w:w="144" w:type="dxa"/>
+          <w:right w:w="144" w:type="dxa"/>
+        </w:tblCellMar>
+        <w:tblLook w:firstRow="0" w:lastRow="0" w:firstColumn="0" w:lastColumn="0" w:noHBand="0" w:noVBand="0" w:val="0000"/>
+      </w:tblPr>
+      <w:tr>
+        <w:trPr>
+          <w:cantSplit/>
+        </w:trPr>
+        <w:tc>
+          <w:tcPr>
+            <w:shd w:color="auto" w:fill="ccf1e3" w:val="clear"/>
+            <w:tcMar>
+              <w:top w:w="92" w:type="dxa"/>
+              <w:bottom w:w="92" w:type="dxa"/>
+            </w:tcMar>
+          </w:tcPr>
+          <w:p>
+            <w:pPr>
+              <w:pStyle w:val="FirstParagraph"/>
+            </w:pPr>
+            <w:pPr>
+              <w:spacing w:before="0" w:after="0"/>
+              <w:textAlignment w:val="center"/>
+            </w:pPr>
+            <w:r>
+              <w:drawing>
+                <wp:inline>
+                  <wp:extent cx="152400" cy="152400"/>
+                  <wp:effectExtent b="0" l="0" r="0" t="0"/>
+                  <wp:docPr descr="" title="" id="49" name="Picture"/>
+                  <a:graphic>
+                    <a:graphicData uri="http://schemas.openxmlformats.org/drawingml/2006/picture">
+                      <pic:pic>
+                        <pic:nvPicPr>
+                          <pic:cNvPr descr="/Applications/Positron.app/Contents/Resources/app/quarto/share/formats/docx/tip.png" id="50" name="Picture"/>
+                          <pic:cNvPicPr>
+                            <a:picLocks noChangeArrowheads="1" noChangeAspect="1"/>
+                          </pic:cNvPicPr>
+                        </pic:nvPicPr>
+                        <pic:blipFill>
+                          <a:blip r:embed="rId21"/>
+                          <a:stretch>
+                            <a:fillRect/>
+                          </a:stretch>
+                        </pic:blipFill>
+                        <pic:spPr bwMode="auto">
+                          <a:xfrm>
+                            <a:off x="0" y="0"/>
+                            <a:ext cx="152400" cy="152400"/>
+                          </a:xfrm>
+                          <a:prstGeom prst="rect">
+                            <a:avLst/>
+                          </a:prstGeom>
+                          <a:noFill/>
+                          <a:ln w="9525">
+                            <a:noFill/>
+                            <a:headEnd/>
+                            <a:tailEnd/>
+                          </a:ln>
+                        </pic:spPr>
+                      </pic:pic>
+                    </a:graphicData>
+                  </a:graphic>
+                </wp:inline>
+              </w:drawing>
+            </w:r>
+            <w:r>
+              <w:t xml:space="preserve"> </w:t>
+            </w:r>
+            <w:r>
+              <w:t xml:space="preserve"> </w:t>
+            </w:r>
+            <w:r>
+              <w:t xml:space="preserve">Tip</w:t>
+            </w:r>
+          </w:p>
+        </w:tc>
+      </w:tr>
+      <w:tr>
+        <w:trPr>
+          <w:cantSplit/>
+        </w:trPr>
+        <w:tc>
+          <w:tcPr>
+            <w:tcMar>
+              <w:top w:w="108" w:type="dxa"/>
+              <w:bottom w:w="108" w:type="dxa"/>
+            </w:tcMar>
+          </w:tcPr>
+          <w:p>
+            <w:pPr>
+              <w:pStyle w:val="BodyText"/>
+            </w:pPr>
+            <w:pPr>
+              <w:spacing w:before="16"/>
+            </w:pPr>
+            <w:r>
+              <w:rPr>
+                <w:b/>
+                <w:bCs/>
+              </w:rPr>
+              <w:t xml:space="preserve">📖 Why log-transform?</w:t>
+            </w:r>
+          </w:p>
+          <w:p>
+            <w:pPr>
+              <w:pStyle w:val="BodyText"/>
+            </w:pPr>
+            <w:pPr>
+              <w:spacing w:after="16"/>
+            </w:pPr>
+            <w:r>
+              <w:t xml:space="preserve">Many biological measurements are</w:t>
+            </w:r>
+            <w:r>
+              <w:t xml:space="preserve"> </w:t>
+            </w:r>
+            <w:r>
+              <w:rPr>
+                <w:b/>
+                <w:bCs/>
+              </w:rPr>
+              <w:t xml:space="preserve">right-skewed</w:t>
+            </w:r>
+            <w:r>
+              <w:t xml:space="preserve"> </w:t>
+            </w:r>
+            <w:r>
+              <w:t xml:space="preserve">— a log transform pulls extreme values in and can make a distribution more symmetric before you summarize or test it. We’ll check whether it matters for our data in a later module.</w:t>
+            </w:r>
+          </w:p>
+          <w:p/>
+        </w:tc>
+      </w:tr>
+    </w:tbl>
+    <w:bookmarkEnd w:id="51"/>
+    <w:bookmarkStart w:id="52" w:name="arrange-sorting-rows"/>
+    <w:p>
+      <w:pPr>
+        <w:pStyle w:val="Heading2"/>
+      </w:pPr>
+      <w:r>
+        <w:rPr>
+          <w:rStyle w:val="VerbatimChar"/>
+        </w:rPr>
+        <w:t xml:space="preserve">arrange()</w:t>
+      </w:r>
+      <w:r>
+        <w:t xml:space="preserve"> </w:t>
+      </w:r>
+      <w:r>
+        <w:t xml:space="preserve">— Sorting Rows</w:t>
+      </w:r>
+    </w:p>
+    <w:p>
+      <w:pPr>
+        <w:pStyle w:val="SourceCode"/>
+      </w:pPr>
+      <w:r>
+        <w:rPr>
+          <w:rStyle w:val="CommentTok"/>
+        </w:rPr>
+        <w:t xml:space="preserve"># Shortest needles first</w:t>
+      </w:r>
+      <w:r>
+        <w:br/>
+      </w:r>
+      <w:r>
+        <w:rPr>
+          <w:rStyle w:val="NormalTok"/>
+        </w:rPr>
+        <w:t xml:space="preserve">pine_csv_df </w:t>
+      </w:r>
+      <w:r>
+        <w:rPr>
+          <w:rStyle w:val="SpecialCharTok"/>
+        </w:rPr>
+        <w:t xml:space="preserve">|&gt;</w:t>
+      </w:r>
+      <w:r>
+        <w:rPr>
+          <w:rStyle w:val="NormalTok"/>
+        </w:rPr>
+        <w:t xml:space="preserve"> </w:t>
+      </w:r>
+      <w:r>
+        <w:rPr>
+          <w:rStyle w:val="FunctionTok"/>
+        </w:rPr>
+        <w:t xml:space="preserve">arrange</w:t>
+      </w:r>
+      <w:r>
+        <w:rPr>
+          <w:rStyle w:val="NormalTok"/>
+        </w:rPr>
+        <w:t xml:space="preserve">(length_mm)</w:t>
+      </w:r>
+    </w:p>
+    <w:p>
+      <w:pPr>
+        <w:pStyle w:val="SourceCode"/>
+      </w:pPr>
+      <w:r>
+        <w:rPr>
+          <w:rStyle w:val="VerbatimChar"/>
+        </w:rPr>
+        <w:t xml:space="preserve"># A tibble: 48 × 6</w:t>
+      </w:r>
+      <w:r>
+        <w:br/>
+      </w:r>
+      <w:r>
+        <w:rPr>
+          <w:rStyle w:val="VerbatimChar"/>
+        </w:rPr>
+        <w:t xml:space="preserve">   date    group       n_s   wind  tree_no length_mm</w:t>
+      </w:r>
+      <w:r>
+        <w:br/>
+      </w:r>
+      <w:r>
+        <w:rPr>
+          <w:rStyle w:val="VerbatimChar"/>
+        </w:rPr>
+        <w:t xml:space="preserve">   &lt;chr&gt;   &lt;chr&gt;       &lt;chr&gt; &lt;chr&gt;   &lt;dbl&gt;     &lt;dbl&gt;</w:t>
+      </w:r>
+      <w:r>
+        <w:br/>
+      </w:r>
+      <w:r>
+        <w:rPr>
+          <w:rStyle w:val="VerbatimChar"/>
+        </w:rPr>
+        <w:t xml:space="preserve"> 1 3/20/25 salmon      s     wind        2        12</w:t>
+      </w:r>
+      <w:r>
+        <w:br/>
+      </w:r>
+      <w:r>
+        <w:rPr>
+          <w:rStyle w:val="VerbatimChar"/>
+        </w:rPr>
+        <w:t xml:space="preserve"> 2 3/20/25 salmon      s     wind        2        12</w:t>
+      </w:r>
+      <w:r>
+        <w:br/>
+      </w:r>
+      <w:r>
+        <w:rPr>
+          <w:rStyle w:val="VerbatimChar"/>
+        </w:rPr>
+        <w:t xml:space="preserve"> 3 3/20/25 salmon      s     wind        2        12</w:t>
+      </w:r>
+      <w:r>
+        <w:br/>
+      </w:r>
+      <w:r>
+        <w:rPr>
+          <w:rStyle w:val="VerbatimChar"/>
+        </w:rPr>
+        <w:t xml:space="preserve"> 4 3/20/25 cephalopods s     wind        1        13</w:t>
+      </w:r>
+      <w:r>
+        <w:br/>
+      </w:r>
+      <w:r>
+        <w:rPr>
+          <w:rStyle w:val="VerbatimChar"/>
+        </w:rPr>
+        <w:t xml:space="preserve"> 5 3/20/25 salmon      s     wind        2        13</w:t>
+      </w:r>
+      <w:r>
+        <w:br/>
+      </w:r>
+      <w:r>
+        <w:rPr>
+          <w:rStyle w:val="VerbatimChar"/>
+        </w:rPr>
+        <w:t xml:space="preserve"> 6 3/20/25 crayfish    s     wind        3        13</w:t>
+      </w:r>
+      <w:r>
+        <w:br/>
+      </w:r>
+      <w:r>
+        <w:rPr>
+          <w:rStyle w:val="VerbatimChar"/>
+        </w:rPr>
+        <w:t xml:space="preserve"> 7 3/20/25 cephalopods s     wind        1        14</w:t>
+      </w:r>
+      <w:r>
+        <w:br/>
+      </w:r>
+      <w:r>
+        <w:rPr>
+          <w:rStyle w:val="VerbatimChar"/>
+        </w:rPr>
+        <w:t xml:space="preserve"> 8 3/20/25 salmon      s     wind        2        14</w:t>
+      </w:r>
+      <w:r>
+        <w:br/>
+      </w:r>
+      <w:r>
+        <w:rPr>
+          <w:rStyle w:val="VerbatimChar"/>
+        </w:rPr>
+        <w:t xml:space="preserve"> 9 3/20/25 salmon      s     wind        2        14</w:t>
+      </w:r>
+      <w:r>
+        <w:br/>
+      </w:r>
+      <w:r>
+        <w:rPr>
+          <w:rStyle w:val="VerbatimChar"/>
+        </w:rPr>
+        <w:t xml:space="preserve">10 3/20/25 crayfish    s     wind        3        14</w:t>
+      </w:r>
+      <w:r>
+        <w:br/>
+      </w:r>
+      <w:r>
+        <w:rPr>
+          <w:rStyle w:val="VerbatimChar"/>
+        </w:rPr>
+        <w:t xml:space="preserve"># ℹ 38 more rows</w:t>
+      </w:r>
+    </w:p>
+    <w:p>
+      <w:pPr>
+        <w:pStyle w:val="SourceCode"/>
+      </w:pPr>
+      <w:r>
+        <w:rPr>
+          <w:rStyle w:val="CommentTok"/>
+        </w:rPr>
+        <w:t xml:space="preserve"># Longest first</w:t>
+      </w:r>
+      <w:r>
+        <w:br/>
+      </w:r>
+      <w:r>
+        <w:rPr>
+          <w:rStyle w:val="NormalTok"/>
+        </w:rPr>
+        <w:t xml:space="preserve">pine_csv_df </w:t>
+      </w:r>
+      <w:r>
+        <w:rPr>
+          <w:rStyle w:val="SpecialCharTok"/>
+        </w:rPr>
+        <w:t xml:space="preserve">|&gt;</w:t>
+      </w:r>
+      <w:r>
+        <w:rPr>
+          <w:rStyle w:val="NormalTok"/>
+        </w:rPr>
+        <w:t xml:space="preserve"> </w:t>
+      </w:r>
+      <w:r>
+        <w:rPr>
+          <w:rStyle w:val="FunctionTok"/>
+        </w:rPr>
+        <w:t xml:space="preserve">arrange</w:t>
+      </w:r>
+      <w:r>
+        <w:rPr>
+          <w:rStyle w:val="NormalTok"/>
+        </w:rPr>
+        <w:t xml:space="preserve">(</w:t>
+      </w:r>
+      <w:r>
+        <w:rPr>
+          <w:rStyle w:val="FunctionTok"/>
+        </w:rPr>
+        <w:t xml:space="preserve">desc</w:t>
+      </w:r>
+      <w:r>
+        <w:rPr>
+          <w:rStyle w:val="NormalTok"/>
+        </w:rPr>
+        <w:t xml:space="preserve">(length_mm))</w:t>
+      </w:r>
+    </w:p>
+    <w:p>
+      <w:pPr>
+        <w:pStyle w:val="SourceCode"/>
+      </w:pPr>
+      <w:r>
+        <w:rPr>
+          <w:rStyle w:val="VerbatimChar"/>
+        </w:rPr>
+        <w:t xml:space="preserve"># A tibble: 48 × 6</w:t>
+      </w:r>
+      <w:r>
+        <w:br/>
+      </w:r>
+      <w:r>
+        <w:rPr>
+          <w:rStyle w:val="VerbatimChar"/>
+        </w:rPr>
+        <w:t xml:space="preserve">   date    group       n_s   wind  tree_no length_mm</w:t>
+      </w:r>
+      <w:r>
+        <w:br/>
+      </w:r>
+      <w:r>
+        <w:rPr>
+          <w:rStyle w:val="VerbatimChar"/>
+        </w:rPr>
+        <w:t xml:space="preserve">   &lt;chr&gt;   &lt;chr&gt;       &lt;chr&gt; &lt;chr&gt;   &lt;dbl&gt;     &lt;dbl&gt;</w:t>
+      </w:r>
+      <w:r>
+        <w:br/>
+      </w:r>
+      <w:r>
+        <w:rPr>
+          <w:rStyle w:val="VerbatimChar"/>
+        </w:rPr>
+        <w:t xml:space="preserve"> 1 3/20/25 cephalopods n     lee         1        25</w:t>
+      </w:r>
+      <w:r>
+        <w:br/>
+      </w:r>
+      <w:r>
+        <w:rPr>
+          <w:rStyle w:val="VerbatimChar"/>
+        </w:rPr>
+        <w:t xml:space="preserve"> 2 3/20/25 crayfish    n     lee         3        25</w:t>
+      </w:r>
+      <w:r>
+        <w:br/>
+      </w:r>
+      <w:r>
+        <w:rPr>
+          <w:rStyle w:val="VerbatimChar"/>
+        </w:rPr>
+        <w:t xml:space="preserve"> 3 3/20/25 cephalopods n     lee         1        23</w:t>
+      </w:r>
+      <w:r>
+        <w:br/>
+      </w:r>
+      <w:r>
+        <w:rPr>
+          <w:rStyle w:val="VerbatimChar"/>
+        </w:rPr>
+        <w:t xml:space="preserve"> 4 3/20/25 salmon      n     lee         2        23</w:t>
+      </w:r>
+      <w:r>
+        <w:br/>
+      </w:r>
+      <w:r>
+        <w:rPr>
+          <w:rStyle w:val="VerbatimChar"/>
+        </w:rPr>
+        <w:t xml:space="preserve"> 5 3/20/25 crayfish    n     lee         3        23</w:t>
+      </w:r>
+      <w:r>
+        <w:br/>
+      </w:r>
+      <w:r>
+        <w:rPr>
+          <w:rStyle w:val="VerbatimChar"/>
+        </w:rPr>
+        <w:t xml:space="preserve"> 6 3/20/25 snail       n     lee         4        23</w:t>
+      </w:r>
+      <w:r>
+        <w:br/>
+      </w:r>
+      <w:r>
+        <w:rPr>
+          <w:rStyle w:val="VerbatimChar"/>
+        </w:rPr>
+        <w:t xml:space="preserve"> 7 3/20/25 cephalopods n     lee         1        21</w:t>
+      </w:r>
+      <w:r>
+        <w:br/>
+      </w:r>
+      <w:r>
+        <w:rPr>
+          <w:rStyle w:val="VerbatimChar"/>
+        </w:rPr>
+        <w:t xml:space="preserve"> 8 3/20/25 cephalopods n     lee         1        21</w:t>
+      </w:r>
+      <w:r>
+        <w:br/>
+      </w:r>
+      <w:r>
+        <w:rPr>
+          <w:rStyle w:val="VerbatimChar"/>
+        </w:rPr>
+        <w:t xml:space="preserve"> 9 3/20/25 salmon      n     lee         2        21</w:t>
+      </w:r>
+      <w:r>
+        <w:br/>
+      </w:r>
+      <w:r>
+        <w:rPr>
+          <w:rStyle w:val="VerbatimChar"/>
+        </w:rPr>
+        <w:t xml:space="preserve">10 3/20/25 crayfish    n     lee         3        21</w:t>
+      </w:r>
+      <w:r>
+        <w:br/>
+      </w:r>
+      <w:r>
+        <w:rPr>
+          <w:rStyle w:val="VerbatimChar"/>
+        </w:rPr>
+        <w:t xml:space="preserve"># ℹ 38 more rows</w:t>
+      </w:r>
+    </w:p>
+    <w:p>
+      <w:pPr>
+        <w:pStyle w:val="Compact"/>
+        <w:numPr>
+          <w:ilvl w:val="0"/>
+          <w:numId w:val="1005"/>
+        </w:numPr>
+      </w:pPr>
+      <w:r>
+        <w:t xml:space="preserve">Default is</w:t>
+      </w:r>
+      <w:r>
+        <w:t xml:space="preserve"> </w:t>
+      </w:r>
+      <w:r>
+        <w:rPr>
+          <w:b/>
+          <w:bCs/>
+        </w:rPr>
+        <w:t xml:space="preserve">ascending</w:t>
+      </w:r>
+      <w:r>
+        <w:t xml:space="preserve"> </w:t>
+      </w:r>
+      <w:r>
+        <w:t xml:space="preserve">(smallest first)</w:t>
+      </w:r>
+    </w:p>
+    <w:p>
+      <w:pPr>
+        <w:pStyle w:val="Compact"/>
+        <w:numPr>
+          <w:ilvl w:val="0"/>
+          <w:numId w:val="1005"/>
+        </w:numPr>
+      </w:pPr>
+      <w:r>
+        <w:rPr>
+          <w:rStyle w:val="VerbatimChar"/>
+        </w:rPr>
+        <w:t xml:space="preserve">desc()</w:t>
+      </w:r>
+      <w:r>
+        <w:t xml:space="preserve"> </w:t>
+      </w:r>
+      <w:r>
+        <w:t xml:space="preserve">reverses it</w:t>
+      </w:r>
+    </w:p>
+    <w:bookmarkEnd w:id="52"/>
+    <w:bookmarkStart w:id="55" w:name="arrange-sorting-by-multiple-columns"/>
+    <w:p>
+      <w:pPr>
+        <w:pStyle w:val="Heading2"/>
+      </w:pPr>
+      <w:r>
+        <w:rPr>
+          <w:rStyle w:val="VerbatimChar"/>
+        </w:rPr>
+        <w:t xml:space="preserve">arrange()</w:t>
+      </w:r>
+      <w:r>
+        <w:t xml:space="preserve"> </w:t>
+      </w:r>
+      <w:r>
+        <w:t xml:space="preserve">— Sorting by Multiple Columns</w:t>
+      </w:r>
+    </w:p>
+    <w:p>
+      <w:pPr>
+        <w:pStyle w:val="SourceCode"/>
+      </w:pPr>
+      <w:r>
+        <w:rPr>
+          <w:rStyle w:val="CommentTok"/>
+        </w:rPr>
+        <w:t xml:space="preserve"># Sort by side, then by length within each side</w:t>
+      </w:r>
+      <w:r>
+        <w:br/>
+      </w:r>
+      <w:r>
+        <w:rPr>
+          <w:rStyle w:val="NormalTok"/>
+        </w:rPr>
+        <w:t xml:space="preserve">pine_csv_df </w:t>
+      </w:r>
+      <w:r>
+        <w:rPr>
+          <w:rStyle w:val="SpecialCharTok"/>
+        </w:rPr>
+        <w:t xml:space="preserve">|&gt;</w:t>
+      </w:r>
+      <w:r>
+        <w:rPr>
+          <w:rStyle w:val="NormalTok"/>
+        </w:rPr>
+        <w:t xml:space="preserve"> </w:t>
+      </w:r>
+      <w:r>
+        <w:rPr>
+          <w:rStyle w:val="FunctionTok"/>
+        </w:rPr>
+        <w:t xml:space="preserve">arrange</w:t>
+      </w:r>
+      <w:r>
+        <w:rPr>
+          <w:rStyle w:val="NormalTok"/>
+        </w:rPr>
+        <w:t xml:space="preserve">(n_s, </w:t>
+      </w:r>
+      <w:r>
+        <w:rPr>
+          <w:rStyle w:val="FunctionTok"/>
+        </w:rPr>
+        <w:t xml:space="preserve">desc</w:t>
+      </w:r>
+      <w:r>
+        <w:rPr>
+          <w:rStyle w:val="NormalTok"/>
+        </w:rPr>
+        <w:t xml:space="preserve">(length_mm))</w:t>
+      </w:r>
+    </w:p>
+    <w:p>
+      <w:pPr>
+        <w:pStyle w:val="SourceCode"/>
+      </w:pPr>
+      <w:r>
+        <w:rPr>
+          <w:rStyle w:val="VerbatimChar"/>
+        </w:rPr>
+        <w:t xml:space="preserve"># A tibble: 48 × 6</w:t>
+      </w:r>
+      <w:r>
+        <w:br/>
+      </w:r>
+      <w:r>
+        <w:rPr>
+          <w:rStyle w:val="VerbatimChar"/>
+        </w:rPr>
+        <w:t xml:space="preserve">   date    group       n_s   wind  tree_no length_mm</w:t>
+      </w:r>
+      <w:r>
+        <w:br/>
+      </w:r>
+      <w:r>
+        <w:rPr>
+          <w:rStyle w:val="VerbatimChar"/>
+        </w:rPr>
+        <w:t xml:space="preserve">   &lt;chr&gt;   &lt;chr&gt;       &lt;chr&gt; &lt;chr&gt;   &lt;dbl&gt;     &lt;dbl&gt;</w:t>
+      </w:r>
+      <w:r>
+        <w:br/>
+      </w:r>
+      <w:r>
+        <w:rPr>
+          <w:rStyle w:val="VerbatimChar"/>
+        </w:rPr>
+        <w:t xml:space="preserve"> 1 3/20/25 cephalopods n     lee         1        25</w:t>
+      </w:r>
+      <w:r>
+        <w:br/>
+      </w:r>
+      <w:r>
+        <w:rPr>
+          <w:rStyle w:val="VerbatimChar"/>
+        </w:rPr>
+        <w:t xml:space="preserve"> 2 3/20/25 crayfish    n     lee         3        25</w:t>
+      </w:r>
+      <w:r>
+        <w:br/>
+      </w:r>
+      <w:r>
+        <w:rPr>
+          <w:rStyle w:val="VerbatimChar"/>
+        </w:rPr>
+        <w:t xml:space="preserve"> 3 3/20/25 cephalopods n     lee         1        23</w:t>
+      </w:r>
+      <w:r>
+        <w:br/>
+      </w:r>
+      <w:r>
+        <w:rPr>
+          <w:rStyle w:val="VerbatimChar"/>
+        </w:rPr>
+        <w:t xml:space="preserve"> 4 3/20/25 salmon      n     lee         2        23</w:t>
+      </w:r>
+      <w:r>
+        <w:br/>
+      </w:r>
+      <w:r>
+        <w:rPr>
+          <w:rStyle w:val="VerbatimChar"/>
+        </w:rPr>
+        <w:t xml:space="preserve"> 5 3/20/25 crayfish    n     lee         3        23</w:t>
+      </w:r>
+      <w:r>
+        <w:br/>
+      </w:r>
+      <w:r>
+        <w:rPr>
+          <w:rStyle w:val="VerbatimChar"/>
+        </w:rPr>
+        <w:t xml:space="preserve"> 6 3/20/25 snail       n     lee         4        23</w:t>
+      </w:r>
+      <w:r>
+        <w:br/>
+      </w:r>
+      <w:r>
+        <w:rPr>
+          <w:rStyle w:val="VerbatimChar"/>
+        </w:rPr>
+        <w:t xml:space="preserve"> 7 3/20/25 cephalopods n     lee         1        21</w:t>
+      </w:r>
+      <w:r>
+        <w:br/>
+      </w:r>
+      <w:r>
+        <w:rPr>
+          <w:rStyle w:val="VerbatimChar"/>
+        </w:rPr>
+        <w:t xml:space="preserve"> 8 3/20/25 cephalopods n     lee         1        21</w:t>
+      </w:r>
+      <w:r>
+        <w:br/>
+      </w:r>
+      <w:r>
+        <w:rPr>
+          <w:rStyle w:val="VerbatimChar"/>
+        </w:rPr>
+        <w:t xml:space="preserve"> 9 3/20/25 salmon      n     lee         2        21</w:t>
+      </w:r>
+      <w:r>
+        <w:br/>
+      </w:r>
+      <w:r>
+        <w:rPr>
+          <w:rStyle w:val="VerbatimChar"/>
+        </w:rPr>
+        <w:t xml:space="preserve">10 3/20/25 crayfish    n     lee         3        21</w:t>
+      </w:r>
+      <w:r>
+        <w:br/>
+      </w:r>
+      <w:r>
+        <w:rPr>
+          <w:rStyle w:val="VerbatimChar"/>
+        </w:rPr>
+        <w:t xml:space="preserve"># ℹ 38 more rows</w:t>
+      </w:r>
+    </w:p>
+    <w:p>
+      <w:pPr>
+        <w:pStyle w:val="Compact"/>
+        <w:numPr>
+          <w:ilvl w:val="0"/>
+          <w:numId w:val="1006"/>
+        </w:numPr>
+      </w:pPr>
+      <w:r>
+        <w:t xml:space="preserve">Most useful at the</w:t>
+      </w:r>
+      <w:r>
+        <w:t xml:space="preserve"> </w:t>
+      </w:r>
+      <w:r>
+        <w:rPr>
+          <w:b/>
+          <w:bCs/>
+        </w:rPr>
+        <w:t xml:space="preserve">end</w:t>
+      </w:r>
+      <w:r>
+        <w:t xml:space="preserve"> </w:t>
+      </w:r>
+      <w:r>
+        <w:t xml:space="preserve">of a pipeline, to inspect results in a sensible order</w:t>
+      </w:r>
+    </w:p>
+    <w:tbl>
+      <w:tblPr>
+        <w:tblStyle w:val="Table"/>
+        <w:tblLook w:firstRow="0" w:lastRow="0" w:firstColumn="0" w:lastColumn="0" w:noHBand="0" w:noVBand="0" w:val="0000"/>
+        <w:tblBorders>
+          <w:top w:val="single" w:sz="4" w:space="0" w:color="00A047"/>
+          <w:left w:val="single" w:sz="24" w:space="0" w:color="00A047"/>
+          <w:bottom w:val="single" w:sz="4" w:space="0" w:color="00A047"/>
+          <w:right w:val="single" w:sz="4" w:space="0" w:color="00A047"/>
+        </w:tblBorders>
+        <w:tblCellMar>
+          <w:left w:w="144" w:type="dxa"/>
+          <w:right w:w="144" w:type="dxa"/>
+        </w:tblCellMar>
+        <w:tblLook w:firstRow="0" w:lastRow="0" w:firstColumn="0" w:lastColumn="0" w:noHBand="0" w:noVBand="0" w:val="0000"/>
+      </w:tblPr>
+      <w:tr>
+        <w:trPr>
+          <w:cantSplit/>
+        </w:trPr>
+        <w:tc>
+          <w:tcPr>
+            <w:shd w:color="auto" w:fill="ccf1e3" w:val="clear"/>
+            <w:tcMar>
+              <w:top w:w="92" w:type="dxa"/>
+              <w:bottom w:w="92" w:type="dxa"/>
+            </w:tcMar>
+          </w:tcPr>
+          <w:p>
+            <w:pPr>
+              <w:pStyle w:val="FirstParagraph"/>
+            </w:pPr>
+            <w:pPr>
+              <w:spacing w:before="0" w:after="0"/>
+              <w:textAlignment w:val="center"/>
+            </w:pPr>
+            <w:r>
+              <w:drawing>
+                <wp:inline>
+                  <wp:extent cx="152400" cy="152400"/>
+                  <wp:effectExtent b="0" l="0" r="0" t="0"/>
+                  <wp:docPr descr="" title="" id="53" name="Picture"/>
+                  <a:graphic>
+                    <a:graphicData uri="http://schemas.openxmlformats.org/drawingml/2006/picture">
+                      <pic:pic>
+                        <pic:nvPicPr>
+                          <pic:cNvPr descr="/Applications/Positron.app/Contents/Resources/app/quarto/share/formats/docx/tip.png" id="54" name="Picture"/>
+                          <pic:cNvPicPr>
+                            <a:picLocks noChangeArrowheads="1" noChangeAspect="1"/>
+                          </pic:cNvPicPr>
+                        </pic:nvPicPr>
+                        <pic:blipFill>
+                          <a:blip r:embed="rId21"/>
+                          <a:stretch>
+                            <a:fillRect/>
+                          </a:stretch>
+                        </pic:blipFill>
+                        <pic:spPr bwMode="auto">
+                          <a:xfrm>
+                            <a:off x="0" y="0"/>
+                            <a:ext cx="152400" cy="152400"/>
+                          </a:xfrm>
+                          <a:prstGeom prst="rect">
+                            <a:avLst/>
+                          </a:prstGeom>
+                          <a:noFill/>
+                          <a:ln w="9525">
+                            <a:noFill/>
+                            <a:headEnd/>
+                            <a:tailEnd/>
+                          </a:ln>
+                        </pic:spPr>
+                      </pic:pic>
+                    </a:graphicData>
+                  </a:graphic>
+                </wp:inline>
+              </w:drawing>
+            </w:r>
+            <w:r>
+              <w:t xml:space="preserve"> </w:t>
+            </w:r>
+            <w:r>
+              <w:t xml:space="preserve"> </w:t>
+            </w:r>
+            <w:r>
+              <w:t xml:space="preserve">Tip</w:t>
+            </w:r>
+          </w:p>
+        </w:tc>
+      </w:tr>
+      <w:tr>
+        <w:trPr>
+          <w:cantSplit/>
+        </w:trPr>
+        <w:tc>
+          <w:tcPr>
+            <w:tcMar>
+              <w:top w:w="108" w:type="dxa"/>
+              <w:bottom w:w="108" w:type="dxa"/>
+            </w:tcMar>
+          </w:tcPr>
+          <w:p>
+            <w:pPr>
+              <w:pStyle w:val="BodyText"/>
+            </w:pPr>
+            <w:pPr>
+              <w:spacing w:before="16" w:after="16"/>
+            </w:pPr>
+            <w:r>
+              <w:rPr>
+                <w:rStyle w:val="VerbatimChar"/>
+              </w:rPr>
+              <w:t xml:space="preserve">arrange()</w:t>
+            </w:r>
+            <w:r>
+              <w:t xml:space="preserve"> </w:t>
+            </w:r>
+            <w:r>
+              <w:t xml:space="preserve">never changes</w:t>
+            </w:r>
+            <w:r>
+              <w:t xml:space="preserve"> </w:t>
+            </w:r>
+            <w:r>
+              <w:rPr>
+                <w:i/>
+                <w:iCs/>
+              </w:rPr>
+              <w:t xml:space="preserve">which</w:t>
+            </w:r>
+            <w:r>
+              <w:t xml:space="preserve"> </w:t>
+            </w:r>
+            <w:r>
+              <w:t xml:space="preserve">rows you have — only the order they print in.</w:t>
+            </w:r>
+          </w:p>
+          <w:p/>
+        </w:tc>
+      </w:tr>
+    </w:tbl>
+    <w:bookmarkEnd w:id="55"/>
+    <w:bookmarkStart w:id="58" w:name="the-full-pipeline"/>
+    <w:p>
+      <w:pPr>
+        <w:pStyle w:val="Heading2"/>
+      </w:pPr>
+      <w:r>
+        <w:t xml:space="preserve">The Full Pipeline</w:t>
+      </w:r>
+    </w:p>
+    <w:p>
+      <w:pPr>
+        <w:pStyle w:val="SourceCode"/>
+      </w:pPr>
+      <w:r>
+        <w:rPr>
+          <w:rStyle w:val="NormalTok"/>
+        </w:rPr>
+        <w:t xml:space="preserve">pine_wrangled_df </w:t>
+      </w:r>
+      <w:r>
+        <w:rPr>
+          <w:rStyle w:val="OtherTok"/>
+        </w:rPr>
+        <w:t xml:space="preserve">&lt;-</w:t>
+      </w:r>
+      <w:r>
+        <w:rPr>
+          <w:rStyle w:val="NormalTok"/>
+        </w:rPr>
+        <w:t xml:space="preserve"> pine_csv_df </w:t>
+      </w:r>
+      <w:r>
+        <w:rPr>
+          <w:rStyle w:val="SpecialCharTok"/>
+        </w:rPr>
+        <w:t xml:space="preserve">|&gt;</w:t>
+      </w:r>
+      <w:r>
+        <w:br/>
+      </w:r>
+      <w:r>
+        <w:rPr>
+          <w:rStyle w:val="NormalTok"/>
+        </w:rPr>
+        <w:t xml:space="preserve">  </w:t>
+      </w:r>
+      <w:r>
+        <w:rPr>
+          <w:rStyle w:val="FunctionTok"/>
+        </w:rPr>
+        <w:t xml:space="preserve">filter</w:t>
+      </w:r>
+      <w:r>
+        <w:rPr>
+          <w:rStyle w:val="NormalTok"/>
+        </w:rPr>
+        <w:t xml:space="preserve">(length_mm </w:t>
+      </w:r>
+      <w:r>
+        <w:rPr>
+          <w:rStyle w:val="SpecialCharTok"/>
+        </w:rPr>
+        <w:t xml:space="preserve">&gt;</w:t>
+      </w:r>
+      <w:r>
+        <w:rPr>
+          <w:rStyle w:val="NormalTok"/>
+        </w:rPr>
+        <w:t xml:space="preserve"> </w:t>
+      </w:r>
+      <w:r>
+        <w:rPr>
+          <w:rStyle w:val="DecValTok"/>
+        </w:rPr>
+        <w:t xml:space="preserve">0</w:t>
+      </w:r>
+      <w:r>
+        <w:rPr>
+          <w:rStyle w:val="NormalTok"/>
+        </w:rPr>
+        <w:t xml:space="preserve">) </w:t>
+      </w:r>
+      <w:r>
+        <w:rPr>
+          <w:rStyle w:val="SpecialCharTok"/>
+        </w:rPr>
+        <w:t xml:space="preserve">|&gt;</w:t>
+      </w:r>
+      <w:r>
+        <w:rPr>
+          <w:rStyle w:val="NormalTok"/>
+        </w:rPr>
+        <w:t xml:space="preserve">                 </w:t>
+      </w:r>
+      <w:r>
+        <w:rPr>
+          <w:rStyle w:val="CommentTok"/>
+        </w:rPr>
+        <w:t xml:space="preserve"># drop impossible values</w:t>
+      </w:r>
+      <w:r>
+        <w:br/>
+      </w:r>
+      <w:r>
+        <w:rPr>
+          <w:rStyle w:val="NormalTok"/>
+        </w:rPr>
+        <w:t xml:space="preserve">  </w:t>
+      </w:r>
+      <w:r>
+        <w:rPr>
+          <w:rStyle w:val="FunctionTok"/>
+        </w:rPr>
+        <w:t xml:space="preserve">select</w:t>
+      </w:r>
+      <w:r>
+        <w:rPr>
+          <w:rStyle w:val="NormalTok"/>
+        </w:rPr>
+        <w:t xml:space="preserve">(group, n_s, wind, length_mm) </w:t>
+      </w:r>
+      <w:r>
+        <w:rPr>
+          <w:rStyle w:val="SpecialCharTok"/>
+        </w:rPr>
+        <w:t xml:space="preserve">|&gt;</w:t>
+      </w:r>
+      <w:r>
+        <w:rPr>
+          <w:rStyle w:val="NormalTok"/>
+        </w:rPr>
+        <w:t xml:space="preserve">   </w:t>
+      </w:r>
+      <w:r>
+        <w:rPr>
+          <w:rStyle w:val="CommentTok"/>
+        </w:rPr>
+        <w:t xml:space="preserve"># keep what we need</w:t>
+      </w:r>
+      <w:r>
+        <w:br/>
+      </w:r>
+      <w:r>
+        <w:rPr>
+          <w:rStyle w:val="NormalTok"/>
+        </w:rPr>
+        <w:t xml:space="preserve">  </w:t>
+      </w:r>
+      <w:r>
+        <w:rPr>
+          <w:rStyle w:val="FunctionTok"/>
+        </w:rPr>
+        <w:t xml:space="preserve">mutate</w:t>
+      </w:r>
+      <w:r>
+        <w:rPr>
+          <w:rStyle w:val="NormalTok"/>
+        </w:rPr>
+        <w:t xml:space="preserve">(</w:t>
+      </w:r>
+      <w:r>
+        <w:br/>
+      </w:r>
+      <w:r>
+        <w:rPr>
+          <w:rStyle w:val="NormalTok"/>
+        </w:rPr>
+        <w:t xml:space="preserve">    </w:t>
+      </w:r>
+      <w:r>
+        <w:rPr>
+          <w:rStyle w:val="AttributeTok"/>
+        </w:rPr>
+        <w:t xml:space="preserve">length_cm  =</w:t>
+      </w:r>
+      <w:r>
+        <w:rPr>
+          <w:rStyle w:val="NormalTok"/>
+        </w:rPr>
+        <w:t xml:space="preserve"> length_mm </w:t>
+      </w:r>
+      <w:r>
+        <w:rPr>
+          <w:rStyle w:val="SpecialCharTok"/>
+        </w:rPr>
+        <w:t xml:space="preserve">/</w:t>
+      </w:r>
+      <w:r>
+        <w:rPr>
+          <w:rStyle w:val="NormalTok"/>
+        </w:rPr>
+        <w:t xml:space="preserve"> </w:t>
+      </w:r>
+      <w:r>
+        <w:rPr>
+          <w:rStyle w:val="DecValTok"/>
+        </w:rPr>
+        <w:t xml:space="preserve">10</w:t>
+      </w:r>
+      <w:r>
+        <w:rPr>
+          <w:rStyle w:val="NormalTok"/>
+        </w:rPr>
+        <w:t xml:space="preserve">,</w:t>
+      </w:r>
+      <w:r>
+        <w:br/>
+      </w:r>
+      <w:r>
+        <w:rPr>
+          <w:rStyle w:val="NormalTok"/>
+        </w:rPr>
+        <w:t xml:space="preserve">    </w:t>
+      </w:r>
+      <w:r>
+        <w:rPr>
+          <w:rStyle w:val="AttributeTok"/>
+        </w:rPr>
+        <w:t xml:space="preserve">log_length =</w:t>
+      </w:r>
+      <w:r>
+        <w:rPr>
+          <w:rStyle w:val="NormalTok"/>
+        </w:rPr>
+        <w:t xml:space="preserve"> </w:t>
+      </w:r>
+      <w:r>
+        <w:rPr>
+          <w:rStyle w:val="FunctionTok"/>
+        </w:rPr>
+        <w:t xml:space="preserve">log</w:t>
+      </w:r>
+      <w:r>
+        <w:rPr>
+          <w:rStyle w:val="NormalTok"/>
+        </w:rPr>
+        <w:t xml:space="preserve">(length_mm)</w:t>
+      </w:r>
+      <w:r>
+        <w:br/>
+      </w:r>
+      <w:r>
+        <w:rPr>
+          <w:rStyle w:val="NormalTok"/>
+        </w:rPr>
+        <w:t xml:space="preserve">  ) </w:t>
+      </w:r>
+      <w:r>
+        <w:rPr>
+          <w:rStyle w:val="SpecialCharTok"/>
+        </w:rPr>
+        <w:t xml:space="preserve">|&gt;</w:t>
+      </w:r>
+      <w:r>
+        <w:br/>
+      </w:r>
+      <w:r>
+        <w:rPr>
+          <w:rStyle w:val="NormalTok"/>
+        </w:rPr>
+        <w:t xml:space="preserve">  </w:t>
+      </w:r>
+      <w:r>
+        <w:rPr>
+          <w:rStyle w:val="FunctionTok"/>
+        </w:rPr>
+        <w:t xml:space="preserve">arrange</w:t>
+      </w:r>
+      <w:r>
+        <w:rPr>
+          <w:rStyle w:val="NormalTok"/>
+        </w:rPr>
+        <w:t xml:space="preserve">(n_s, </w:t>
+      </w:r>
+      <w:r>
+        <w:rPr>
+          <w:rStyle w:val="FunctionTok"/>
+        </w:rPr>
+        <w:t xml:space="preserve">desc</w:t>
+      </w:r>
+      <w:r>
+        <w:rPr>
+          <w:rStyle w:val="NormalTok"/>
+        </w:rPr>
+        <w:t xml:space="preserve">(length_mm))            </w:t>
+      </w:r>
+      <w:r>
+        <w:rPr>
+          <w:rStyle w:val="CommentTok"/>
+        </w:rPr>
+        <w:t xml:space="preserve"># sort for inspection</w:t>
+      </w:r>
+      <w:r>
+        <w:br/>
+      </w:r>
+      <w:r>
+        <w:br/>
+      </w:r>
+      <w:r>
+        <w:rPr>
+          <w:rStyle w:val="FunctionTok"/>
+        </w:rPr>
+        <w:t xml:space="preserve">head</w:t>
+      </w:r>
+      <w:r>
+        <w:rPr>
+          <w:rStyle w:val="NormalTok"/>
+        </w:rPr>
+        <w:t xml:space="preserve">(pine_wrangled_df)</w:t>
+      </w:r>
+    </w:p>
+    <w:p>
+      <w:pPr>
+        <w:pStyle w:val="SourceCode"/>
+      </w:pPr>
+      <w:r>
+        <w:rPr>
+          <w:rStyle w:val="VerbatimChar"/>
+        </w:rPr>
+        <w:t xml:space="preserve"># A tibble: 6 × 6</w:t>
+      </w:r>
+      <w:r>
+        <w:br/>
+      </w:r>
+      <w:r>
+        <w:rPr>
+          <w:rStyle w:val="VerbatimChar"/>
+        </w:rPr>
+        <w:t xml:space="preserve">  group       n_s   wind  length_mm length_cm log_length</w:t>
+      </w:r>
+      <w:r>
+        <w:br/>
+      </w:r>
+      <w:r>
+        <w:rPr>
+          <w:rStyle w:val="VerbatimChar"/>
+        </w:rPr>
+        <w:t xml:space="preserve">  &lt;chr&gt;       &lt;chr&gt; &lt;chr&gt;     &lt;dbl&gt;     &lt;dbl&gt;      &lt;dbl&gt;</w:t>
+      </w:r>
+      <w:r>
+        <w:br/>
+      </w:r>
+      <w:r>
+        <w:rPr>
+          <w:rStyle w:val="VerbatimChar"/>
+        </w:rPr>
+        <w:t xml:space="preserve">1 cephalopods n     lee          25       2.5       3.22</w:t>
+      </w:r>
+      <w:r>
+        <w:br/>
+      </w:r>
+      <w:r>
+        <w:rPr>
+          <w:rStyle w:val="VerbatimChar"/>
+        </w:rPr>
+        <w:t xml:space="preserve">2 crayfish    n     lee          25       2.5       3.22</w:t>
+      </w:r>
+      <w:r>
+        <w:br/>
+      </w:r>
+      <w:r>
+        <w:rPr>
+          <w:rStyle w:val="VerbatimChar"/>
+        </w:rPr>
+        <w:t xml:space="preserve">3 cephalopods n     lee          23       2.3       3.14</w:t>
+      </w:r>
+      <w:r>
+        <w:br/>
+      </w:r>
+      <w:r>
+        <w:rPr>
+          <w:rStyle w:val="VerbatimChar"/>
+        </w:rPr>
+        <w:t xml:space="preserve">4 salmon      n     lee          23       2.3       3.14</w:t>
+      </w:r>
+      <w:r>
+        <w:br/>
+      </w:r>
+      <w:r>
+        <w:rPr>
+          <w:rStyle w:val="VerbatimChar"/>
+        </w:rPr>
+        <w:t xml:space="preserve">5 crayfish    n     lee          23       2.3       3.14</w:t>
+      </w:r>
+      <w:r>
+        <w:br/>
+      </w:r>
+      <w:r>
+        <w:rPr>
+          <w:rStyle w:val="VerbatimChar"/>
+        </w:rPr>
+        <w:t xml:space="preserve">6 snail       n     lee          23       2.3       3.14</w:t>
       </w:r>
     </w:p>
     <w:tbl>
@@ -4902,12 +6692,12 @@
                 <wp:inline>
                   <wp:extent cx="152400" cy="152400"/>
                   <wp:effectExtent b="0" l="0" r="0" t="0"/>
-                  <wp:docPr descr="" title="" id="41" name="Picture"/>
+                  <wp:docPr descr="" title="" id="56" name="Picture"/>
                   <a:graphic>
                     <a:graphicData uri="http://schemas.openxmlformats.org/drawingml/2006/picture">
                       <pic:pic>
                         <pic:nvPicPr>
-                          <pic:cNvPr descr="/Applications/Positron.app/Contents/Resources/app/quarto/share/formats/docx/note.png" id="42" name="Picture"/>
+                          <pic:cNvPr descr="/Applications/Positron.app/Contents/Resources/app/quarto/share/formats/docx/note.png" id="57" name="Picture"/>
                           <pic:cNvPicPr>
                             <a:picLocks noChangeArrowheads="1" noChangeAspect="1"/>
                           </pic:cNvPicPr>
@@ -4985,44 +6775,22 @@
               <w:spacing w:after="16"/>
             </w:pPr>
             <w:r>
+              <w:t xml:space="preserve">The pipe</w:t>
+            </w:r>
+            <w:r>
+              <w:t xml:space="preserve"> </w:t>
+            </w:r>
+            <w:r>
               <w:rPr>
                 <w:rStyle w:val="VerbatimChar"/>
               </w:rPr>
-              <w:t xml:space="preserve">mutate()</w:t>
-            </w:r>
-            <w:r>
-              <w:t xml:space="preserve"> </w:t>
-            </w:r>
-            <w:r>
-              <w:t xml:space="preserve">keeps every existing column and adds new ones to the right. To</w:t>
-            </w:r>
-            <w:r>
-              <w:t xml:space="preserve"> </w:t>
-            </w:r>
-            <w:r>
-              <w:rPr>
-                <w:i/>
-                <w:iCs/>
-              </w:rPr>
-              <w:t xml:space="preserve">overwrite</w:t>
-            </w:r>
-            <w:r>
-              <w:t xml:space="preserve"> </w:t>
-            </w:r>
-            <w:r>
-              <w:t xml:space="preserve">a column, reuse its name:</w:t>
-            </w:r>
-            <w:r>
-              <w:t xml:space="preserve"> </w:t>
-            </w:r>
-            <w:r>
-              <w:rPr>
-                <w:rStyle w:val="VerbatimChar"/>
-              </w:rPr>
-              <w:t xml:space="preserve">mutate(length_mm = round(length_mm, 1))</w:t>
-            </w:r>
-            <w:r>
-              <w:t xml:space="preserve">.</w:t>
+              <w:t xml:space="preserve">|&gt;</w:t>
+            </w:r>
+            <w:r>
+              <w:t xml:space="preserve"> </w:t>
+            </w:r>
+            <w:r>
+              <w:t xml:space="preserve">is what makes this readable top to bottom — a recipe, not a nest of parentheses.</w:t>
             </w:r>
           </w:p>
           <w:p/>
@@ -5034,713 +6802,11 @@
         <w:pStyle w:val="BodyText"/>
       </w:pPr>
       <w:r>
-        <w:t xml:space="preserve"> </w:t>
-      </w:r>
-    </w:p>
-    <w:tbl>
-      <w:tblPr>
-        <w:tblStyle w:val="Table"/>
-        <w:tblLook w:firstRow="0" w:lastRow="0" w:firstColumn="0" w:lastColumn="0" w:noHBand="0" w:noVBand="0" w:val="0000"/>
-        <w:tblBorders>
-          <w:top w:val="single" w:sz="4" w:space="0" w:color="00A047"/>
-          <w:left w:val="single" w:sz="24" w:space="0" w:color="00A047"/>
-          <w:bottom w:val="single" w:sz="4" w:space="0" w:color="00A047"/>
-          <w:right w:val="single" w:sz="4" w:space="0" w:color="00A047"/>
-        </w:tblBorders>
-        <w:tblCellMar>
-          <w:left w:w="144" w:type="dxa"/>
-          <w:right w:w="144" w:type="dxa"/>
-        </w:tblCellMar>
-        <w:tblLook w:firstRow="0" w:lastRow="0" w:firstColumn="0" w:lastColumn="0" w:noHBand="0" w:noVBand="0" w:val="0000"/>
-      </w:tblPr>
-      <w:tr>
-        <w:trPr>
-          <w:cantSplit/>
-        </w:trPr>
-        <w:tc>
-          <w:tcPr>
-            <w:shd w:color="auto" w:fill="ccf1e3" w:val="clear"/>
-            <w:tcMar>
-              <w:top w:w="92" w:type="dxa"/>
-              <w:bottom w:w="92" w:type="dxa"/>
-            </w:tcMar>
-          </w:tcPr>
-          <w:p>
-            <w:pPr>
-              <w:pStyle w:val="BodyText"/>
-            </w:pPr>
-            <w:pPr>
-              <w:spacing w:before="0" w:after="0"/>
-              <w:textAlignment w:val="center"/>
-            </w:pPr>
-            <w:r>
-              <w:drawing>
-                <wp:inline>
-                  <wp:extent cx="152400" cy="152400"/>
-                  <wp:effectExtent b="0" l="0" r="0" t="0"/>
-                  <wp:docPr descr="" title="" id="43" name="Picture"/>
-                  <a:graphic>
-                    <a:graphicData uri="http://schemas.openxmlformats.org/drawingml/2006/picture">
-                      <pic:pic>
-                        <pic:nvPicPr>
-                          <pic:cNvPr descr="/Applications/Positron.app/Contents/Resources/app/quarto/share/formats/docx/tip.png" id="44" name="Picture"/>
-                          <pic:cNvPicPr>
-                            <a:picLocks noChangeArrowheads="1" noChangeAspect="1"/>
-                          </pic:cNvPicPr>
-                        </pic:nvPicPr>
-                        <pic:blipFill>
-                          <a:blip r:embed="rId20"/>
-                          <a:stretch>
-                            <a:fillRect/>
-                          </a:stretch>
-                        </pic:blipFill>
-                        <pic:spPr bwMode="auto">
-                          <a:xfrm>
-                            <a:off x="0" y="0"/>
-                            <a:ext cx="152400" cy="152400"/>
-                          </a:xfrm>
-                          <a:prstGeom prst="rect">
-                            <a:avLst/>
-                          </a:prstGeom>
-                          <a:noFill/>
-                          <a:ln w="9525">
-                            <a:noFill/>
-                            <a:headEnd/>
-                            <a:tailEnd/>
-                          </a:ln>
-                        </pic:spPr>
-                      </pic:pic>
-                    </a:graphicData>
-                  </a:graphic>
-                </wp:inline>
-              </w:drawing>
-            </w:r>
-            <w:r>
-              <w:t xml:space="preserve"> </w:t>
-            </w:r>
-            <w:r>
-              <w:t xml:space="preserve"> </w:t>
-            </w:r>
-            <w:r>
-              <w:t xml:space="preserve">Tip</w:t>
-            </w:r>
-          </w:p>
-        </w:tc>
-      </w:tr>
-      <w:tr>
-        <w:trPr>
-          <w:cantSplit/>
-        </w:trPr>
-        <w:tc>
-          <w:tcPr>
-            <w:tcMar>
-              <w:top w:w="108" w:type="dxa"/>
-              <w:bottom w:w="108" w:type="dxa"/>
-            </w:tcMar>
-          </w:tcPr>
-          <w:p>
-            <w:pPr>
-              <w:pStyle w:val="BodyText"/>
-            </w:pPr>
-            <w:pPr>
-              <w:spacing w:before="16"/>
-            </w:pPr>
-            <w:r>
-              <w:rPr>
-                <w:b/>
-                <w:bCs/>
-              </w:rPr>
-              <w:t xml:space="preserve">📖 Why log-transform?</w:t>
-            </w:r>
-          </w:p>
-          <w:p>
-            <w:pPr>
-              <w:pStyle w:val="BodyText"/>
-            </w:pPr>
-            <w:pPr>
-              <w:spacing w:after="16"/>
-            </w:pPr>
-            <w:r>
-              <w:t xml:space="preserve">Many biological measurements are</w:t>
-            </w:r>
-            <w:r>
-              <w:t xml:space="preserve"> </w:t>
-            </w:r>
-            <w:r>
-              <w:rPr>
-                <w:b/>
-                <w:bCs/>
-              </w:rPr>
-              <w:t xml:space="preserve">right-skewed</w:t>
-            </w:r>
-            <w:r>
-              <w:t xml:space="preserve"> </w:t>
-            </w:r>
-            <w:r>
-              <w:t xml:space="preserve">— a log transform pulls extreme values in and can make a distribution more symmetric before you summarize or test it. We’ll check whether it matters for our data in a later module.</w:t>
-            </w:r>
-          </w:p>
-          <w:p/>
-        </w:tc>
-      </w:tr>
-    </w:tbl>
-    <w:bookmarkEnd w:id="45"/>
-    <w:bookmarkStart w:id="48" w:name="arrange-sorting-rows"/>
-    <w:p>
-      <w:pPr>
-        <w:pStyle w:val="Heading1"/>
-      </w:pPr>
-      <w:r>
-        <w:rPr>
-          <w:rStyle w:val="VerbatimChar"/>
-        </w:rPr>
-        <w:t xml:space="preserve">arrange()</w:t>
-      </w:r>
-      <w:r>
-        <w:t xml:space="preserve"> </w:t>
-      </w:r>
-      <w:r>
-        <w:t xml:space="preserve">— Sorting Rows</w:t>
-      </w:r>
-    </w:p>
-    <w:p>
-      <w:pPr>
-        <w:pStyle w:val="SourceCode"/>
-      </w:pPr>
-      <w:r>
-        <w:rPr>
-          <w:rStyle w:val="CommentTok"/>
-        </w:rPr>
-        <w:t xml:space="preserve"># Shortest needles first</w:t>
-      </w:r>
-      <w:r>
-        <w:br/>
-      </w:r>
-      <w:r>
-        <w:rPr>
-          <w:rStyle w:val="NormalTok"/>
-        </w:rPr>
-        <w:t xml:space="preserve">pine_csv_df </w:t>
-      </w:r>
-      <w:r>
-        <w:rPr>
-          <w:rStyle w:val="SpecialCharTok"/>
-        </w:rPr>
-        <w:t xml:space="preserve">|&gt;</w:t>
-      </w:r>
-      <w:r>
-        <w:rPr>
-          <w:rStyle w:val="NormalTok"/>
-        </w:rPr>
-        <w:t xml:space="preserve"> </w:t>
-      </w:r>
-      <w:r>
-        <w:rPr>
-          <w:rStyle w:val="FunctionTok"/>
-        </w:rPr>
-        <w:t xml:space="preserve">arrange</w:t>
-      </w:r>
-      <w:r>
-        <w:rPr>
-          <w:rStyle w:val="NormalTok"/>
-        </w:rPr>
-        <w:t xml:space="preserve">(length_mm)</w:t>
-      </w:r>
-    </w:p>
-    <w:p>
-      <w:pPr>
-        <w:pStyle w:val="SourceCode"/>
-      </w:pPr>
-      <w:r>
-        <w:rPr>
-          <w:rStyle w:val="VerbatimChar"/>
-        </w:rPr>
-        <w:t xml:space="preserve"># A tibble: 48 × 6</w:t>
-      </w:r>
-      <w:r>
-        <w:br/>
-      </w:r>
-      <w:r>
-        <w:rPr>
-          <w:rStyle w:val="VerbatimChar"/>
-        </w:rPr>
-        <w:t xml:space="preserve">   date    group       n_s   wind  tree_no length_mm</w:t>
-      </w:r>
-      <w:r>
-        <w:br/>
-      </w:r>
-      <w:r>
-        <w:rPr>
-          <w:rStyle w:val="VerbatimChar"/>
-        </w:rPr>
-        <w:t xml:space="preserve">   &lt;chr&gt;   &lt;chr&gt;       &lt;chr&gt; &lt;chr&gt;   &lt;dbl&gt;     &lt;dbl&gt;</w:t>
-      </w:r>
-      <w:r>
-        <w:br/>
-      </w:r>
-      <w:r>
-        <w:rPr>
-          <w:rStyle w:val="VerbatimChar"/>
-        </w:rPr>
-        <w:t xml:space="preserve"> 1 3/20/25 salmon      s     wind        2        12</w:t>
-      </w:r>
-      <w:r>
-        <w:br/>
-      </w:r>
-      <w:r>
-        <w:rPr>
-          <w:rStyle w:val="VerbatimChar"/>
-        </w:rPr>
-        <w:t xml:space="preserve"> 2 3/20/25 salmon      s     wind        2        12</w:t>
-      </w:r>
-      <w:r>
-        <w:br/>
-      </w:r>
-      <w:r>
-        <w:rPr>
-          <w:rStyle w:val="VerbatimChar"/>
-        </w:rPr>
-        <w:t xml:space="preserve"> 3 3/20/25 salmon      s     wind        2        12</w:t>
-      </w:r>
-      <w:r>
-        <w:br/>
-      </w:r>
-      <w:r>
-        <w:rPr>
-          <w:rStyle w:val="VerbatimChar"/>
-        </w:rPr>
-        <w:t xml:space="preserve"> 4 3/20/25 cephalopods s     wind        1        13</w:t>
-      </w:r>
-      <w:r>
-        <w:br/>
-      </w:r>
-      <w:r>
-        <w:rPr>
-          <w:rStyle w:val="VerbatimChar"/>
-        </w:rPr>
-        <w:t xml:space="preserve"> 5 3/20/25 salmon      s     wind        2        13</w:t>
-      </w:r>
-      <w:r>
-        <w:br/>
-      </w:r>
-      <w:r>
-        <w:rPr>
-          <w:rStyle w:val="VerbatimChar"/>
-        </w:rPr>
-        <w:t xml:space="preserve"> 6 3/20/25 crayfish    s     wind        3        13</w:t>
-      </w:r>
-      <w:r>
-        <w:br/>
-      </w:r>
-      <w:r>
-        <w:rPr>
-          <w:rStyle w:val="VerbatimChar"/>
-        </w:rPr>
-        <w:t xml:space="preserve"> 7 3/20/25 cephalopods s     wind        1        14</w:t>
-      </w:r>
-      <w:r>
-        <w:br/>
-      </w:r>
-      <w:r>
-        <w:rPr>
-          <w:rStyle w:val="VerbatimChar"/>
-        </w:rPr>
-        <w:t xml:space="preserve"> 8 3/20/25 salmon      s     wind        2        14</w:t>
-      </w:r>
-      <w:r>
-        <w:br/>
-      </w:r>
-      <w:r>
-        <w:rPr>
-          <w:rStyle w:val="VerbatimChar"/>
-        </w:rPr>
-        <w:t xml:space="preserve"> 9 3/20/25 salmon      s     wind        2        14</w:t>
-      </w:r>
-      <w:r>
-        <w:br/>
-      </w:r>
-      <w:r>
-        <w:rPr>
-          <w:rStyle w:val="VerbatimChar"/>
-        </w:rPr>
-        <w:t xml:space="preserve">10 3/20/25 crayfish    s     wind        3        14</w:t>
-      </w:r>
-      <w:r>
-        <w:br/>
-      </w:r>
-      <w:r>
-        <w:rPr>
-          <w:rStyle w:val="VerbatimChar"/>
-        </w:rPr>
-        <w:t xml:space="preserve"># ℹ 38 more rows</w:t>
-      </w:r>
-    </w:p>
-    <w:p>
-      <w:pPr>
-        <w:pStyle w:val="SourceCode"/>
-      </w:pPr>
-      <w:r>
-        <w:rPr>
-          <w:rStyle w:val="CommentTok"/>
-        </w:rPr>
-        <w:t xml:space="preserve"># Longest first</w:t>
-      </w:r>
-      <w:r>
-        <w:br/>
-      </w:r>
-      <w:r>
-        <w:rPr>
-          <w:rStyle w:val="NormalTok"/>
-        </w:rPr>
-        <w:t xml:space="preserve">pine_csv_df </w:t>
-      </w:r>
-      <w:r>
-        <w:rPr>
-          <w:rStyle w:val="SpecialCharTok"/>
-        </w:rPr>
-        <w:t xml:space="preserve">|&gt;</w:t>
-      </w:r>
-      <w:r>
-        <w:rPr>
-          <w:rStyle w:val="NormalTok"/>
-        </w:rPr>
-        <w:t xml:space="preserve"> </w:t>
-      </w:r>
-      <w:r>
-        <w:rPr>
-          <w:rStyle w:val="FunctionTok"/>
-        </w:rPr>
-        <w:t xml:space="preserve">arrange</w:t>
-      </w:r>
-      <w:r>
-        <w:rPr>
-          <w:rStyle w:val="NormalTok"/>
-        </w:rPr>
-        <w:t xml:space="preserve">(</w:t>
-      </w:r>
-      <w:r>
-        <w:rPr>
-          <w:rStyle w:val="FunctionTok"/>
-        </w:rPr>
-        <w:t xml:space="preserve">desc</w:t>
-      </w:r>
-      <w:r>
-        <w:rPr>
-          <w:rStyle w:val="NormalTok"/>
-        </w:rPr>
-        <w:t xml:space="preserve">(length_mm))</w:t>
-      </w:r>
-    </w:p>
-    <w:p>
-      <w:pPr>
-        <w:pStyle w:val="SourceCode"/>
-      </w:pPr>
-      <w:r>
-        <w:rPr>
-          <w:rStyle w:val="VerbatimChar"/>
-        </w:rPr>
-        <w:t xml:space="preserve"># A tibble: 48 × 6</w:t>
-      </w:r>
-      <w:r>
-        <w:br/>
-      </w:r>
-      <w:r>
-        <w:rPr>
-          <w:rStyle w:val="VerbatimChar"/>
-        </w:rPr>
-        <w:t xml:space="preserve">   date    group       n_s   wind  tree_no length_mm</w:t>
-      </w:r>
-      <w:r>
-        <w:br/>
-      </w:r>
-      <w:r>
-        <w:rPr>
-          <w:rStyle w:val="VerbatimChar"/>
-        </w:rPr>
-        <w:t xml:space="preserve">   &lt;chr&gt;   &lt;chr&gt;       &lt;chr&gt; &lt;chr&gt;   &lt;dbl&gt;     &lt;dbl&gt;</w:t>
-      </w:r>
-      <w:r>
-        <w:br/>
-      </w:r>
-      <w:r>
-        <w:rPr>
-          <w:rStyle w:val="VerbatimChar"/>
-        </w:rPr>
-        <w:t xml:space="preserve"> 1 3/20/25 cephalopods n     lee         1        25</w:t>
-      </w:r>
-      <w:r>
-        <w:br/>
-      </w:r>
-      <w:r>
-        <w:rPr>
-          <w:rStyle w:val="VerbatimChar"/>
-        </w:rPr>
-        <w:t xml:space="preserve"> 2 3/20/25 crayfish    n     lee         3        25</w:t>
-      </w:r>
-      <w:r>
-        <w:br/>
-      </w:r>
-      <w:r>
-        <w:rPr>
-          <w:rStyle w:val="VerbatimChar"/>
-        </w:rPr>
-        <w:t xml:space="preserve"> 3 3/20/25 cephalopods n     lee         1        23</w:t>
-      </w:r>
-      <w:r>
-        <w:br/>
-      </w:r>
-      <w:r>
-        <w:rPr>
-          <w:rStyle w:val="VerbatimChar"/>
-        </w:rPr>
-        <w:t xml:space="preserve"> 4 3/20/25 salmon      n     lee         2        23</w:t>
-      </w:r>
-      <w:r>
-        <w:br/>
-      </w:r>
-      <w:r>
-        <w:rPr>
-          <w:rStyle w:val="VerbatimChar"/>
-        </w:rPr>
-        <w:t xml:space="preserve"> 5 3/20/25 crayfish    n     lee         3        23</w:t>
-      </w:r>
-      <w:r>
-        <w:br/>
-      </w:r>
-      <w:r>
-        <w:rPr>
-          <w:rStyle w:val="VerbatimChar"/>
-        </w:rPr>
-        <w:t xml:space="preserve"> 6 3/20/25 snail       n     lee         4        23</w:t>
-      </w:r>
-      <w:r>
-        <w:br/>
-      </w:r>
-      <w:r>
-        <w:rPr>
-          <w:rStyle w:val="VerbatimChar"/>
-        </w:rPr>
-        <w:t xml:space="preserve"> 7 3/20/25 cephalopods n     lee         1        21</w:t>
-      </w:r>
-      <w:r>
-        <w:br/>
-      </w:r>
-      <w:r>
-        <w:rPr>
-          <w:rStyle w:val="VerbatimChar"/>
-        </w:rPr>
-        <w:t xml:space="preserve"> 8 3/20/25 cephalopods n     lee         1        21</w:t>
-      </w:r>
-      <w:r>
-        <w:br/>
-      </w:r>
-      <w:r>
-        <w:rPr>
-          <w:rStyle w:val="VerbatimChar"/>
-        </w:rPr>
-        <w:t xml:space="preserve"> 9 3/20/25 salmon      n     lee         2        21</w:t>
-      </w:r>
-      <w:r>
-        <w:br/>
-      </w:r>
-      <w:r>
-        <w:rPr>
-          <w:rStyle w:val="VerbatimChar"/>
-        </w:rPr>
-        <w:t xml:space="preserve">10 3/20/25 crayfish    n     lee         3        21</w:t>
-      </w:r>
-      <w:r>
-        <w:br/>
-      </w:r>
-      <w:r>
-        <w:rPr>
-          <w:rStyle w:val="VerbatimChar"/>
-        </w:rPr>
-        <w:t xml:space="preserve"># ℹ 38 more rows</w:t>
-      </w:r>
-    </w:p>
-    <w:p>
-      <w:pPr>
-        <w:pStyle w:val="SourceCode"/>
-      </w:pPr>
-      <w:r>
-        <w:rPr>
-          <w:rStyle w:val="CommentTok"/>
-        </w:rPr>
-        <w:t xml:space="preserve"># Sort by side, then by length within each side</w:t>
-      </w:r>
-      <w:r>
-        <w:br/>
-      </w:r>
-      <w:r>
-        <w:rPr>
-          <w:rStyle w:val="NormalTok"/>
-        </w:rPr>
-        <w:t xml:space="preserve">pine_csv_df </w:t>
-      </w:r>
-      <w:r>
-        <w:rPr>
-          <w:rStyle w:val="SpecialCharTok"/>
-        </w:rPr>
-        <w:t xml:space="preserve">|&gt;</w:t>
-      </w:r>
-      <w:r>
-        <w:rPr>
-          <w:rStyle w:val="NormalTok"/>
-        </w:rPr>
-        <w:t xml:space="preserve"> </w:t>
-      </w:r>
-      <w:r>
-        <w:rPr>
-          <w:rStyle w:val="FunctionTok"/>
-        </w:rPr>
-        <w:t xml:space="preserve">arrange</w:t>
-      </w:r>
-      <w:r>
-        <w:rPr>
-          <w:rStyle w:val="NormalTok"/>
-        </w:rPr>
-        <w:t xml:space="preserve">(n_s, </w:t>
-      </w:r>
-      <w:r>
-        <w:rPr>
-          <w:rStyle w:val="FunctionTok"/>
-        </w:rPr>
-        <w:t xml:space="preserve">desc</w:t>
-      </w:r>
-      <w:r>
-        <w:rPr>
-          <w:rStyle w:val="NormalTok"/>
-        </w:rPr>
-        <w:t xml:space="preserve">(length_mm))</w:t>
-      </w:r>
-    </w:p>
-    <w:p>
-      <w:pPr>
-        <w:pStyle w:val="SourceCode"/>
-      </w:pPr>
-      <w:r>
-        <w:rPr>
-          <w:rStyle w:val="VerbatimChar"/>
-        </w:rPr>
-        <w:t xml:space="preserve"># A tibble: 48 × 6</w:t>
-      </w:r>
-      <w:r>
-        <w:br/>
-      </w:r>
-      <w:r>
-        <w:rPr>
-          <w:rStyle w:val="VerbatimChar"/>
-        </w:rPr>
-        <w:t xml:space="preserve">   date    group       n_s   wind  tree_no length_mm</w:t>
-      </w:r>
-      <w:r>
-        <w:br/>
-      </w:r>
-      <w:r>
-        <w:rPr>
-          <w:rStyle w:val="VerbatimChar"/>
-        </w:rPr>
-        <w:t xml:space="preserve">   &lt;chr&gt;   &lt;chr&gt;       &lt;chr&gt; &lt;chr&gt;   &lt;dbl&gt;     &lt;dbl&gt;</w:t>
-      </w:r>
-      <w:r>
-        <w:br/>
-      </w:r>
-      <w:r>
-        <w:rPr>
-          <w:rStyle w:val="VerbatimChar"/>
-        </w:rPr>
-        <w:t xml:space="preserve"> 1 3/20/25 cephalopods n     lee         1        25</w:t>
-      </w:r>
-      <w:r>
-        <w:br/>
-      </w:r>
-      <w:r>
-        <w:rPr>
-          <w:rStyle w:val="VerbatimChar"/>
-        </w:rPr>
-        <w:t xml:space="preserve"> 2 3/20/25 crayfish    n     lee         3        25</w:t>
-      </w:r>
-      <w:r>
-        <w:br/>
-      </w:r>
-      <w:r>
-        <w:rPr>
-          <w:rStyle w:val="VerbatimChar"/>
-        </w:rPr>
-        <w:t xml:space="preserve"> 3 3/20/25 cephalopods n     lee         1        23</w:t>
-      </w:r>
-      <w:r>
-        <w:br/>
-      </w:r>
-      <w:r>
-        <w:rPr>
-          <w:rStyle w:val="VerbatimChar"/>
-        </w:rPr>
-        <w:t xml:space="preserve"> 4 3/20/25 salmon      n     lee         2        23</w:t>
-      </w:r>
-      <w:r>
-        <w:br/>
-      </w:r>
-      <w:r>
-        <w:rPr>
-          <w:rStyle w:val="VerbatimChar"/>
-        </w:rPr>
-        <w:t xml:space="preserve"> 5 3/20/25 crayfish    n     lee         3        23</w:t>
-      </w:r>
-      <w:r>
-        <w:br/>
-      </w:r>
-      <w:r>
-        <w:rPr>
-          <w:rStyle w:val="VerbatimChar"/>
-        </w:rPr>
-        <w:t xml:space="preserve"> 6 3/20/25 snail       n     lee         4        23</w:t>
-      </w:r>
-      <w:r>
-        <w:br/>
-      </w:r>
-      <w:r>
-        <w:rPr>
-          <w:rStyle w:val="VerbatimChar"/>
-        </w:rPr>
-        <w:t xml:space="preserve"> 7 3/20/25 cephalopods n     lee         1        21</w:t>
-      </w:r>
-      <w:r>
-        <w:br/>
-      </w:r>
-      <w:r>
-        <w:rPr>
-          <w:rStyle w:val="VerbatimChar"/>
-        </w:rPr>
-        <w:t xml:space="preserve"> 8 3/20/25 cephalopods n     lee         1        21</w:t>
-      </w:r>
-      <w:r>
-        <w:br/>
-      </w:r>
-      <w:r>
-        <w:rPr>
-          <w:rStyle w:val="VerbatimChar"/>
-        </w:rPr>
-        <w:t xml:space="preserve"> 9 3/20/25 salmon      n     lee         2        21</w:t>
-      </w:r>
-      <w:r>
-        <w:br/>
-      </w:r>
-      <w:r>
-        <w:rPr>
-          <w:rStyle w:val="VerbatimChar"/>
-        </w:rPr>
-        <w:t xml:space="preserve">10 3/20/25 crayfish    n     lee         3        21</w:t>
-      </w:r>
-      <w:r>
-        <w:br/>
-      </w:r>
-      <w:r>
-        <w:rPr>
-          <w:rStyle w:val="VerbatimChar"/>
-        </w:rPr>
-        <w:t xml:space="preserve"># ℹ 38 more rows</w:t>
+        <w:rPr>
+          <w:b/>
+          <w:bCs/>
+        </w:rPr>
+        <w:t xml:space="preserve">Read it out loud:</w:t>
       </w:r>
     </w:p>
     <w:p>
@@ -5748,778 +6814,7 @@
         <w:pStyle w:val="Compact"/>
         <w:numPr>
           <w:ilvl w:val="0"/>
-          <w:numId w:val="1004"/>
-        </w:numPr>
-      </w:pPr>
-      <w:r>
-        <w:t xml:space="preserve">Default is</w:t>
-      </w:r>
-      <w:r>
-        <w:t xml:space="preserve"> </w:t>
-      </w:r>
-      <w:r>
-        <w:rPr>
-          <w:b/>
-          <w:bCs/>
-        </w:rPr>
-        <w:t xml:space="preserve">ascending</w:t>
-      </w:r>
-      <w:r>
-        <w:t xml:space="preserve"> </w:t>
-      </w:r>
-      <w:r>
-        <w:t xml:space="preserve">(smallest first)</w:t>
-      </w:r>
-    </w:p>
-    <w:p>
-      <w:pPr>
-        <w:pStyle w:val="Compact"/>
-        <w:numPr>
-          <w:ilvl w:val="0"/>
-          <w:numId w:val="1004"/>
-        </w:numPr>
-      </w:pPr>
-      <w:r>
-        <w:rPr>
-          <w:rStyle w:val="VerbatimChar"/>
-        </w:rPr>
-        <w:t xml:space="preserve">desc()</w:t>
-      </w:r>
-      <w:r>
-        <w:t xml:space="preserve"> </w:t>
-      </w:r>
-      <w:r>
-        <w:t xml:space="preserve">reverses it</w:t>
-      </w:r>
-    </w:p>
-    <w:p>
-      <w:pPr>
-        <w:pStyle w:val="Compact"/>
-        <w:numPr>
-          <w:ilvl w:val="0"/>
-          <w:numId w:val="1004"/>
-        </w:numPr>
-      </w:pPr>
-      <w:r>
-        <w:t xml:space="preserve">Most useful at the</w:t>
-      </w:r>
-      <w:r>
-        <w:t xml:space="preserve"> </w:t>
-      </w:r>
-      <w:r>
-        <w:rPr>
-          <w:b/>
-          <w:bCs/>
-        </w:rPr>
-        <w:t xml:space="preserve">end</w:t>
-      </w:r>
-      <w:r>
-        <w:t xml:space="preserve"> </w:t>
-      </w:r>
-      <w:r>
-        <w:t xml:space="preserve">of a pipeline, to inspect results in a sensible order</w:t>
-      </w:r>
-    </w:p>
-    <w:tbl>
-      <w:tblPr>
-        <w:tblStyle w:val="Table"/>
-        <w:tblLook w:firstRow="0" w:lastRow="0" w:firstColumn="0" w:lastColumn="0" w:noHBand="0" w:noVBand="0" w:val="0000"/>
-        <w:tblBorders>
-          <w:top w:val="single" w:sz="4" w:space="0" w:color="00A047"/>
-          <w:left w:val="single" w:sz="24" w:space="0" w:color="00A047"/>
-          <w:bottom w:val="single" w:sz="4" w:space="0" w:color="00A047"/>
-          <w:right w:val="single" w:sz="4" w:space="0" w:color="00A047"/>
-        </w:tblBorders>
-        <w:tblCellMar>
-          <w:left w:w="144" w:type="dxa"/>
-          <w:right w:w="144" w:type="dxa"/>
-        </w:tblCellMar>
-        <w:tblLook w:firstRow="0" w:lastRow="0" w:firstColumn="0" w:lastColumn="0" w:noHBand="0" w:noVBand="0" w:val="0000"/>
-      </w:tblPr>
-      <w:tr>
-        <w:trPr>
-          <w:cantSplit/>
-        </w:trPr>
-        <w:tc>
-          <w:tcPr>
-            <w:shd w:color="auto" w:fill="ccf1e3" w:val="clear"/>
-            <w:tcMar>
-              <w:top w:w="92" w:type="dxa"/>
-              <w:bottom w:w="92" w:type="dxa"/>
-            </w:tcMar>
-          </w:tcPr>
-          <w:p>
-            <w:pPr>
-              <w:pStyle w:val="FirstParagraph"/>
-            </w:pPr>
-            <w:pPr>
-              <w:spacing w:before="0" w:after="0"/>
-              <w:textAlignment w:val="center"/>
-            </w:pPr>
-            <w:r>
-              <w:drawing>
-                <wp:inline>
-                  <wp:extent cx="152400" cy="152400"/>
-                  <wp:effectExtent b="0" l="0" r="0" t="0"/>
-                  <wp:docPr descr="" title="" id="46" name="Picture"/>
-                  <a:graphic>
-                    <a:graphicData uri="http://schemas.openxmlformats.org/drawingml/2006/picture">
-                      <pic:pic>
-                        <pic:nvPicPr>
-                          <pic:cNvPr descr="/Applications/Positron.app/Contents/Resources/app/quarto/share/formats/docx/tip.png" id="47" name="Picture"/>
-                          <pic:cNvPicPr>
-                            <a:picLocks noChangeArrowheads="1" noChangeAspect="1"/>
-                          </pic:cNvPicPr>
-                        </pic:nvPicPr>
-                        <pic:blipFill>
-                          <a:blip r:embed="rId20"/>
-                          <a:stretch>
-                            <a:fillRect/>
-                          </a:stretch>
-                        </pic:blipFill>
-                        <pic:spPr bwMode="auto">
-                          <a:xfrm>
-                            <a:off x="0" y="0"/>
-                            <a:ext cx="152400" cy="152400"/>
-                          </a:xfrm>
-                          <a:prstGeom prst="rect">
-                            <a:avLst/>
-                          </a:prstGeom>
-                          <a:noFill/>
-                          <a:ln w="9525">
-                            <a:noFill/>
-                            <a:headEnd/>
-                            <a:tailEnd/>
-                          </a:ln>
-                        </pic:spPr>
-                      </pic:pic>
-                    </a:graphicData>
-                  </a:graphic>
-                </wp:inline>
-              </w:drawing>
-            </w:r>
-            <w:r>
-              <w:t xml:space="preserve"> </w:t>
-            </w:r>
-            <w:r>
-              <w:t xml:space="preserve"> </w:t>
-            </w:r>
-            <w:r>
-              <w:t xml:space="preserve">Tip</w:t>
-            </w:r>
-          </w:p>
-        </w:tc>
-      </w:tr>
-      <w:tr>
-        <w:trPr>
-          <w:cantSplit/>
-        </w:trPr>
-        <w:tc>
-          <w:tcPr>
-            <w:tcMar>
-              <w:top w:w="108" w:type="dxa"/>
-              <w:bottom w:w="108" w:type="dxa"/>
-            </w:tcMar>
-          </w:tcPr>
-          <w:p>
-            <w:pPr>
-              <w:pStyle w:val="BodyText"/>
-            </w:pPr>
-            <w:pPr>
-              <w:spacing w:before="16" w:after="16"/>
-            </w:pPr>
-            <w:r>
-              <w:rPr>
-                <w:rStyle w:val="VerbatimChar"/>
-              </w:rPr>
-              <w:t xml:space="preserve">arrange()</w:t>
-            </w:r>
-            <w:r>
-              <w:t xml:space="preserve"> </w:t>
-            </w:r>
-            <w:r>
-              <w:t xml:space="preserve">never changes</w:t>
-            </w:r>
-            <w:r>
-              <w:t xml:space="preserve"> </w:t>
-            </w:r>
-            <w:r>
-              <w:rPr>
-                <w:i/>
-                <w:iCs/>
-              </w:rPr>
-              <w:t xml:space="preserve">which</w:t>
-            </w:r>
-            <w:r>
-              <w:t xml:space="preserve"> </w:t>
-            </w:r>
-            <w:r>
-              <w:t xml:space="preserve">rows you have — only the order they print in.</w:t>
-            </w:r>
-          </w:p>
-          <w:p/>
-        </w:tc>
-      </w:tr>
-    </w:tbl>
-    <w:bookmarkEnd w:id="48"/>
-    <w:bookmarkStart w:id="51" w:name="the-full-pipeline"/>
-    <w:p>
-      <w:pPr>
-        <w:pStyle w:val="Heading1"/>
-      </w:pPr>
-      <w:r>
-        <w:t xml:space="preserve">The Full Pipeline</w:t>
-      </w:r>
-    </w:p>
-    <w:p>
-      <w:pPr>
-        <w:pStyle w:val="SourceCode"/>
-      </w:pPr>
-      <w:r>
-        <w:rPr>
-          <w:rStyle w:val="NormalTok"/>
-        </w:rPr>
-        <w:t xml:space="preserve">pine_wrangled_df </w:t>
-      </w:r>
-      <w:r>
-        <w:rPr>
-          <w:rStyle w:val="OtherTok"/>
-        </w:rPr>
-        <w:t xml:space="preserve">&lt;-</w:t>
-      </w:r>
-      <w:r>
-        <w:rPr>
-          <w:rStyle w:val="NormalTok"/>
-        </w:rPr>
-        <w:t xml:space="preserve"> pine_csv_df </w:t>
-      </w:r>
-      <w:r>
-        <w:rPr>
-          <w:rStyle w:val="SpecialCharTok"/>
-        </w:rPr>
-        <w:t xml:space="preserve">|&gt;</w:t>
-      </w:r>
-      <w:r>
-        <w:br/>
-      </w:r>
-      <w:r>
-        <w:rPr>
-          <w:rStyle w:val="NormalTok"/>
-        </w:rPr>
-        <w:t xml:space="preserve">  </w:t>
-      </w:r>
-      <w:r>
-        <w:rPr>
-          <w:rStyle w:val="FunctionTok"/>
-        </w:rPr>
-        <w:t xml:space="preserve">filter</w:t>
-      </w:r>
-      <w:r>
-        <w:rPr>
-          <w:rStyle w:val="NormalTok"/>
-        </w:rPr>
-        <w:t xml:space="preserve">(length_mm </w:t>
-      </w:r>
-      <w:r>
-        <w:rPr>
-          <w:rStyle w:val="SpecialCharTok"/>
-        </w:rPr>
-        <w:t xml:space="preserve">&gt;</w:t>
-      </w:r>
-      <w:r>
-        <w:rPr>
-          <w:rStyle w:val="NormalTok"/>
-        </w:rPr>
-        <w:t xml:space="preserve"> </w:t>
-      </w:r>
-      <w:r>
-        <w:rPr>
-          <w:rStyle w:val="DecValTok"/>
-        </w:rPr>
-        <w:t xml:space="preserve">0</w:t>
-      </w:r>
-      <w:r>
-        <w:rPr>
-          <w:rStyle w:val="NormalTok"/>
-        </w:rPr>
-        <w:t xml:space="preserve">) </w:t>
-      </w:r>
-      <w:r>
-        <w:rPr>
-          <w:rStyle w:val="SpecialCharTok"/>
-        </w:rPr>
-        <w:t xml:space="preserve">|&gt;</w:t>
-      </w:r>
-      <w:r>
-        <w:rPr>
-          <w:rStyle w:val="NormalTok"/>
-        </w:rPr>
-        <w:t xml:space="preserve">                 </w:t>
-      </w:r>
-      <w:r>
-        <w:rPr>
-          <w:rStyle w:val="CommentTok"/>
-        </w:rPr>
-        <w:t xml:space="preserve"># drop impossible values</w:t>
-      </w:r>
-      <w:r>
-        <w:br/>
-      </w:r>
-      <w:r>
-        <w:rPr>
-          <w:rStyle w:val="NormalTok"/>
-        </w:rPr>
-        <w:t xml:space="preserve">  </w:t>
-      </w:r>
-      <w:r>
-        <w:rPr>
-          <w:rStyle w:val="FunctionTok"/>
-        </w:rPr>
-        <w:t xml:space="preserve">select</w:t>
-      </w:r>
-      <w:r>
-        <w:rPr>
-          <w:rStyle w:val="NormalTok"/>
-        </w:rPr>
-        <w:t xml:space="preserve">(group, n_s, wind, length_mm) </w:t>
-      </w:r>
-      <w:r>
-        <w:rPr>
-          <w:rStyle w:val="SpecialCharTok"/>
-        </w:rPr>
-        <w:t xml:space="preserve">|&gt;</w:t>
-      </w:r>
-      <w:r>
-        <w:rPr>
-          <w:rStyle w:val="NormalTok"/>
-        </w:rPr>
-        <w:t xml:space="preserve">   </w:t>
-      </w:r>
-      <w:r>
-        <w:rPr>
-          <w:rStyle w:val="CommentTok"/>
-        </w:rPr>
-        <w:t xml:space="preserve"># keep what we need</w:t>
-      </w:r>
-      <w:r>
-        <w:br/>
-      </w:r>
-      <w:r>
-        <w:rPr>
-          <w:rStyle w:val="NormalTok"/>
-        </w:rPr>
-        <w:t xml:space="preserve">  </w:t>
-      </w:r>
-      <w:r>
-        <w:rPr>
-          <w:rStyle w:val="FunctionTok"/>
-        </w:rPr>
-        <w:t xml:space="preserve">mutate</w:t>
-      </w:r>
-      <w:r>
-        <w:rPr>
-          <w:rStyle w:val="NormalTok"/>
-        </w:rPr>
-        <w:t xml:space="preserve">(</w:t>
-      </w:r>
-      <w:r>
-        <w:br/>
-      </w:r>
-      <w:r>
-        <w:rPr>
-          <w:rStyle w:val="NormalTok"/>
-        </w:rPr>
-        <w:t xml:space="preserve">    </w:t>
-      </w:r>
-      <w:r>
-        <w:rPr>
-          <w:rStyle w:val="AttributeTok"/>
-        </w:rPr>
-        <w:t xml:space="preserve">length_cm  =</w:t>
-      </w:r>
-      <w:r>
-        <w:rPr>
-          <w:rStyle w:val="NormalTok"/>
-        </w:rPr>
-        <w:t xml:space="preserve"> length_mm </w:t>
-      </w:r>
-      <w:r>
-        <w:rPr>
-          <w:rStyle w:val="SpecialCharTok"/>
-        </w:rPr>
-        <w:t xml:space="preserve">/</w:t>
-      </w:r>
-      <w:r>
-        <w:rPr>
-          <w:rStyle w:val="NormalTok"/>
-        </w:rPr>
-        <w:t xml:space="preserve"> </w:t>
-      </w:r>
-      <w:r>
-        <w:rPr>
-          <w:rStyle w:val="DecValTok"/>
-        </w:rPr>
-        <w:t xml:space="preserve">10</w:t>
-      </w:r>
-      <w:r>
-        <w:rPr>
-          <w:rStyle w:val="NormalTok"/>
-        </w:rPr>
-        <w:t xml:space="preserve">,</w:t>
-      </w:r>
-      <w:r>
-        <w:br/>
-      </w:r>
-      <w:r>
-        <w:rPr>
-          <w:rStyle w:val="NormalTok"/>
-        </w:rPr>
-        <w:t xml:space="preserve">    </w:t>
-      </w:r>
-      <w:r>
-        <w:rPr>
-          <w:rStyle w:val="AttributeTok"/>
-        </w:rPr>
-        <w:t xml:space="preserve">log_length =</w:t>
-      </w:r>
-      <w:r>
-        <w:rPr>
-          <w:rStyle w:val="NormalTok"/>
-        </w:rPr>
-        <w:t xml:space="preserve"> </w:t>
-      </w:r>
-      <w:r>
-        <w:rPr>
-          <w:rStyle w:val="FunctionTok"/>
-        </w:rPr>
-        <w:t xml:space="preserve">log</w:t>
-      </w:r>
-      <w:r>
-        <w:rPr>
-          <w:rStyle w:val="NormalTok"/>
-        </w:rPr>
-        <w:t xml:space="preserve">(length_mm)</w:t>
-      </w:r>
-      <w:r>
-        <w:br/>
-      </w:r>
-      <w:r>
-        <w:rPr>
-          <w:rStyle w:val="NormalTok"/>
-        </w:rPr>
-        <w:t xml:space="preserve">  ) </w:t>
-      </w:r>
-      <w:r>
-        <w:rPr>
-          <w:rStyle w:val="SpecialCharTok"/>
-        </w:rPr>
-        <w:t xml:space="preserve">|&gt;</w:t>
-      </w:r>
-      <w:r>
-        <w:br/>
-      </w:r>
-      <w:r>
-        <w:rPr>
-          <w:rStyle w:val="NormalTok"/>
-        </w:rPr>
-        <w:t xml:space="preserve">  </w:t>
-      </w:r>
-      <w:r>
-        <w:rPr>
-          <w:rStyle w:val="FunctionTok"/>
-        </w:rPr>
-        <w:t xml:space="preserve">arrange</w:t>
-      </w:r>
-      <w:r>
-        <w:rPr>
-          <w:rStyle w:val="NormalTok"/>
-        </w:rPr>
-        <w:t xml:space="preserve">(n_s, </w:t>
-      </w:r>
-      <w:r>
-        <w:rPr>
-          <w:rStyle w:val="FunctionTok"/>
-        </w:rPr>
-        <w:t xml:space="preserve">desc</w:t>
-      </w:r>
-      <w:r>
-        <w:rPr>
-          <w:rStyle w:val="NormalTok"/>
-        </w:rPr>
-        <w:t xml:space="preserve">(length_mm))            </w:t>
-      </w:r>
-      <w:r>
-        <w:rPr>
-          <w:rStyle w:val="CommentTok"/>
-        </w:rPr>
-        <w:t xml:space="preserve"># sort for inspection</w:t>
-      </w:r>
-      <w:r>
-        <w:br/>
-      </w:r>
-      <w:r>
-        <w:br/>
-      </w:r>
-      <w:r>
-        <w:rPr>
-          <w:rStyle w:val="FunctionTok"/>
-        </w:rPr>
-        <w:t xml:space="preserve">head</w:t>
-      </w:r>
-      <w:r>
-        <w:rPr>
-          <w:rStyle w:val="NormalTok"/>
-        </w:rPr>
-        <w:t xml:space="preserve">(pine_wrangled_df)</w:t>
-      </w:r>
-    </w:p>
-    <w:p>
-      <w:pPr>
-        <w:pStyle w:val="SourceCode"/>
-      </w:pPr>
-      <w:r>
-        <w:rPr>
-          <w:rStyle w:val="VerbatimChar"/>
-        </w:rPr>
-        <w:t xml:space="preserve"># A tibble: 6 × 6</w:t>
-      </w:r>
-      <w:r>
-        <w:br/>
-      </w:r>
-      <w:r>
-        <w:rPr>
-          <w:rStyle w:val="VerbatimChar"/>
-        </w:rPr>
-        <w:t xml:space="preserve">  group       n_s   wind  length_mm length_cm log_length</w:t>
-      </w:r>
-      <w:r>
-        <w:br/>
-      </w:r>
-      <w:r>
-        <w:rPr>
-          <w:rStyle w:val="VerbatimChar"/>
-        </w:rPr>
-        <w:t xml:space="preserve">  &lt;chr&gt;       &lt;chr&gt; &lt;chr&gt;     &lt;dbl&gt;     &lt;dbl&gt;      &lt;dbl&gt;</w:t>
-      </w:r>
-      <w:r>
-        <w:br/>
-      </w:r>
-      <w:r>
-        <w:rPr>
-          <w:rStyle w:val="VerbatimChar"/>
-        </w:rPr>
-        <w:t xml:space="preserve">1 cephalopods n     lee          25       2.5       3.22</w:t>
-      </w:r>
-      <w:r>
-        <w:br/>
-      </w:r>
-      <w:r>
-        <w:rPr>
-          <w:rStyle w:val="VerbatimChar"/>
-        </w:rPr>
-        <w:t xml:space="preserve">2 crayfish    n     lee          25       2.5       3.22</w:t>
-      </w:r>
-      <w:r>
-        <w:br/>
-      </w:r>
-      <w:r>
-        <w:rPr>
-          <w:rStyle w:val="VerbatimChar"/>
-        </w:rPr>
-        <w:t xml:space="preserve">3 cephalopods n     lee          23       2.3       3.14</w:t>
-      </w:r>
-      <w:r>
-        <w:br/>
-      </w:r>
-      <w:r>
-        <w:rPr>
-          <w:rStyle w:val="VerbatimChar"/>
-        </w:rPr>
-        <w:t xml:space="preserve">4 salmon      n     lee          23       2.3       3.14</w:t>
-      </w:r>
-      <w:r>
-        <w:br/>
-      </w:r>
-      <w:r>
-        <w:rPr>
-          <w:rStyle w:val="VerbatimChar"/>
-        </w:rPr>
-        <w:t xml:space="preserve">5 crayfish    n     lee          23       2.3       3.14</w:t>
-      </w:r>
-      <w:r>
-        <w:br/>
-      </w:r>
-      <w:r>
-        <w:rPr>
-          <w:rStyle w:val="VerbatimChar"/>
-        </w:rPr>
-        <w:t xml:space="preserve">6 snail       n     lee          23       2.3       3.14</w:t>
-      </w:r>
-    </w:p>
-    <w:tbl>
-      <w:tblPr>
-        <w:tblStyle w:val="Table"/>
-        <w:tblLook w:firstRow="0" w:lastRow="0" w:firstColumn="0" w:lastColumn="0" w:noHBand="0" w:noVBand="0" w:val="0000"/>
-        <w:tblBorders>
-          <w:top w:val="single" w:sz="4" w:space="0" w:color="0758E5"/>
-          <w:left w:val="single" w:sz="24" w:space="0" w:color="0758E5"/>
-          <w:bottom w:val="single" w:sz="4" w:space="0" w:color="0758E5"/>
-          <w:right w:val="single" w:sz="4" w:space="0" w:color="0758E5"/>
-        </w:tblBorders>
-        <w:tblCellMar>
-          <w:left w:w="144" w:type="dxa"/>
-          <w:right w:w="144" w:type="dxa"/>
-        </w:tblCellMar>
-        <w:tblLook w:firstRow="0" w:lastRow="0" w:firstColumn="0" w:lastColumn="0" w:noHBand="0" w:noVBand="0" w:val="0000"/>
-      </w:tblPr>
-      <w:tr>
-        <w:trPr>
-          <w:cantSplit/>
-        </w:trPr>
-        <w:tc>
-          <w:tcPr>
-            <w:shd w:color="auto" w:fill="dae6fb" w:val="clear"/>
-            <w:tcMar>
-              <w:top w:w="92" w:type="dxa"/>
-              <w:bottom w:w="92" w:type="dxa"/>
-            </w:tcMar>
-          </w:tcPr>
-          <w:p>
-            <w:pPr>
-              <w:pStyle w:val="FirstParagraph"/>
-            </w:pPr>
-            <w:pPr>
-              <w:spacing w:before="0" w:after="0"/>
-              <w:textAlignment w:val="center"/>
-            </w:pPr>
-            <w:r>
-              <w:drawing>
-                <wp:inline>
-                  <wp:extent cx="152400" cy="152400"/>
-                  <wp:effectExtent b="0" l="0" r="0" t="0"/>
-                  <wp:docPr descr="" title="" id="49" name="Picture"/>
-                  <a:graphic>
-                    <a:graphicData uri="http://schemas.openxmlformats.org/drawingml/2006/picture">
-                      <pic:pic>
-                        <pic:nvPicPr>
-                          <pic:cNvPr descr="/Applications/Positron.app/Contents/Resources/app/quarto/share/formats/docx/note.png" id="50" name="Picture"/>
-                          <pic:cNvPicPr>
-                            <a:picLocks noChangeArrowheads="1" noChangeAspect="1"/>
-                          </pic:cNvPicPr>
-                        </pic:nvPicPr>
-                        <pic:blipFill>
-                          <a:blip r:embed="rId9"/>
-                          <a:stretch>
-                            <a:fillRect/>
-                          </a:stretch>
-                        </pic:blipFill>
-                        <pic:spPr bwMode="auto">
-                          <a:xfrm>
-                            <a:off x="0" y="0"/>
-                            <a:ext cx="152400" cy="152400"/>
-                          </a:xfrm>
-                          <a:prstGeom prst="rect">
-                            <a:avLst/>
-                          </a:prstGeom>
-                          <a:noFill/>
-                          <a:ln w="9525">
-                            <a:noFill/>
-                            <a:headEnd/>
-                            <a:tailEnd/>
-                          </a:ln>
-                        </pic:spPr>
-                      </pic:pic>
-                    </a:graphicData>
-                  </a:graphic>
-                </wp:inline>
-              </w:drawing>
-            </w:r>
-            <w:r>
-              <w:t xml:space="preserve"> </w:t>
-            </w:r>
-            <w:r>
-              <w:t xml:space="preserve"> </w:t>
-            </w:r>
-            <w:r>
-              <w:t xml:space="preserve">Note</w:t>
-            </w:r>
-          </w:p>
-        </w:tc>
-      </w:tr>
-      <w:tr>
-        <w:trPr>
-          <w:cantSplit/>
-        </w:trPr>
-        <w:tc>
-          <w:tcPr>
-            <w:tcMar>
-              <w:top w:w="108" w:type="dxa"/>
-              <w:bottom w:w="108" w:type="dxa"/>
-            </w:tcMar>
-          </w:tcPr>
-          <w:p>
-            <w:pPr>
-              <w:pStyle w:val="BodyText"/>
-            </w:pPr>
-            <w:pPr>
-              <w:spacing w:before="16"/>
-            </w:pPr>
-            <w:r>
-              <w:rPr>
-                <w:b/>
-                <w:bCs/>
-              </w:rPr>
-              <w:t xml:space="preserve">✅ Key idea</w:t>
-            </w:r>
-          </w:p>
-          <w:p>
-            <w:pPr>
-              <w:pStyle w:val="BodyText"/>
-            </w:pPr>
-            <w:pPr>
-              <w:spacing w:after="16"/>
-            </w:pPr>
-            <w:r>
-              <w:t xml:space="preserve">The pipe</w:t>
-            </w:r>
-            <w:r>
-              <w:t xml:space="preserve"> </w:t>
-            </w:r>
-            <w:r>
-              <w:rPr>
-                <w:rStyle w:val="VerbatimChar"/>
-              </w:rPr>
-              <w:t xml:space="preserve">|&gt;</w:t>
-            </w:r>
-            <w:r>
-              <w:t xml:space="preserve"> </w:t>
-            </w:r>
-            <w:r>
-              <w:t xml:space="preserve">is what makes this readable top to bottom — a recipe, not a nest of parentheses.</w:t>
-            </w:r>
-          </w:p>
-          <w:p/>
-        </w:tc>
-      </w:tr>
-    </w:tbl>
-    <w:p>
-      <w:pPr>
-        <w:pStyle w:val="BodyText"/>
-      </w:pPr>
-      <w:r>
-        <w:rPr>
-          <w:b/>
-          <w:bCs/>
-        </w:rPr>
-        <w:t xml:space="preserve">Read it out loud:</w:t>
-      </w:r>
-    </w:p>
-    <w:p>
-      <w:pPr>
-        <w:pStyle w:val="Compact"/>
-        <w:numPr>
-          <w:ilvl w:val="0"/>
-          <w:numId w:val="1005"/>
+          <w:numId w:val="1007"/>
         </w:numPr>
       </w:pPr>
       <w:r>
@@ -6543,7 +6838,7 @@
         <w:pStyle w:val="Compact"/>
         <w:numPr>
           <w:ilvl w:val="1"/>
-          <w:numId w:val="1006"/>
+          <w:numId w:val="1008"/>
         </w:numPr>
       </w:pPr>
       <w:r>
@@ -6565,7 +6860,7 @@
         <w:pStyle w:val="Compact"/>
         <w:numPr>
           <w:ilvl w:val="2"/>
-          <w:numId w:val="1007"/>
+          <w:numId w:val="1009"/>
         </w:numPr>
       </w:pPr>
       <w:r>
@@ -6587,7 +6882,7 @@
         <w:pStyle w:val="Compact"/>
         <w:numPr>
           <w:ilvl w:val="3"/>
-          <w:numId w:val="1008"/>
+          <w:numId w:val="1010"/>
         </w:numPr>
       </w:pPr>
       <w:r>
@@ -6609,7 +6904,7 @@
         <w:pStyle w:val="Compact"/>
         <w:numPr>
           <w:ilvl w:val="4"/>
-          <w:numId w:val="1009"/>
+          <w:numId w:val="1011"/>
         </w:numPr>
       </w:pPr>
       <w:r>
@@ -6626,14 +6921,24 @@
         <w:t xml:space="preserve">sort by side and length.</w:t>
       </w:r>
     </w:p>
-    <w:bookmarkEnd w:id="51"/>
-    <w:bookmarkStart w:id="62" w:name="part-3-a-duplicate-row-problem"/>
+    <w:bookmarkEnd w:id="58"/>
+    <w:bookmarkStart w:id="59" w:name="part-3-a-duplicate-row-problem"/>
     <w:p>
       <w:pPr>
-        <w:pStyle w:val="Heading1"/>
+        <w:pStyle w:val="Heading2"/>
       </w:pPr>
       <w:r>
         <w:t xml:space="preserve">Part 3 · A Duplicate-Row Problem</w:t>
+      </w:r>
+    </w:p>
+    <w:bookmarkEnd w:id="59"/>
+    <w:bookmarkStart w:id="65" w:name="a-duplicate-row-problem"/>
+    <w:p>
+      <w:pPr>
+        <w:pStyle w:val="Heading2"/>
+      </w:pPr>
+      <w:r>
+        <w:t xml:space="preserve">A Duplicate-Row Problem</w:t>
       </w:r>
     </w:p>
     <w:p>
@@ -6805,18 +7110,18 @@
                 <wp:inline>
                   <wp:extent cx="152400" cy="152400"/>
                   <wp:effectExtent b="0" l="0" r="0" t="0"/>
-                  <wp:docPr descr="" title="" id="53" name="Picture"/>
+                  <wp:docPr descr="" title="" id="61" name="Picture"/>
                   <a:graphic>
                     <a:graphicData uri="http://schemas.openxmlformats.org/drawingml/2006/picture">
                       <pic:pic>
                         <pic:nvPicPr>
-                          <pic:cNvPr descr="/Applications/Positron.app/Contents/Resources/app/quarto/share/formats/docx/important.png" id="54" name="Picture"/>
+                          <pic:cNvPr descr="/Applications/Positron.app/Contents/Resources/app/quarto/share/formats/docx/important.png" id="62" name="Picture"/>
                           <pic:cNvPicPr>
                             <a:picLocks noChangeArrowheads="1" noChangeAspect="1"/>
                           </pic:cNvPicPr>
                         </pic:nvPicPr>
                         <pic:blipFill>
-                          <a:blip r:embed="rId52"/>
+                          <a:blip r:embed="rId60"/>
                           <a:stretch>
                             <a:fillRect/>
                           </a:stretch>
@@ -6955,12 +7260,12 @@
                 <wp:inline>
                   <wp:extent cx="152400" cy="152400"/>
                   <wp:effectExtent b="0" l="0" r="0" t="0"/>
-                  <wp:docPr descr="" title="" id="55" name="Picture"/>
+                  <wp:docPr descr="" title="" id="63" name="Picture"/>
                   <a:graphic>
                     <a:graphicData uri="http://schemas.openxmlformats.org/drawingml/2006/picture">
                       <pic:pic>
                         <pic:nvPicPr>
-                          <pic:cNvPr descr="/Applications/Positron.app/Contents/Resources/app/quarto/share/formats/docx/note.png" id="56" name="Picture"/>
+                          <pic:cNvPr descr="/Applications/Positron.app/Contents/Resources/app/quarto/share/formats/docx/note.png" id="64" name="Picture"/>
                           <pic:cNvPicPr>
                             <a:picLocks noChangeArrowheads="1" noChangeAspect="1"/>
                           </pic:cNvPicPr>
@@ -7035,7 +7340,7 @@
               <w:pStyle w:val="Compact"/>
               <w:numPr>
                 <w:ilvl w:val="0"/>
-                <w:numId w:val="1010"/>
+                <w:numId w:val="1012"/>
               </w:numPr>
             </w:pPr>
             <w:r>
@@ -7074,7 +7379,7 @@
               <w:pStyle w:val="Compact"/>
               <w:numPr>
                 <w:ilvl w:val="0"/>
-                <w:numId w:val="1010"/>
+                <w:numId w:val="1012"/>
               </w:numPr>
             </w:pPr>
             <w:r>
@@ -7096,13 +7401,14 @@
         </w:tc>
       </w:tr>
     </w:tbl>
-    <w:bookmarkStart w:id="61" w:name="finding-and-removing-the-duplicates"/>
+    <w:bookmarkEnd w:id="65"/>
+    <w:bookmarkStart w:id="68" w:name="finding-the-duplicates"/>
     <w:p>
       <w:pPr>
-        <w:pStyle w:val="Heading3"/>
-      </w:pPr>
-      <w:r>
-        <w:t xml:space="preserve">Finding and removing the duplicates</w:t>
+        <w:pStyle w:val="Heading2"/>
+      </w:pPr>
+      <w:r>
+        <w:t xml:space="preserve">Finding the duplicates</w:t>
       </w:r>
     </w:p>
     <w:p>
@@ -7350,6 +7656,183 @@
           <w:rStyle w:val="VerbatimChar"/>
         </w:rPr>
         <w:t xml:space="preserve">18 Jake  a               3 three            20.1</w:t>
+      </w:r>
+    </w:p>
+    <w:tbl>
+      <w:tblPr>
+        <w:tblStyle w:val="Table"/>
+        <w:tblLook w:firstRow="0" w:lastRow="0" w:firstColumn="0" w:lastColumn="0" w:noHBand="0" w:noVBand="0" w:val="0000"/>
+        <w:tblBorders>
+          <w:top w:val="single" w:sz="4" w:space="0" w:color="00A047"/>
+          <w:left w:val="single" w:sz="24" w:space="0" w:color="00A047"/>
+          <w:bottom w:val="single" w:sz="4" w:space="0" w:color="00A047"/>
+          <w:right w:val="single" w:sz="4" w:space="0" w:color="00A047"/>
+        </w:tblBorders>
+        <w:tblCellMar>
+          <w:left w:w="144" w:type="dxa"/>
+          <w:right w:w="144" w:type="dxa"/>
+        </w:tblCellMar>
+        <w:tblLook w:firstRow="0" w:lastRow="0" w:firstColumn="0" w:lastColumn="0" w:noHBand="0" w:noVBand="0" w:val="0000"/>
+      </w:tblPr>
+      <w:tr>
+        <w:trPr>
+          <w:cantSplit/>
+        </w:trPr>
+        <w:tc>
+          <w:tcPr>
+            <w:shd w:color="auto" w:fill="ccf1e3" w:val="clear"/>
+            <w:tcMar>
+              <w:top w:w="92" w:type="dxa"/>
+              <w:bottom w:w="92" w:type="dxa"/>
+            </w:tcMar>
+          </w:tcPr>
+          <w:p>
+            <w:pPr>
+              <w:pStyle w:val="FirstParagraph"/>
+            </w:pPr>
+            <w:pPr>
+              <w:spacing w:before="0" w:after="0"/>
+              <w:textAlignment w:val="center"/>
+            </w:pPr>
+            <w:r>
+              <w:drawing>
+                <wp:inline>
+                  <wp:extent cx="152400" cy="152400"/>
+                  <wp:effectExtent b="0" l="0" r="0" t="0"/>
+                  <wp:docPr descr="" title="" id="66" name="Picture"/>
+                  <a:graphic>
+                    <a:graphicData uri="http://schemas.openxmlformats.org/drawingml/2006/picture">
+                      <pic:pic>
+                        <pic:nvPicPr>
+                          <pic:cNvPr descr="/Applications/Positron.app/Contents/Resources/app/quarto/share/formats/docx/tip.png" id="67" name="Picture"/>
+                          <pic:cNvPicPr>
+                            <a:picLocks noChangeArrowheads="1" noChangeAspect="1"/>
+                          </pic:cNvPicPr>
+                        </pic:nvPicPr>
+                        <pic:blipFill>
+                          <a:blip r:embed="rId21"/>
+                          <a:stretch>
+                            <a:fillRect/>
+                          </a:stretch>
+                        </pic:blipFill>
+                        <pic:spPr bwMode="auto">
+                          <a:xfrm>
+                            <a:off x="0" y="0"/>
+                            <a:ext cx="152400" cy="152400"/>
+                          </a:xfrm>
+                          <a:prstGeom prst="rect">
+                            <a:avLst/>
+                          </a:prstGeom>
+                          <a:noFill/>
+                          <a:ln w="9525">
+                            <a:noFill/>
+                            <a:headEnd/>
+                            <a:tailEnd/>
+                          </a:ln>
+                        </pic:spPr>
+                      </pic:pic>
+                    </a:graphicData>
+                  </a:graphic>
+                </wp:inline>
+              </w:drawing>
+            </w:r>
+            <w:r>
+              <w:t xml:space="preserve"> </w:t>
+            </w:r>
+            <w:r>
+              <w:t xml:space="preserve"> </w:t>
+            </w:r>
+            <w:r>
+              <w:t xml:space="preserve">Tip</w:t>
+            </w:r>
+          </w:p>
+        </w:tc>
+      </w:tr>
+      <w:tr>
+        <w:trPr>
+          <w:cantSplit/>
+        </w:trPr>
+        <w:tc>
+          <w:tcPr>
+            <w:tcMar>
+              <w:top w:w="108" w:type="dxa"/>
+              <w:bottom w:w="108" w:type="dxa"/>
+            </w:tcMar>
+          </w:tcPr>
+          <w:p>
+            <w:pPr>
+              <w:pStyle w:val="BodyText"/>
+            </w:pPr>
+            <w:pPr>
+              <w:spacing w:before="16"/>
+            </w:pPr>
+            <w:r>
+              <w:rPr>
+                <w:b/>
+                <w:bCs/>
+              </w:rPr>
+              <w:t xml:space="preserve">🖐 Field habit</w:t>
+            </w:r>
+          </w:p>
+          <w:p>
+            <w:pPr>
+              <w:pStyle w:val="BodyText"/>
+            </w:pPr>
+            <w:pPr>
+              <w:spacing w:after="16"/>
+            </w:pPr>
+            <w:r>
+              <w:t xml:space="preserve">Before you trust any dataset — yours or a collaborator’s — check</w:t>
+            </w:r>
+            <w:r>
+              <w:t xml:space="preserve"> </w:t>
+            </w:r>
+            <w:r>
+              <w:rPr>
+                <w:rStyle w:val="VerbatimChar"/>
+              </w:rPr>
+              <w:t xml:space="preserve">nrow()</w:t>
+            </w:r>
+            <w:r>
+              <w:t xml:space="preserve"> </w:t>
+            </w:r>
+            <w:r>
+              <w:t xml:space="preserve">against</w:t>
+            </w:r>
+            <w:r>
+              <w:t xml:space="preserve"> </w:t>
+            </w:r>
+            <w:r>
+              <w:rPr>
+                <w:rStyle w:val="VerbatimChar"/>
+              </w:rPr>
+              <w:t xml:space="preserve">n_distinct()</w:t>
+            </w:r>
+            <w:r>
+              <w:t xml:space="preserve">. It takes five seconds and catches a real, common mistake.</w:t>
+            </w:r>
+          </w:p>
+          <w:p/>
+        </w:tc>
+      </w:tr>
+    </w:tbl>
+    <w:bookmarkEnd w:id="68"/>
+    <w:bookmarkStart w:id="71" w:name="removing-duplicates-with-distinct"/>
+    <w:p>
+      <w:pPr>
+        <w:pStyle w:val="Heading2"/>
+      </w:pPr>
+      <w:r>
+        <w:t xml:space="preserve">Removing duplicates with</w:t>
+      </w:r>
+      <w:r>
+        <w:t xml:space="preserve"> </w:t>
+      </w:r>
+      <w:r>
+        <w:rPr>
+          <w:rStyle w:val="VerbatimChar"/>
+        </w:rPr>
+        <w:t xml:space="preserve">distinct()</w:t>
       </w:r>
     </w:p>
     <w:p>
@@ -7506,18 +7989,18 @@
                 <wp:inline>
                   <wp:extent cx="152400" cy="152400"/>
                   <wp:effectExtent b="0" l="0" r="0" t="0"/>
-                  <wp:docPr descr="" title="" id="57" name="Picture"/>
+                  <wp:docPr descr="" title="" id="69" name="Picture"/>
                   <a:graphic>
                     <a:graphicData uri="http://schemas.openxmlformats.org/drawingml/2006/picture">
                       <pic:pic>
                         <pic:nvPicPr>
-                          <pic:cNvPr descr="/Applications/Positron.app/Contents/Resources/app/quarto/share/formats/docx/warning.png" id="58" name="Picture"/>
+                          <pic:cNvPr descr="/Applications/Positron.app/Contents/Resources/app/quarto/share/formats/docx/warning.png" id="70" name="Picture"/>
                           <pic:cNvPicPr>
                             <a:picLocks noChangeArrowheads="1" noChangeAspect="1"/>
                           </pic:cNvPicPr>
                         </pic:nvPicPr>
                         <pic:blipFill>
-                          <a:blip r:embed="rId23"/>
+                          <a:blip r:embed="rId24"/>
                           <a:stretch>
                             <a:fillRect/>
                           </a:stretch>
@@ -7639,6 +8122,652 @@
             </w:r>
             <w:r>
               <w:t xml:space="preserve">) slips right through — always eyeball your data too.</w:t>
+            </w:r>
+          </w:p>
+          <w:p/>
+        </w:tc>
+      </w:tr>
+    </w:tbl>
+    <w:bookmarkEnd w:id="71"/>
+    <w:bookmarkStart w:id="72" w:name="part-4-saving-your-work"/>
+    <w:p>
+      <w:pPr>
+        <w:pStyle w:val="Heading2"/>
+      </w:pPr>
+      <w:r>
+        <w:t xml:space="preserve">Part 4 · Saving Your Work</w:t>
+      </w:r>
+    </w:p>
+    <w:bookmarkEnd w:id="72"/>
+    <w:bookmarkStart w:id="77" w:name="write_csv-the-mirror-image-of-read_csv"/>
+    <w:p>
+      <w:pPr>
+        <w:pStyle w:val="Heading2"/>
+      </w:pPr>
+      <w:r>
+        <w:rPr>
+          <w:rStyle w:val="VerbatimChar"/>
+        </w:rPr>
+        <w:t xml:space="preserve">write_csv()</w:t>
+      </w:r>
+      <w:r>
+        <w:t xml:space="preserve"> </w:t>
+      </w:r>
+      <w:r>
+        <w:t xml:space="preserve">— the mirror image of</w:t>
+      </w:r>
+      <w:r>
+        <w:t xml:space="preserve"> </w:t>
+      </w:r>
+      <w:r>
+        <w:rPr>
+          <w:rStyle w:val="VerbatimChar"/>
+        </w:rPr>
+        <w:t xml:space="preserve">read_csv()</w:t>
+      </w:r>
+    </w:p>
+    <w:p>
+      <w:pPr>
+        <w:pStyle w:val="SourceCode"/>
+      </w:pPr>
+      <w:r>
+        <w:rPr>
+          <w:rStyle w:val="FunctionTok"/>
+        </w:rPr>
+        <w:t xml:space="preserve">write_csv</w:t>
+      </w:r>
+      <w:r>
+        <w:rPr>
+          <w:rStyle w:val="NormalTok"/>
+        </w:rPr>
+        <w:t xml:space="preserve">(pine_wrangled_df, </w:t>
+      </w:r>
+      <w:r>
+        <w:rPr>
+          <w:rStyle w:val="StringTok"/>
+        </w:rPr>
+        <w:t xml:space="preserve">"data/pine_needles_wrangled.csv"</w:t>
+      </w:r>
+      <w:r>
+        <w:rPr>
+          <w:rStyle w:val="NormalTok"/>
+        </w:rPr>
+        <w:t xml:space="preserve">)</w:t>
+      </w:r>
+    </w:p>
+    <w:tbl>
+      <w:tblPr>
+        <w:tblStyle w:val="Table"/>
+        <w:tblLook w:firstRow="0" w:lastRow="0" w:firstColumn="0" w:lastColumn="0" w:noHBand="0" w:noVBand="0" w:val="0000"/>
+        <w:tblBorders>
+          <w:top w:val="single" w:sz="4" w:space="0" w:color="CC1914"/>
+          <w:left w:val="single" w:sz="24" w:space="0" w:color="CC1914"/>
+          <w:bottom w:val="single" w:sz="4" w:space="0" w:color="CC1914"/>
+          <w:right w:val="single" w:sz="4" w:space="0" w:color="CC1914"/>
+        </w:tblBorders>
+        <w:tblCellMar>
+          <w:left w:w="144" w:type="dxa"/>
+          <w:right w:w="144" w:type="dxa"/>
+        </w:tblCellMar>
+        <w:tblLook w:firstRow="0" w:lastRow="0" w:firstColumn="0" w:lastColumn="0" w:noHBand="0" w:noVBand="0" w:val="0000"/>
+      </w:tblPr>
+      <w:tr>
+        <w:trPr>
+          <w:cantSplit/>
+        </w:trPr>
+        <w:tc>
+          <w:tcPr>
+            <w:shd w:color="auto" w:fill="f7dddc" w:val="clear"/>
+            <w:tcMar>
+              <w:top w:w="92" w:type="dxa"/>
+              <w:bottom w:w="92" w:type="dxa"/>
+            </w:tcMar>
+          </w:tcPr>
+          <w:p>
+            <w:pPr>
+              <w:pStyle w:val="FirstParagraph"/>
+            </w:pPr>
+            <w:pPr>
+              <w:spacing w:before="0" w:after="0"/>
+              <w:textAlignment w:val="center"/>
+            </w:pPr>
+            <w:r>
+              <w:drawing>
+                <wp:inline>
+                  <wp:extent cx="152400" cy="152400"/>
+                  <wp:effectExtent b="0" l="0" r="0" t="0"/>
+                  <wp:docPr descr="" title="" id="73" name="Picture"/>
+                  <a:graphic>
+                    <a:graphicData uri="http://schemas.openxmlformats.org/drawingml/2006/picture">
+                      <pic:pic>
+                        <pic:nvPicPr>
+                          <pic:cNvPr descr="/Applications/Positron.app/Contents/Resources/app/quarto/share/formats/docx/important.png" id="74" name="Picture"/>
+                          <pic:cNvPicPr>
+                            <a:picLocks noChangeArrowheads="1" noChangeAspect="1"/>
+                          </pic:cNvPicPr>
+                        </pic:nvPicPr>
+                        <pic:blipFill>
+                          <a:blip r:embed="rId60"/>
+                          <a:stretch>
+                            <a:fillRect/>
+                          </a:stretch>
+                        </pic:blipFill>
+                        <pic:spPr bwMode="auto">
+                          <a:xfrm>
+                            <a:off x="0" y="0"/>
+                            <a:ext cx="152400" cy="152400"/>
+                          </a:xfrm>
+                          <a:prstGeom prst="rect">
+                            <a:avLst/>
+                          </a:prstGeom>
+                          <a:noFill/>
+                          <a:ln w="9525">
+                            <a:noFill/>
+                            <a:headEnd/>
+                            <a:tailEnd/>
+                          </a:ln>
+                        </pic:spPr>
+                      </pic:pic>
+                    </a:graphicData>
+                  </a:graphic>
+                </wp:inline>
+              </w:drawing>
+            </w:r>
+            <w:r>
+              <w:t xml:space="preserve"> </w:t>
+            </w:r>
+            <w:r>
+              <w:t xml:space="preserve"> </w:t>
+            </w:r>
+            <w:r>
+              <w:t xml:space="preserve">Important</w:t>
+            </w:r>
+          </w:p>
+        </w:tc>
+      </w:tr>
+      <w:tr>
+        <w:trPr>
+          <w:cantSplit/>
+        </w:trPr>
+        <w:tc>
+          <w:tcPr>
+            <w:tcMar>
+              <w:top w:w="108" w:type="dxa"/>
+              <w:bottom w:w="108" w:type="dxa"/>
+            </w:tcMar>
+          </w:tcPr>
+          <w:p>
+            <w:pPr>
+              <w:pStyle w:val="BodyText"/>
+            </w:pPr>
+            <w:pPr>
+              <w:spacing w:before="16" w:after="16"/>
+            </w:pPr>
+            <w:r>
+              <w:rPr>
+                <w:b/>
+                <w:bCs/>
+              </w:rPr>
+              <w:t xml:space="preserve">Raw data is read-only.</w:t>
+            </w:r>
+            <w:r>
+              <w:t xml:space="preserve"> </w:t>
+            </w:r>
+            <w:r>
+              <w:rPr>
+                <w:rStyle w:val="VerbatimChar"/>
+              </w:rPr>
+              <w:t xml:space="preserve">pine_needles.csv</w:t>
+            </w:r>
+            <w:r>
+              <w:t xml:space="preserve"> </w:t>
+            </w:r>
+            <w:r>
+              <w:t xml:space="preserve">never gets overwritten —</w:t>
+            </w:r>
+            <w:r>
+              <w:t xml:space="preserve"> </w:t>
+            </w:r>
+            <w:r>
+              <w:rPr>
+                <w:rStyle w:val="VerbatimChar"/>
+              </w:rPr>
+              <w:t xml:space="preserve">write_csv()</w:t>
+            </w:r>
+            <w:r>
+              <w:t xml:space="preserve"> </w:t>
+            </w:r>
+            <w:r>
+              <w:t xml:space="preserve">always creates a</w:t>
+            </w:r>
+            <w:r>
+              <w:t xml:space="preserve"> </w:t>
+            </w:r>
+            <w:r>
+              <w:rPr>
+                <w:b/>
+                <w:bCs/>
+              </w:rPr>
+              <w:t xml:space="preserve">new, separate file</w:t>
+            </w:r>
+            <w:r>
+              <w:t xml:space="preserve">. That’s why we named it</w:t>
+            </w:r>
+            <w:r>
+              <w:t xml:space="preserve"> </w:t>
+            </w:r>
+            <w:r>
+              <w:rPr>
+                <w:rStyle w:val="VerbatimChar"/>
+              </w:rPr>
+              <w:t xml:space="preserve">pine_needles_wrangled.csv</w:t>
+            </w:r>
+            <w:r>
+              <w:t xml:space="preserve">, not</w:t>
+            </w:r>
+            <w:r>
+              <w:t xml:space="preserve"> </w:t>
+            </w:r>
+            <w:r>
+              <w:rPr>
+                <w:rStyle w:val="VerbatimChar"/>
+              </w:rPr>
+              <w:t xml:space="preserve">pine_needles.csv</w:t>
+            </w:r>
+            <w:r>
+              <w:t xml:space="preserve">.</w:t>
+            </w:r>
+          </w:p>
+          <w:p/>
+        </w:tc>
+      </w:tr>
+    </w:tbl>
+    <w:tbl>
+      <w:tblPr>
+        <w:tblStyle w:val="Table"/>
+        <w:tblLook w:firstRow="0" w:lastRow="0" w:firstColumn="0" w:lastColumn="0" w:noHBand="0" w:noVBand="0" w:val="0000"/>
+        <w:tblBorders>
+          <w:top w:val="single" w:sz="4" w:space="0" w:color="0758E5"/>
+          <w:left w:val="single" w:sz="24" w:space="0" w:color="0758E5"/>
+          <w:bottom w:val="single" w:sz="4" w:space="0" w:color="0758E5"/>
+          <w:right w:val="single" w:sz="4" w:space="0" w:color="0758E5"/>
+        </w:tblBorders>
+        <w:tblCellMar>
+          <w:left w:w="144" w:type="dxa"/>
+          <w:right w:w="144" w:type="dxa"/>
+        </w:tblCellMar>
+        <w:tblLook w:firstRow="0" w:lastRow="0" w:firstColumn="0" w:lastColumn="0" w:noHBand="0" w:noVBand="0" w:val="0000"/>
+      </w:tblPr>
+      <w:tr>
+        <w:trPr>
+          <w:cantSplit/>
+        </w:trPr>
+        <w:tc>
+          <w:tcPr>
+            <w:shd w:color="auto" w:fill="dae6fb" w:val="clear"/>
+            <w:tcMar>
+              <w:top w:w="92" w:type="dxa"/>
+              <w:bottom w:w="92" w:type="dxa"/>
+            </w:tcMar>
+          </w:tcPr>
+          <w:p>
+            <w:pPr>
+              <w:pStyle w:val="BodyText"/>
+            </w:pPr>
+            <w:pPr>
+              <w:spacing w:before="0" w:after="0"/>
+              <w:textAlignment w:val="center"/>
+            </w:pPr>
+            <w:r>
+              <w:drawing>
+                <wp:inline>
+                  <wp:extent cx="152400" cy="152400"/>
+                  <wp:effectExtent b="0" l="0" r="0" t="0"/>
+                  <wp:docPr descr="" title="" id="75" name="Picture"/>
+                  <a:graphic>
+                    <a:graphicData uri="http://schemas.openxmlformats.org/drawingml/2006/picture">
+                      <pic:pic>
+                        <pic:nvPicPr>
+                          <pic:cNvPr descr="/Applications/Positron.app/Contents/Resources/app/quarto/share/formats/docx/note.png" id="76" name="Picture"/>
+                          <pic:cNvPicPr>
+                            <a:picLocks noChangeArrowheads="1" noChangeAspect="1"/>
+                          </pic:cNvPicPr>
+                        </pic:nvPicPr>
+                        <pic:blipFill>
+                          <a:blip r:embed="rId9"/>
+                          <a:stretch>
+                            <a:fillRect/>
+                          </a:stretch>
+                        </pic:blipFill>
+                        <pic:spPr bwMode="auto">
+                          <a:xfrm>
+                            <a:off x="0" y="0"/>
+                            <a:ext cx="152400" cy="152400"/>
+                          </a:xfrm>
+                          <a:prstGeom prst="rect">
+                            <a:avLst/>
+                          </a:prstGeom>
+                          <a:noFill/>
+                          <a:ln w="9525">
+                            <a:noFill/>
+                            <a:headEnd/>
+                            <a:tailEnd/>
+                          </a:ln>
+                        </pic:spPr>
+                      </pic:pic>
+                    </a:graphicData>
+                  </a:graphic>
+                </wp:inline>
+              </w:drawing>
+            </w:r>
+            <w:r>
+              <w:t xml:space="preserve"> </w:t>
+            </w:r>
+            <w:r>
+              <w:t xml:space="preserve"> </w:t>
+            </w:r>
+            <w:r>
+              <w:t xml:space="preserve">Note</w:t>
+            </w:r>
+          </w:p>
+        </w:tc>
+      </w:tr>
+      <w:tr>
+        <w:trPr>
+          <w:cantSplit/>
+        </w:trPr>
+        <w:tc>
+          <w:tcPr>
+            <w:tcMar>
+              <w:top w:w="108" w:type="dxa"/>
+              <w:bottom w:w="108" w:type="dxa"/>
+            </w:tcMar>
+          </w:tcPr>
+          <w:p>
+            <w:pPr>
+              <w:pStyle w:val="BodyText"/>
+            </w:pPr>
+            <w:pPr>
+              <w:spacing w:before="16"/>
+            </w:pPr>
+            <w:r>
+              <w:rPr>
+                <w:b/>
+                <w:bCs/>
+              </w:rPr>
+              <w:t xml:space="preserve">✅ Key idea</w:t>
+            </w:r>
+          </w:p>
+          <w:p>
+            <w:pPr>
+              <w:pStyle w:val="BodyText"/>
+            </w:pPr>
+            <w:pPr>
+              <w:spacing w:after="16"/>
+            </w:pPr>
+            <w:r>
+              <w:t xml:space="preserve">If you can’t reproduce a result from raw data + a script, something’s wrong with the script — never with the raw file. Keeping raw data untouched is what makes that guarantee possible.</w:t>
+            </w:r>
+          </w:p>
+          <w:p/>
+        </w:tc>
+      </w:tr>
+    </w:tbl>
+    <w:bookmarkEnd w:id="77"/>
+    <w:bookmarkStart w:id="82" w:name="naming-your-saved-files"/>
+    <w:p>
+      <w:pPr>
+        <w:pStyle w:val="Heading2"/>
+      </w:pPr>
+      <w:r>
+        <w:t xml:space="preserve">Naming your saved files</w:t>
+      </w:r>
+    </w:p>
+    <w:p>
+      <w:pPr>
+        <w:pStyle w:val="Compact"/>
+        <w:numPr>
+          <w:ilvl w:val="0"/>
+          <w:numId w:val="1013"/>
+        </w:numPr>
+      </w:pPr>
+      <w:r>
+        <w:t xml:space="preserve">Never overwrite</w:t>
+      </w:r>
+      <w:r>
+        <w:t xml:space="preserve"> </w:t>
+      </w:r>
+      <w:r>
+        <w:rPr>
+          <w:rStyle w:val="VerbatimChar"/>
+        </w:rPr>
+        <w:t xml:space="preserve">data/pine_needles.csv</w:t>
+      </w:r>
+      <w:r>
+        <w:t xml:space="preserve"> </w:t>
+      </w:r>
+      <w:r>
+        <w:t xml:space="preserve">— that file is raw</w:t>
+      </w:r>
+    </w:p>
+    <w:p>
+      <w:pPr>
+        <w:pStyle w:val="Compact"/>
+        <w:numPr>
+          <w:ilvl w:val="0"/>
+          <w:numId w:val="1013"/>
+        </w:numPr>
+      </w:pPr>
+      <w:r>
+        <w:t xml:space="preserve">Save wrangled output with a name that says what happened:</w:t>
+      </w:r>
+      <w:r>
+        <w:t xml:space="preserve"> </w:t>
+      </w:r>
+      <w:r>
+        <w:rPr>
+          <w:rStyle w:val="VerbatimChar"/>
+        </w:rPr>
+        <w:t xml:space="preserve">pine_needles_wrangled.csv</w:t>
+      </w:r>
+      <w:r>
+        <w:t xml:space="preserve">, not</w:t>
+      </w:r>
+      <w:r>
+        <w:t xml:space="preserve"> </w:t>
+      </w:r>
+      <w:r>
+        <w:rPr>
+          <w:rStyle w:val="VerbatimChar"/>
+        </w:rPr>
+        <w:t xml:space="preserve">pine_needles2.csv</w:t>
+      </w:r>
+      <w:r>
+        <w:t xml:space="preserve"> </w:t>
+      </w:r>
+      <w:r>
+        <w:t xml:space="preserve">or</w:t>
+      </w:r>
+      <w:r>
+        <w:t xml:space="preserve"> </w:t>
+      </w:r>
+      <w:r>
+        <w:rPr>
+          <w:rStyle w:val="VerbatimChar"/>
+        </w:rPr>
+        <w:t xml:space="preserve">final.csv</w:t>
+      </w:r>
+    </w:p>
+    <w:p>
+      <w:pPr>
+        <w:pStyle w:val="Compact"/>
+        <w:numPr>
+          <w:ilvl w:val="0"/>
+          <w:numId w:val="1013"/>
+        </w:numPr>
+      </w:pPr>
+      <w:r>
+        <w:t xml:space="preserve">Anyone re-running your script from scratch should get the exact same output file</w:t>
+      </w:r>
+    </w:p>
+    <w:tbl>
+      <w:tblPr>
+        <w:tblStyle w:val="Table"/>
+        <w:tblLook w:firstRow="0" w:lastRow="0" w:firstColumn="0" w:lastColumn="0" w:noHBand="0" w:noVBand="0" w:val="0000"/>
+        <w:tblBorders>
+          <w:top w:val="single" w:sz="4" w:space="0" w:color="EB9113"/>
+          <w:left w:val="single" w:sz="24" w:space="0" w:color="EB9113"/>
+          <w:bottom w:val="single" w:sz="4" w:space="0" w:color="EB9113"/>
+          <w:right w:val="single" w:sz="4" w:space="0" w:color="EB9113"/>
+        </w:tblBorders>
+        <w:tblCellMar>
+          <w:left w:w="144" w:type="dxa"/>
+          <w:right w:w="144" w:type="dxa"/>
+        </w:tblCellMar>
+        <w:tblLook w:firstRow="0" w:lastRow="0" w:firstColumn="0" w:lastColumn="0" w:noHBand="0" w:noVBand="0" w:val="0000"/>
+      </w:tblPr>
+      <w:tr>
+        <w:trPr>
+          <w:cantSplit/>
+        </w:trPr>
+        <w:tc>
+          <w:tcPr>
+            <w:shd w:color="auto" w:fill="fcefdc" w:val="clear"/>
+            <w:tcMar>
+              <w:top w:w="92" w:type="dxa"/>
+              <w:bottom w:w="92" w:type="dxa"/>
+            </w:tcMar>
+          </w:tcPr>
+          <w:p>
+            <w:pPr>
+              <w:pStyle w:val="FirstParagraph"/>
+            </w:pPr>
+            <w:pPr>
+              <w:spacing w:before="0" w:after="0"/>
+              <w:textAlignment w:val="center"/>
+            </w:pPr>
+            <w:r>
+              <w:drawing>
+                <wp:inline>
+                  <wp:extent cx="152400" cy="152400"/>
+                  <wp:effectExtent b="0" l="0" r="0" t="0"/>
+                  <wp:docPr descr="" title="" id="78" name="Picture"/>
+                  <a:graphic>
+                    <a:graphicData uri="http://schemas.openxmlformats.org/drawingml/2006/picture">
+                      <pic:pic>
+                        <pic:nvPicPr>
+                          <pic:cNvPr descr="/Applications/Positron.app/Contents/Resources/app/quarto/share/formats/docx/warning.png" id="79" name="Picture"/>
+                          <pic:cNvPicPr>
+                            <a:picLocks noChangeArrowheads="1" noChangeAspect="1"/>
+                          </pic:cNvPicPr>
+                        </pic:nvPicPr>
+                        <pic:blipFill>
+                          <a:blip r:embed="rId24"/>
+                          <a:stretch>
+                            <a:fillRect/>
+                          </a:stretch>
+                        </pic:blipFill>
+                        <pic:spPr bwMode="auto">
+                          <a:xfrm>
+                            <a:off x="0" y="0"/>
+                            <a:ext cx="152400" cy="152400"/>
+                          </a:xfrm>
+                          <a:prstGeom prst="rect">
+                            <a:avLst/>
+                          </a:prstGeom>
+                          <a:noFill/>
+                          <a:ln w="9525">
+                            <a:noFill/>
+                            <a:headEnd/>
+                            <a:tailEnd/>
+                          </a:ln>
+                        </pic:spPr>
+                      </pic:pic>
+                    </a:graphicData>
+                  </a:graphic>
+                </wp:inline>
+              </w:drawing>
+            </w:r>
+            <w:r>
+              <w:t xml:space="preserve"> </w:t>
+            </w:r>
+            <w:r>
+              <w:t xml:space="preserve"> </w:t>
+            </w:r>
+            <w:r>
+              <w:t xml:space="preserve">Warning</w:t>
+            </w:r>
+          </w:p>
+        </w:tc>
+      </w:tr>
+      <w:tr>
+        <w:trPr>
+          <w:cantSplit/>
+        </w:trPr>
+        <w:tc>
+          <w:tcPr>
+            <w:tcMar>
+              <w:top w:w="108" w:type="dxa"/>
+              <w:bottom w:w="108" w:type="dxa"/>
+            </w:tcMar>
+          </w:tcPr>
+          <w:p>
+            <w:pPr>
+              <w:pStyle w:val="BodyText"/>
+            </w:pPr>
+            <w:pPr>
+              <w:spacing w:before="16"/>
+            </w:pPr>
+            <w:r>
+              <w:rPr>
+                <w:b/>
+                <w:bCs/>
+              </w:rPr>
+              <w:t xml:space="preserve">⚠️ Watch out!</w:t>
+            </w:r>
+          </w:p>
+          <w:p>
+            <w:pPr>
+              <w:pStyle w:val="BodyText"/>
+            </w:pPr>
+            <w:pPr>
+              <w:spacing w:after="16"/>
+            </w:pPr>
+            <w:r>
+              <w:rPr>
+                <w:rStyle w:val="VerbatimChar"/>
+              </w:rPr>
+              <w:t xml:space="preserve">final.csv</w:t>
+            </w:r>
+            <w:r>
+              <w:t xml:space="preserve">,</w:t>
+            </w:r>
+            <w:r>
+              <w:t xml:space="preserve"> </w:t>
+            </w:r>
+            <w:r>
+              <w:rPr>
+                <w:rStyle w:val="VerbatimChar"/>
+              </w:rPr>
+              <w:t xml:space="preserve">final_v2.csv</w:t>
+            </w:r>
+            <w:r>
+              <w:t xml:space="preserve">,</w:t>
+            </w:r>
+            <w:r>
+              <w:t xml:space="preserve"> </w:t>
+            </w:r>
+            <w:r>
+              <w:rPr>
+                <w:rStyle w:val="VerbatimChar"/>
+              </w:rPr>
+              <w:t xml:space="preserve">final_FINAL.csv</w:t>
+            </w:r>
+            <w:r>
+              <w:t xml:space="preserve"> </w:t>
+            </w:r>
+            <w:r>
+              <w:t xml:space="preserve">— this is exactly the mess a project folder with relative paths and clear names is meant to prevent.</w:t>
             </w:r>
           </w:p>
           <w:p/>
@@ -7686,18 +8815,18 @@
                 <wp:inline>
                   <wp:extent cx="152400" cy="152400"/>
                   <wp:effectExtent b="0" l="0" r="0" t="0"/>
-                  <wp:docPr descr="" title="" id="59" name="Picture"/>
+                  <wp:docPr descr="" title="" id="80" name="Picture"/>
                   <a:graphic>
                     <a:graphicData uri="http://schemas.openxmlformats.org/drawingml/2006/picture">
                       <pic:pic>
                         <pic:nvPicPr>
-                          <pic:cNvPr descr="/Applications/Positron.app/Contents/Resources/app/quarto/share/formats/docx/tip.png" id="60" name="Picture"/>
+                          <pic:cNvPr descr="/Applications/Positron.app/Contents/Resources/app/quarto/share/formats/docx/tip.png" id="81" name="Picture"/>
                           <pic:cNvPicPr>
                             <a:picLocks noChangeArrowheads="1" noChangeAspect="1"/>
                           </pic:cNvPicPr>
                         </pic:nvPicPr>
                         <pic:blipFill>
-                          <a:blip r:embed="rId20"/>
+                          <a:blip r:embed="rId21"/>
                           <a:stretch>
                             <a:fillRect/>
                           </a:stretch>
@@ -7758,7 +8887,7 @@
                 <w:b/>
                 <w:bCs/>
               </w:rPr>
-              <w:t xml:space="preserve">🖐 Field habit</w:t>
+              <w:t xml:space="preserve">🖐 Try it yourself</w:t>
             </w:r>
           </w:p>
           <w:p>
@@ -7769,7 +8898,7 @@
               <w:spacing w:after="16"/>
             </w:pPr>
             <w:r>
-              <w:t xml:space="preserve">Before you trust any dataset — yours or a collaborator’s — check</w:t>
+              <w:t xml:space="preserve">Predict what</w:t>
             </w:r>
             <w:r>
               <w:t xml:space="preserve"> </w:t>
@@ -7778,96 +8907,213 @@
               <w:rPr>
                 <w:rStyle w:val="VerbatimChar"/>
               </w:rPr>
-              <w:t xml:space="preserve">nrow()</w:t>
-            </w:r>
-            <w:r>
-              <w:t xml:space="preserve"> </w:t>
-            </w:r>
-            <w:r>
-              <w:t xml:space="preserve">against</w:t>
-            </w:r>
-            <w:r>
-              <w:t xml:space="preserve"> </w:t>
-            </w:r>
-            <w:r>
-              <w:rPr>
-                <w:rStyle w:val="VerbatimChar"/>
-              </w:rPr>
-              <w:t xml:space="preserve">n_distinct()</w:t>
-            </w:r>
-            <w:r>
-              <w:t xml:space="preserve">. It takes five seconds and catches a real, common mistake.</w:t>
+              <w:t xml:space="preserve">write_csv(pine_wrangled_df, "data/pine_needles_wrangled.csv")</w:t>
+            </w:r>
+            <w:r>
+              <w:t xml:space="preserve"> </w:t>
+            </w:r>
+            <w:r>
+              <w:t xml:space="preserve">does if that file doesn’t exist yet. What if it already does?</w:t>
             </w:r>
           </w:p>
           <w:p/>
         </w:tc>
       </w:tr>
     </w:tbl>
-    <w:bookmarkEnd w:id="61"/>
-    <w:bookmarkEnd w:id="62"/>
-    <w:bookmarkStart w:id="73" w:name="part-4-saving-your-work"/>
+    <w:bookmarkEnd w:id="82"/>
+    <w:bookmarkStart w:id="87" w:name="wrap-up"/>
     <w:p>
       <w:pPr>
-        <w:pStyle w:val="Heading1"/>
-      </w:pPr>
-      <w:r>
-        <w:t xml:space="preserve">Part 4 · Saving Your Work</w:t>
-      </w:r>
-    </w:p>
-    <w:bookmarkStart w:id="67" w:name="write_csv-the-mirror-image-of-read_csv"/>
-    <w:p>
-      <w:pPr>
-        <w:pStyle w:val="Heading3"/>
-      </w:pPr>
-      <w:r>
-        <w:rPr>
-          <w:rStyle w:val="VerbatimChar"/>
-        </w:rPr>
-        <w:t xml:space="preserve">write_csv()</w:t>
-      </w:r>
-      <w:r>
-        <w:t xml:space="preserve"> </w:t>
-      </w:r>
-      <w:r>
-        <w:t xml:space="preserve">— the mirror image of</w:t>
-      </w:r>
-      <w:r>
-        <w:t xml:space="preserve"> </w:t>
-      </w:r>
-      <w:r>
-        <w:rPr>
-          <w:rStyle w:val="VerbatimChar"/>
-        </w:rPr>
-        <w:t xml:space="preserve">read_csv()</w:t>
+        <w:pStyle w:val="Heading2"/>
+      </w:pPr>
+      <w:r>
+        <w:t xml:space="preserve">Wrap-up</w:t>
       </w:r>
     </w:p>
     <w:p>
       <w:pPr>
-        <w:pStyle w:val="SourceCode"/>
-      </w:pPr>
-      <w:r>
-        <w:rPr>
-          <w:rStyle w:val="FunctionTok"/>
-        </w:rPr>
-        <w:t xml:space="preserve">write_csv</w:t>
-      </w:r>
-      <w:r>
-        <w:rPr>
-          <w:rStyle w:val="NormalTok"/>
-        </w:rPr>
-        <w:t xml:space="preserve">(pine_wrangled_df, </w:t>
-      </w:r>
-      <w:r>
-        <w:rPr>
-          <w:rStyle w:val="StringTok"/>
-        </w:rPr>
-        <w:t xml:space="preserve">"data/pine_needles_wrangled.csv"</w:t>
-      </w:r>
-      <w:r>
-        <w:rPr>
-          <w:rStyle w:val="NormalTok"/>
-        </w:rPr>
-        <w:t xml:space="preserve">)</w:t>
+        <w:pStyle w:val="FirstParagraph"/>
+      </w:pPr>
+      <w:r>
+        <w:t xml:space="preserve">Today you:</w:t>
+      </w:r>
+    </w:p>
+    <w:p>
+      <w:pPr>
+        <w:pStyle w:val="Compact"/>
+        <w:numPr>
+          <w:ilvl w:val="0"/>
+          <w:numId w:val="1014"/>
+        </w:numPr>
+      </w:pPr>
+      <w:r>
+        <w:t xml:space="preserve">Imported the same data from a</w:t>
+      </w:r>
+      <w:r>
+        <w:t xml:space="preserve"> </w:t>
+      </w:r>
+      <w:r>
+        <w:rPr>
+          <w:rStyle w:val="VerbatimChar"/>
+        </w:rPr>
+        <w:t xml:space="preserve">.csv</w:t>
+      </w:r>
+      <w:r>
+        <w:t xml:space="preserve"> </w:t>
+      </w:r>
+      <w:r>
+        <w:rPr>
+          <w:b/>
+          <w:bCs/>
+        </w:rPr>
+        <w:t xml:space="preserve">and</w:t>
+      </w:r>
+      <w:r>
+        <w:t xml:space="preserve"> </w:t>
+      </w:r>
+      <w:r>
+        <w:t xml:space="preserve">an</w:t>
+      </w:r>
+      <w:r>
+        <w:t xml:space="preserve"> </w:t>
+      </w:r>
+      <w:r>
+        <w:rPr>
+          <w:rStyle w:val="VerbatimChar"/>
+        </w:rPr>
+        <w:t xml:space="preserve">.xlsx</w:t>
+      </w:r>
+    </w:p>
+    <w:p>
+      <w:pPr>
+        <w:pStyle w:val="Compact"/>
+        <w:numPr>
+          <w:ilvl w:val="0"/>
+          <w:numId w:val="1014"/>
+        </w:numPr>
+      </w:pPr>
+      <w:r>
+        <w:t xml:space="preserve">Used</w:t>
+      </w:r>
+      <w:r>
+        <w:t xml:space="preserve"> </w:t>
+      </w:r>
+      <w:r>
+        <w:rPr>
+          <w:rStyle w:val="VerbatimChar"/>
+        </w:rPr>
+        <w:t xml:space="preserve">filter()</w:t>
+      </w:r>
+      <w:r>
+        <w:t xml:space="preserve">,</w:t>
+      </w:r>
+      <w:r>
+        <w:t xml:space="preserve"> </w:t>
+      </w:r>
+      <w:r>
+        <w:rPr>
+          <w:rStyle w:val="VerbatimChar"/>
+        </w:rPr>
+        <w:t xml:space="preserve">select()</w:t>
+      </w:r>
+      <w:r>
+        <w:t xml:space="preserve">,</w:t>
+      </w:r>
+      <w:r>
+        <w:t xml:space="preserve"> </w:t>
+      </w:r>
+      <w:r>
+        <w:rPr>
+          <w:rStyle w:val="VerbatimChar"/>
+        </w:rPr>
+        <w:t xml:space="preserve">mutate()</w:t>
+      </w:r>
+      <w:r>
+        <w:t xml:space="preserve">, and</w:t>
+      </w:r>
+      <w:r>
+        <w:t xml:space="preserve"> </w:t>
+      </w:r>
+      <w:r>
+        <w:rPr>
+          <w:rStyle w:val="VerbatimChar"/>
+        </w:rPr>
+        <w:t xml:space="preserve">arrange()</w:t>
+      </w:r>
+      <w:r>
+        <w:t xml:space="preserve"> </w:t>
+      </w:r>
+      <w:r>
+        <w:t xml:space="preserve">— and chained them into a pipeline</w:t>
+      </w:r>
+    </w:p>
+    <w:p>
+      <w:pPr>
+        <w:pStyle w:val="Compact"/>
+        <w:numPr>
+          <w:ilvl w:val="0"/>
+          <w:numId w:val="1014"/>
+        </w:numPr>
+      </w:pPr>
+      <w:r>
+        <w:t xml:space="preserve">Converted units and log-transformed a column with</w:t>
+      </w:r>
+      <w:r>
+        <w:t xml:space="preserve"> </w:t>
+      </w:r>
+      <w:r>
+        <w:rPr>
+          <w:rStyle w:val="VerbatimChar"/>
+        </w:rPr>
+        <w:t xml:space="preserve">mutate()</w:t>
+      </w:r>
+    </w:p>
+    <w:p>
+      <w:pPr>
+        <w:pStyle w:val="Compact"/>
+        <w:numPr>
+          <w:ilvl w:val="0"/>
+          <w:numId w:val="1014"/>
+        </w:numPr>
+      </w:pPr>
+      <w:r>
+        <w:t xml:space="preserve">Caught and removed duplicate rows with</w:t>
+      </w:r>
+      <w:r>
+        <w:t xml:space="preserve"> </w:t>
+      </w:r>
+      <w:r>
+        <w:rPr>
+          <w:rStyle w:val="VerbatimChar"/>
+        </w:rPr>
+        <w:t xml:space="preserve">distinct()</w:t>
+      </w:r>
+    </w:p>
+    <w:p>
+      <w:pPr>
+        <w:pStyle w:val="Compact"/>
+        <w:numPr>
+          <w:ilvl w:val="0"/>
+          <w:numId w:val="1014"/>
+        </w:numPr>
+      </w:pPr>
+      <w:r>
+        <w:t xml:space="preserve">Saved a new file with</w:t>
+      </w:r>
+      <w:r>
+        <w:t xml:space="preserve"> </w:t>
+      </w:r>
+      <w:r>
+        <w:rPr>
+          <w:rStyle w:val="VerbatimChar"/>
+        </w:rPr>
+        <w:t xml:space="preserve">write_csv()</w:t>
+      </w:r>
+      <w:r>
+        <w:t xml:space="preserve"> </w:t>
+      </w:r>
+      <w:r>
+        <w:t xml:space="preserve">without touching the raw data</w:t>
       </w:r>
     </w:p>
     <w:tbl>
@@ -7875,10 +9121,10 @@
         <w:tblStyle w:val="Table"/>
         <w:tblLook w:firstRow="0" w:lastRow="0" w:firstColumn="0" w:lastColumn="0" w:noHBand="0" w:noVBand="0" w:val="0000"/>
         <w:tblBorders>
-          <w:top w:val="single" w:sz="4" w:space="0" w:color="CC1914"/>
-          <w:left w:val="single" w:sz="24" w:space="0" w:color="CC1914"/>
-          <w:bottom w:val="single" w:sz="4" w:space="0" w:color="CC1914"/>
-          <w:right w:val="single" w:sz="4" w:space="0" w:color="CC1914"/>
+          <w:top w:val="single" w:sz="4" w:space="0" w:color="00A047"/>
+          <w:left w:val="single" w:sz="24" w:space="0" w:color="00A047"/>
+          <w:bottom w:val="single" w:sz="4" w:space="0" w:color="00A047"/>
+          <w:right w:val="single" w:sz="4" w:space="0" w:color="00A047"/>
         </w:tblBorders>
         <w:tblCellMar>
           <w:left w:w="144" w:type="dxa"/>
@@ -7892,7 +9138,7 @@
         </w:trPr>
         <w:tc>
           <w:tcPr>
-            <w:shd w:color="auto" w:fill="f7dddc" w:val="clear"/>
+            <w:shd w:color="auto" w:fill="ccf1e3" w:val="clear"/>
             <w:tcMar>
               <w:top w:w="92" w:type="dxa"/>
               <w:bottom w:w="92" w:type="dxa"/>
@@ -7911,18 +9157,18 @@
                 <wp:inline>
                   <wp:extent cx="152400" cy="152400"/>
                   <wp:effectExtent b="0" l="0" r="0" t="0"/>
-                  <wp:docPr descr="" title="" id="63" name="Picture"/>
+                  <wp:docPr descr="" title="" id="83" name="Picture"/>
                   <a:graphic>
                     <a:graphicData uri="http://schemas.openxmlformats.org/drawingml/2006/picture">
                       <pic:pic>
                         <pic:nvPicPr>
-                          <pic:cNvPr descr="/Applications/Positron.app/Contents/Resources/app/quarto/share/formats/docx/important.png" id="64" name="Picture"/>
+                          <pic:cNvPr descr="/Applications/Positron.app/Contents/Resources/app/quarto/share/formats/docx/tip.png" id="84" name="Picture"/>
                           <pic:cNvPicPr>
                             <a:picLocks noChangeArrowheads="1" noChangeAspect="1"/>
                           </pic:cNvPicPr>
                         </pic:nvPicPr>
                         <pic:blipFill>
-                          <a:blip r:embed="rId52"/>
+                          <a:blip r:embed="rId21"/>
                           <a:stretch>
                             <a:fillRect/>
                           </a:stretch>
@@ -7955,7 +9201,7 @@
               <w:t xml:space="preserve"> </w:t>
             </w:r>
             <w:r>
-              <w:t xml:space="preserve">Important</w:t>
+              <w:t xml:space="preserve">Tip</w:t>
             </w:r>
           </w:p>
         </w:tc>
@@ -7976,14 +9222,25 @@
               <w:pStyle w:val="BodyText"/>
             </w:pPr>
             <w:pPr>
-              <w:spacing w:before="16" w:after="16"/>
+              <w:spacing w:before="16"/>
             </w:pPr>
             <w:r>
               <w:rPr>
                 <w:b/>
                 <w:bCs/>
               </w:rPr>
-              <w:t xml:space="preserve">Raw data is read-only.</w:t>
+              <w:t xml:space="preserve">🖐 Before next class</w:t>
+            </w:r>
+          </w:p>
+          <w:p>
+            <w:pPr>
+              <w:pStyle w:val="BodyText"/>
+            </w:pPr>
+            <w:pPr>
+              <w:spacing w:after="16"/>
+            </w:pPr>
+            <w:r>
+              <w:t xml:space="preserve">Finish the worksheet: wrangle</w:t>
             </w:r>
             <w:r>
               <w:t xml:space="preserve"> </w:t>
@@ -7998,7 +9255,7 @@
               <w:t xml:space="preserve"> </w:t>
             </w:r>
             <w:r>
-              <w:t xml:space="preserve">never gets overwritten —</w:t>
+              <w:t xml:space="preserve">into a new data frame with at least one unit conversion and one log transform, then save it with</w:t>
             </w:r>
             <w:r>
               <w:t xml:space="preserve"> </w:t>
@@ -8008,46 +9265,6 @@
                 <w:rStyle w:val="VerbatimChar"/>
               </w:rPr>
               <w:t xml:space="preserve">write_csv()</w:t>
-            </w:r>
-            <w:r>
-              <w:t xml:space="preserve"> </w:t>
-            </w:r>
-            <w:r>
-              <w:t xml:space="preserve">always creates a</w:t>
-            </w:r>
-            <w:r>
-              <w:t xml:space="preserve"> </w:t>
-            </w:r>
-            <w:r>
-              <w:rPr>
-                <w:b/>
-                <w:bCs/>
-              </w:rPr>
-              <w:t xml:space="preserve">new, separate file</w:t>
-            </w:r>
-            <w:r>
-              <w:t xml:space="preserve">. That’s why we named it</w:t>
-            </w:r>
-            <w:r>
-              <w:t xml:space="preserve"> </w:t>
-            </w:r>
-            <w:r>
-              <w:rPr>
-                <w:rStyle w:val="VerbatimChar"/>
-              </w:rPr>
-              <w:t xml:space="preserve">pine_needles_wrangled.csv</w:t>
-            </w:r>
-            <w:r>
-              <w:t xml:space="preserve">, not</w:t>
-            </w:r>
-            <w:r>
-              <w:t xml:space="preserve"> </w:t>
-            </w:r>
-            <w:r>
-              <w:rPr>
-                <w:rStyle w:val="VerbatimChar"/>
-              </w:rPr>
-              <w:t xml:space="preserve">pine_needles.csv</w:t>
             </w:r>
             <w:r>
               <w:t xml:space="preserve">.</w:t>
@@ -8098,12 +9315,12 @@
                 <wp:inline>
                   <wp:extent cx="152400" cy="152400"/>
                   <wp:effectExtent b="0" l="0" r="0" t="0"/>
-                  <wp:docPr descr="" title="" id="65" name="Picture"/>
+                  <wp:docPr descr="" title="" id="85" name="Picture"/>
                   <a:graphic>
                     <a:graphicData uri="http://schemas.openxmlformats.org/drawingml/2006/picture">
                       <pic:pic>
                         <pic:nvPicPr>
-                          <pic:cNvPr descr="/Applications/Positron.app/Contents/Resources/app/quarto/share/formats/docx/note.png" id="66" name="Picture"/>
+                          <pic:cNvPr descr="/Applications/Positron.app/Contents/Resources/app/quarto/share/formats/docx/note.png" id="86" name="Picture"/>
                           <pic:cNvPicPr>
                             <a:picLocks noChangeArrowheads="1" noChangeAspect="1"/>
                           </pic:cNvPicPr>
@@ -8170,32 +9387,119 @@
                 <w:b/>
                 <w:bCs/>
               </w:rPr>
-              <w:t xml:space="preserve">✅ Key idea</w:t>
+              <w:t xml:space="preserve">Up next — Module 3</w:t>
             </w:r>
           </w:p>
           <w:p>
             <w:pPr>
-              <w:pStyle w:val="BodyText"/>
-            </w:pPr>
-            <w:pPr>
-              <w:spacing w:after="16"/>
-            </w:pPr>
-            <w:r>
-              <w:t xml:space="preserve">If you can’t reproduce a result from raw data + a script, something’s wrong with the script — never with the raw file. Keeping raw data untouched is what makes that guarantee possible.</w:t>
+              <w:pStyle w:val="Compact"/>
+              <w:numPr>
+                <w:ilvl w:val="0"/>
+                <w:numId w:val="1015"/>
+              </w:numPr>
+            </w:pPr>
+            <w:r>
+              <w:t xml:space="preserve">Mean, median, variance, SD, SE</w:t>
+            </w:r>
+          </w:p>
+          <w:p>
+            <w:pPr>
+              <w:pStyle w:val="Compact"/>
+              <w:numPr>
+                <w:ilvl w:val="0"/>
+                <w:numId w:val="1015"/>
+              </w:numPr>
+            </w:pPr>
+            <w:r>
+              <w:t xml:space="preserve">The</w:t>
+            </w:r>
+            <w:r>
+              <w:t xml:space="preserve"> </w:t>
+            </w:r>
+            <w:r>
+              <w:rPr>
+                <w:rStyle w:val="VerbatimChar"/>
+              </w:rPr>
+              <w:t xml:space="preserve">length()</w:t>
+            </w:r>
+            <w:r>
+              <w:t xml:space="preserve"> </w:t>
+            </w:r>
+            <w:r>
+              <w:t xml:space="preserve">trap and the</w:t>
+            </w:r>
+            <w:r>
+              <w:t xml:space="preserve"> </w:t>
+            </w:r>
+            <w:r>
+              <w:rPr>
+                <w:rStyle w:val="VerbatimChar"/>
+              </w:rPr>
+              <w:t xml:space="preserve">sum(!is.na())</w:t>
+            </w:r>
+            <w:r>
+              <w:t xml:space="preserve"> </w:t>
+            </w:r>
+            <w:r>
+              <w:t xml:space="preserve">fix</w:t>
+            </w:r>
+          </w:p>
+          <w:p>
+            <w:pPr>
+              <w:pStyle w:val="Compact"/>
+              <w:numPr>
+                <w:ilvl w:val="0"/>
+                <w:numId w:val="1015"/>
+              </w:numPr>
+            </w:pPr>
+            <w:r>
+              <w:rPr>
+                <w:rStyle w:val="VerbatimChar"/>
+              </w:rPr>
+              <w:t xml:space="preserve">group_by()</w:t>
+            </w:r>
+            <w:r>
+              <w:t xml:space="preserve"> </w:t>
+            </w:r>
+            <w:r>
+              <w:t xml:space="preserve">+</w:t>
+            </w:r>
+            <w:r>
+              <w:t xml:space="preserve"> </w:t>
+            </w:r>
+            <w:r>
+              <w:rPr>
+                <w:rStyle w:val="VerbatimChar"/>
+              </w:rPr>
+              <w:t xml:space="preserve">summarize()</w:t>
+            </w:r>
+            <w:r>
+              <w:t xml:space="preserve"> </w:t>
+            </w:r>
+            <w:r>
+              <w:t xml:space="preserve">for tidy group comparisons</w:t>
             </w:r>
           </w:p>
           <w:p/>
         </w:tc>
       </w:tr>
     </w:tbl>
-    <w:bookmarkEnd w:id="67"/>
-    <w:bookmarkStart w:id="72" w:name="naming-your-saved-files"/>
+    <w:bookmarkEnd w:id="87"/>
+    <w:bookmarkStart w:id="90" w:name="getting-unstuck"/>
     <w:p>
       <w:pPr>
-        <w:pStyle w:val="Heading3"/>
-      </w:pPr>
-      <w:r>
-        <w:t xml:space="preserve">Naming your saved files</w:t>
+        <w:pStyle w:val="Heading2"/>
+      </w:pPr>
+      <w:r>
+        <w:t xml:space="preserve">Getting unstuck</w:t>
+      </w:r>
+    </w:p>
+    <w:p>
+      <w:pPr>
+        <w:pStyle w:val="FirstParagraph"/>
+      </w:pPr>
+      <w:r>
+        <w:t xml:space="preserve">When code breaks — and it will, that is normal:</w:t>
       </w:r>
     </w:p>
     <w:p>
@@ -8203,26 +9507,27 @@
         <w:pStyle w:val="Compact"/>
         <w:numPr>
           <w:ilvl w:val="0"/>
-          <w:numId w:val="1011"/>
+          <w:numId w:val="1016"/>
         </w:numPr>
       </w:pPr>
       <w:r>
-        <w:t xml:space="preserve">Never overwrite</w:t>
+        <w:t xml:space="preserve">Read the</w:t>
       </w:r>
       <w:r>
         <w:t xml:space="preserve"> </w:t>
       </w:r>
       <w:r>
         <w:rPr>
-          <w:rStyle w:val="VerbatimChar"/>
-        </w:rPr>
-        <w:t xml:space="preserve">data/pine_needles.csv</w:t>
+          <w:b/>
+          <w:bCs/>
+        </w:rPr>
+        <w:t xml:space="preserve">error message</w:t>
       </w:r>
       <w:r>
         <w:t xml:space="preserve"> </w:t>
       </w:r>
       <w:r>
-        <w:t xml:space="preserve">— that file is raw</w:t>
+        <w:t xml:space="preserve">out loud; it usually names the line</w:t>
       </w:r>
     </w:p>
     <w:p>
@@ -8230,11 +9535,11 @@
         <w:pStyle w:val="Compact"/>
         <w:numPr>
           <w:ilvl w:val="0"/>
-          <w:numId w:val="1011"/>
+          <w:numId w:val="1016"/>
         </w:numPr>
       </w:pPr>
       <w:r>
-        <w:t xml:space="preserve">Save wrangled output with a name that says what happened:</w:t>
+        <w:t xml:space="preserve">Check the usual suspects:</w:t>
       </w:r>
       <w:r>
         <w:t xml:space="preserve"> </w:t>
@@ -8243,24 +9548,42 @@
         <w:rPr>
           <w:rStyle w:val="VerbatimChar"/>
         </w:rPr>
-        <w:t xml:space="preserve">pine_needles_wrangled.csv</w:t>
-      </w:r>
-      <w:r>
-        <w:t xml:space="preserve">, not</w:t>
+        <w:t xml:space="preserve">library(tidyverse)</w:t>
       </w:r>
       <w:r>
         <w:t xml:space="preserve"> </w:t>
       </w:r>
       <w:r>
-        <w:rPr>
-          <w:rStyle w:val="VerbatimChar"/>
-        </w:rPr>
-        <w:t xml:space="preserve">pine_needles2.csv</w:t>
+        <w:t xml:space="preserve">and</w:t>
       </w:r>
       <w:r>
         <w:t xml:space="preserve"> </w:t>
       </w:r>
       <w:r>
+        <w:rPr>
+          <w:rStyle w:val="VerbatimChar"/>
+        </w:rPr>
+        <w:t xml:space="preserve">library(readxl)</w:t>
+      </w:r>
+      <w:r>
+        <w:t xml:space="preserve"> </w:t>
+      </w:r>
+      <w:r>
+        <w:t xml:space="preserve">loaded? Spelling? A missing</w:t>
+      </w:r>
+      <w:r>
+        <w:t xml:space="preserve"> </w:t>
+      </w:r>
+      <w:r>
+        <w:rPr>
+          <w:rStyle w:val="VerbatimChar"/>
+        </w:rPr>
+        <w:t xml:space="preserve">)</w:t>
+      </w:r>
+      <w:r>
+        <w:t xml:space="preserve"> </w:t>
+      </w:r>
+      <w:r>
         <w:t xml:space="preserve">or</w:t>
       </w:r>
       <w:r>
@@ -8270,7 +9593,29 @@
         <w:rPr>
           <w:rStyle w:val="VerbatimChar"/>
         </w:rPr>
-        <w:t xml:space="preserve">final.csv</w:t>
+        <w:t xml:space="preserve">|&gt;</w:t>
+      </w:r>
+      <w:r>
+        <w:t xml:space="preserve"> </w:t>
+      </w:r>
+      <w:r>
+        <w:t xml:space="preserve">at the</w:t>
+      </w:r>
+      <w:r>
+        <w:t xml:space="preserve"> </w:t>
+      </w:r>
+      <w:r>
+        <w:rPr>
+          <w:i/>
+          <w:iCs/>
+        </w:rPr>
+        <w:t xml:space="preserve">start</w:t>
+      </w:r>
+      <w:r>
+        <w:t xml:space="preserve"> </w:t>
+      </w:r>
+      <w:r>
+        <w:t xml:space="preserve">of a line?</w:t>
       </w:r>
     </w:p>
     <w:p>
@@ -8278,340 +9623,20 @@
         <w:pStyle w:val="Compact"/>
         <w:numPr>
           <w:ilvl w:val="0"/>
-          <w:numId w:val="1011"/>
+          <w:numId w:val="1016"/>
         </w:numPr>
       </w:pPr>
       <w:r>
-        <w:t xml:space="preserve">Anyone re-running your script from scratch should get the exact same output file</w:t>
-      </w:r>
-    </w:p>
-    <w:tbl>
-      <w:tblPr>
-        <w:tblStyle w:val="Table"/>
-        <w:tblLook w:firstRow="0" w:lastRow="0" w:firstColumn="0" w:lastColumn="0" w:noHBand="0" w:noVBand="0" w:val="0000"/>
-        <w:tblBorders>
-          <w:top w:val="single" w:sz="4" w:space="0" w:color="EB9113"/>
-          <w:left w:val="single" w:sz="24" w:space="0" w:color="EB9113"/>
-          <w:bottom w:val="single" w:sz="4" w:space="0" w:color="EB9113"/>
-          <w:right w:val="single" w:sz="4" w:space="0" w:color="EB9113"/>
-        </w:tblBorders>
-        <w:tblCellMar>
-          <w:left w:w="144" w:type="dxa"/>
-          <w:right w:w="144" w:type="dxa"/>
-        </w:tblCellMar>
-        <w:tblLook w:firstRow="0" w:lastRow="0" w:firstColumn="0" w:lastColumn="0" w:noHBand="0" w:noVBand="0" w:val="0000"/>
-      </w:tblPr>
-      <w:tr>
-        <w:trPr>
-          <w:cantSplit/>
-        </w:trPr>
-        <w:tc>
-          <w:tcPr>
-            <w:shd w:color="auto" w:fill="fcefdc" w:val="clear"/>
-            <w:tcMar>
-              <w:top w:w="92" w:type="dxa"/>
-              <w:bottom w:w="92" w:type="dxa"/>
-            </w:tcMar>
-          </w:tcPr>
-          <w:p>
-            <w:pPr>
-              <w:pStyle w:val="FirstParagraph"/>
-            </w:pPr>
-            <w:pPr>
-              <w:spacing w:before="0" w:after="0"/>
-              <w:textAlignment w:val="center"/>
-            </w:pPr>
-            <w:r>
-              <w:drawing>
-                <wp:inline>
-                  <wp:extent cx="152400" cy="152400"/>
-                  <wp:effectExtent b="0" l="0" r="0" t="0"/>
-                  <wp:docPr descr="" title="" id="68" name="Picture"/>
-                  <a:graphic>
-                    <a:graphicData uri="http://schemas.openxmlformats.org/drawingml/2006/picture">
-                      <pic:pic>
-                        <pic:nvPicPr>
-                          <pic:cNvPr descr="/Applications/Positron.app/Contents/Resources/app/quarto/share/formats/docx/warning.png" id="69" name="Picture"/>
-                          <pic:cNvPicPr>
-                            <a:picLocks noChangeArrowheads="1" noChangeAspect="1"/>
-                          </pic:cNvPicPr>
-                        </pic:nvPicPr>
-                        <pic:blipFill>
-                          <a:blip r:embed="rId23"/>
-                          <a:stretch>
-                            <a:fillRect/>
-                          </a:stretch>
-                        </pic:blipFill>
-                        <pic:spPr bwMode="auto">
-                          <a:xfrm>
-                            <a:off x="0" y="0"/>
-                            <a:ext cx="152400" cy="152400"/>
-                          </a:xfrm>
-                          <a:prstGeom prst="rect">
-                            <a:avLst/>
-                          </a:prstGeom>
-                          <a:noFill/>
-                          <a:ln w="9525">
-                            <a:noFill/>
-                            <a:headEnd/>
-                            <a:tailEnd/>
-                          </a:ln>
-                        </pic:spPr>
-                      </pic:pic>
-                    </a:graphicData>
-                  </a:graphic>
-                </wp:inline>
-              </w:drawing>
-            </w:r>
-            <w:r>
-              <w:t xml:space="preserve"> </w:t>
-            </w:r>
-            <w:r>
-              <w:t xml:space="preserve"> </w:t>
-            </w:r>
-            <w:r>
-              <w:t xml:space="preserve">Warning</w:t>
-            </w:r>
-          </w:p>
-        </w:tc>
-      </w:tr>
-      <w:tr>
-        <w:trPr>
-          <w:cantSplit/>
-        </w:trPr>
-        <w:tc>
-          <w:tcPr>
-            <w:tcMar>
-              <w:top w:w="108" w:type="dxa"/>
-              <w:bottom w:w="108" w:type="dxa"/>
-            </w:tcMar>
-          </w:tcPr>
-          <w:p>
-            <w:pPr>
-              <w:pStyle w:val="BodyText"/>
-            </w:pPr>
-            <w:pPr>
-              <w:spacing w:before="16"/>
-            </w:pPr>
-            <w:r>
-              <w:rPr>
-                <w:b/>
-                <w:bCs/>
-              </w:rPr>
-              <w:t xml:space="preserve">⚠️ Watch out!</w:t>
-            </w:r>
-          </w:p>
-          <w:p>
-            <w:pPr>
-              <w:pStyle w:val="BodyText"/>
-            </w:pPr>
-            <w:pPr>
-              <w:spacing w:after="16"/>
-            </w:pPr>
-            <w:r>
-              <w:rPr>
-                <w:rStyle w:val="VerbatimChar"/>
-              </w:rPr>
-              <w:t xml:space="preserve">final.csv</w:t>
-            </w:r>
-            <w:r>
-              <w:t xml:space="preserve">,</w:t>
-            </w:r>
-            <w:r>
-              <w:t xml:space="preserve"> </w:t>
-            </w:r>
-            <w:r>
-              <w:rPr>
-                <w:rStyle w:val="VerbatimChar"/>
-              </w:rPr>
-              <w:t xml:space="preserve">final_v2.csv</w:t>
-            </w:r>
-            <w:r>
-              <w:t xml:space="preserve">,</w:t>
-            </w:r>
-            <w:r>
-              <w:t xml:space="preserve"> </w:t>
-            </w:r>
-            <w:r>
-              <w:rPr>
-                <w:rStyle w:val="VerbatimChar"/>
-              </w:rPr>
-              <w:t xml:space="preserve">final_FINAL.csv</w:t>
-            </w:r>
-            <w:r>
-              <w:t xml:space="preserve"> </w:t>
-            </w:r>
-            <w:r>
-              <w:t xml:space="preserve">— this is exactly the mess a project folder with relative paths and clear names is meant to prevent.</w:t>
-            </w:r>
-          </w:p>
-          <w:p/>
-        </w:tc>
-      </w:tr>
-    </w:tbl>
-    <w:tbl>
-      <w:tblPr>
-        <w:tblStyle w:val="Table"/>
-        <w:tblLook w:firstRow="0" w:lastRow="0" w:firstColumn="0" w:lastColumn="0" w:noHBand="0" w:noVBand="0" w:val="0000"/>
-        <w:tblBorders>
-          <w:top w:val="single" w:sz="4" w:space="0" w:color="00A047"/>
-          <w:left w:val="single" w:sz="24" w:space="0" w:color="00A047"/>
-          <w:bottom w:val="single" w:sz="4" w:space="0" w:color="00A047"/>
-          <w:right w:val="single" w:sz="4" w:space="0" w:color="00A047"/>
-        </w:tblBorders>
-        <w:tblCellMar>
-          <w:left w:w="144" w:type="dxa"/>
-          <w:right w:w="144" w:type="dxa"/>
-        </w:tblCellMar>
-        <w:tblLook w:firstRow="0" w:lastRow="0" w:firstColumn="0" w:lastColumn="0" w:noHBand="0" w:noVBand="0" w:val="0000"/>
-      </w:tblPr>
-      <w:tr>
-        <w:trPr>
-          <w:cantSplit/>
-        </w:trPr>
-        <w:tc>
-          <w:tcPr>
-            <w:shd w:color="auto" w:fill="ccf1e3" w:val="clear"/>
-            <w:tcMar>
-              <w:top w:w="92" w:type="dxa"/>
-              <w:bottom w:w="92" w:type="dxa"/>
-            </w:tcMar>
-          </w:tcPr>
-          <w:p>
-            <w:pPr>
-              <w:pStyle w:val="BodyText"/>
-            </w:pPr>
-            <w:pPr>
-              <w:spacing w:before="0" w:after="0"/>
-              <w:textAlignment w:val="center"/>
-            </w:pPr>
-            <w:r>
-              <w:drawing>
-                <wp:inline>
-                  <wp:extent cx="152400" cy="152400"/>
-                  <wp:effectExtent b="0" l="0" r="0" t="0"/>
-                  <wp:docPr descr="" title="" id="70" name="Picture"/>
-                  <a:graphic>
-                    <a:graphicData uri="http://schemas.openxmlformats.org/drawingml/2006/picture">
-                      <pic:pic>
-                        <pic:nvPicPr>
-                          <pic:cNvPr descr="/Applications/Positron.app/Contents/Resources/app/quarto/share/formats/docx/tip.png" id="71" name="Picture"/>
-                          <pic:cNvPicPr>
-                            <a:picLocks noChangeArrowheads="1" noChangeAspect="1"/>
-                          </pic:cNvPicPr>
-                        </pic:nvPicPr>
-                        <pic:blipFill>
-                          <a:blip r:embed="rId20"/>
-                          <a:stretch>
-                            <a:fillRect/>
-                          </a:stretch>
-                        </pic:blipFill>
-                        <pic:spPr bwMode="auto">
-                          <a:xfrm>
-                            <a:off x="0" y="0"/>
-                            <a:ext cx="152400" cy="152400"/>
-                          </a:xfrm>
-                          <a:prstGeom prst="rect">
-                            <a:avLst/>
-                          </a:prstGeom>
-                          <a:noFill/>
-                          <a:ln w="9525">
-                            <a:noFill/>
-                            <a:headEnd/>
-                            <a:tailEnd/>
-                          </a:ln>
-                        </pic:spPr>
-                      </pic:pic>
-                    </a:graphicData>
-                  </a:graphic>
-                </wp:inline>
-              </w:drawing>
-            </w:r>
-            <w:r>
-              <w:t xml:space="preserve"> </w:t>
-            </w:r>
-            <w:r>
-              <w:t xml:space="preserve"> </w:t>
-            </w:r>
-            <w:r>
-              <w:t xml:space="preserve">Tip</w:t>
-            </w:r>
-          </w:p>
-        </w:tc>
-      </w:tr>
-      <w:tr>
-        <w:trPr>
-          <w:cantSplit/>
-        </w:trPr>
-        <w:tc>
-          <w:tcPr>
-            <w:tcMar>
-              <w:top w:w="108" w:type="dxa"/>
-              <w:bottom w:w="108" w:type="dxa"/>
-            </w:tcMar>
-          </w:tcPr>
-          <w:p>
-            <w:pPr>
-              <w:pStyle w:val="BodyText"/>
-            </w:pPr>
-            <w:pPr>
-              <w:spacing w:before="16"/>
-            </w:pPr>
-            <w:r>
-              <w:rPr>
-                <w:b/>
-                <w:bCs/>
-              </w:rPr>
-              <w:t xml:space="preserve">🖐 Try it yourself</w:t>
-            </w:r>
-          </w:p>
-          <w:p>
-            <w:pPr>
-              <w:pStyle w:val="BodyText"/>
-            </w:pPr>
-            <w:pPr>
-              <w:spacing w:after="16"/>
-            </w:pPr>
-            <w:r>
-              <w:t xml:space="preserve">Predict what</w:t>
-            </w:r>
-            <w:r>
-              <w:t xml:space="preserve"> </w:t>
-            </w:r>
-            <w:r>
-              <w:rPr>
-                <w:rStyle w:val="VerbatimChar"/>
-              </w:rPr>
-              <w:t xml:space="preserve">write_csv(pine_wrangled_df, "data/pine_needles_wrangled.csv")</w:t>
-            </w:r>
-            <w:r>
-              <w:t xml:space="preserve"> </w:t>
-            </w:r>
-            <w:r>
-              <w:t xml:space="preserve">does if that file doesn’t exist yet. What if it already does?</w:t>
-            </w:r>
-          </w:p>
-          <w:p/>
-        </w:tc>
-      </w:tr>
-    </w:tbl>
-    <w:bookmarkEnd w:id="72"/>
-    <w:bookmarkEnd w:id="73"/>
-    <w:bookmarkStart w:id="78" w:name="wrap-up"/>
-    <w:p>
-      <w:pPr>
-        <w:pStyle w:val="Heading1"/>
-      </w:pPr>
-      <w:r>
-        <w:t xml:space="preserve">Wrap-up</w:t>
-      </w:r>
-    </w:p>
-    <w:p>
-      <w:pPr>
-        <w:pStyle w:val="FirstParagraph"/>
-      </w:pPr>
-      <w:r>
-        <w:t xml:space="preserve">Today you:</w:t>
+        <w:rPr>
+          <w:rStyle w:val="VerbatimChar"/>
+        </w:rPr>
+        <w:t xml:space="preserve">?function_name</w:t>
+      </w:r>
+      <w:r>
+        <w:t xml:space="preserve"> </w:t>
+      </w:r>
+      <w:r>
+        <w:t xml:space="preserve">opens the help page</w:t>
       </w:r>
     </w:p>
     <w:p>
@@ -8619,20 +9644,11 @@
         <w:pStyle w:val="Compact"/>
         <w:numPr>
           <w:ilvl w:val="0"/>
-          <w:numId w:val="1012"/>
+          <w:numId w:val="1016"/>
         </w:numPr>
       </w:pPr>
       <w:r>
-        <w:t xml:space="preserve">Imported the same data from a</w:t>
-      </w:r>
-      <w:r>
-        <w:t xml:space="preserve"> </w:t>
-      </w:r>
-      <w:r>
-        <w:rPr>
-          <w:rStyle w:val="VerbatimChar"/>
-        </w:rPr>
-        <w:t xml:space="preserve">.csv</w:t>
+        <w:t xml:space="preserve">Bring the</w:t>
       </w:r>
       <w:r>
         <w:t xml:space="preserve"> </w:t>
@@ -8642,314 +9658,15 @@
           <w:b/>
           <w:bCs/>
         </w:rPr>
-        <w:t xml:space="preserve">and</w:t>
+        <w:t xml:space="preserve">exact error</w:t>
       </w:r>
       <w:r>
         <w:t xml:space="preserve"> </w:t>
       </w:r>
       <w:r>
-        <w:t xml:space="preserve">an</w:t>
-      </w:r>
-      <w:r>
-        <w:t xml:space="preserve"> </w:t>
-      </w:r>
-      <w:r>
-        <w:rPr>
-          <w:rStyle w:val="VerbatimChar"/>
-        </w:rPr>
-        <w:t xml:space="preserve">.xlsx</w:t>
+        <w:t xml:space="preserve">(copy-paste it) to class or office hours</w:t>
       </w:r>
     </w:p>
-    <w:p>
-      <w:pPr>
-        <w:pStyle w:val="Compact"/>
-        <w:numPr>
-          <w:ilvl w:val="0"/>
-          <w:numId w:val="1012"/>
-        </w:numPr>
-      </w:pPr>
-      <w:r>
-        <w:t xml:space="preserve">Used</w:t>
-      </w:r>
-      <w:r>
-        <w:t xml:space="preserve"> </w:t>
-      </w:r>
-      <w:r>
-        <w:rPr>
-          <w:rStyle w:val="VerbatimChar"/>
-        </w:rPr>
-        <w:t xml:space="preserve">filter()</w:t>
-      </w:r>
-      <w:r>
-        <w:t xml:space="preserve">,</w:t>
-      </w:r>
-      <w:r>
-        <w:t xml:space="preserve"> </w:t>
-      </w:r>
-      <w:r>
-        <w:rPr>
-          <w:rStyle w:val="VerbatimChar"/>
-        </w:rPr>
-        <w:t xml:space="preserve">select()</w:t>
-      </w:r>
-      <w:r>
-        <w:t xml:space="preserve">,</w:t>
-      </w:r>
-      <w:r>
-        <w:t xml:space="preserve"> </w:t>
-      </w:r>
-      <w:r>
-        <w:rPr>
-          <w:rStyle w:val="VerbatimChar"/>
-        </w:rPr>
-        <w:t xml:space="preserve">mutate()</w:t>
-      </w:r>
-      <w:r>
-        <w:t xml:space="preserve">, and</w:t>
-      </w:r>
-      <w:r>
-        <w:t xml:space="preserve"> </w:t>
-      </w:r>
-      <w:r>
-        <w:rPr>
-          <w:rStyle w:val="VerbatimChar"/>
-        </w:rPr>
-        <w:t xml:space="preserve">arrange()</w:t>
-      </w:r>
-      <w:r>
-        <w:t xml:space="preserve"> </w:t>
-      </w:r>
-      <w:r>
-        <w:t xml:space="preserve">— and chained them into a pipeline</w:t>
-      </w:r>
-    </w:p>
-    <w:p>
-      <w:pPr>
-        <w:pStyle w:val="Compact"/>
-        <w:numPr>
-          <w:ilvl w:val="0"/>
-          <w:numId w:val="1012"/>
-        </w:numPr>
-      </w:pPr>
-      <w:r>
-        <w:t xml:space="preserve">Converted units and log-transformed a column with</w:t>
-      </w:r>
-      <w:r>
-        <w:t xml:space="preserve"> </w:t>
-      </w:r>
-      <w:r>
-        <w:rPr>
-          <w:rStyle w:val="VerbatimChar"/>
-        </w:rPr>
-        <w:t xml:space="preserve">mutate()</w:t>
-      </w:r>
-    </w:p>
-    <w:p>
-      <w:pPr>
-        <w:pStyle w:val="Compact"/>
-        <w:numPr>
-          <w:ilvl w:val="0"/>
-          <w:numId w:val="1012"/>
-        </w:numPr>
-      </w:pPr>
-      <w:r>
-        <w:t xml:space="preserve">Caught and removed duplicate rows with</w:t>
-      </w:r>
-      <w:r>
-        <w:t xml:space="preserve"> </w:t>
-      </w:r>
-      <w:r>
-        <w:rPr>
-          <w:rStyle w:val="VerbatimChar"/>
-        </w:rPr>
-        <w:t xml:space="preserve">distinct()</w:t>
-      </w:r>
-    </w:p>
-    <w:p>
-      <w:pPr>
-        <w:pStyle w:val="Compact"/>
-        <w:numPr>
-          <w:ilvl w:val="0"/>
-          <w:numId w:val="1012"/>
-        </w:numPr>
-      </w:pPr>
-      <w:r>
-        <w:t xml:space="preserve">Saved a new file with</w:t>
-      </w:r>
-      <w:r>
-        <w:t xml:space="preserve"> </w:t>
-      </w:r>
-      <w:r>
-        <w:rPr>
-          <w:rStyle w:val="VerbatimChar"/>
-        </w:rPr>
-        <w:t xml:space="preserve">write_csv()</w:t>
-      </w:r>
-      <w:r>
-        <w:t xml:space="preserve"> </w:t>
-      </w:r>
-      <w:r>
-        <w:t xml:space="preserve">without touching the raw data</w:t>
-      </w:r>
-    </w:p>
-    <w:tbl>
-      <w:tblPr>
-        <w:tblStyle w:val="Table"/>
-        <w:tblLook w:firstRow="0" w:lastRow="0" w:firstColumn="0" w:lastColumn="0" w:noHBand="0" w:noVBand="0" w:val="0000"/>
-        <w:tblBorders>
-          <w:top w:val="single" w:sz="4" w:space="0" w:color="00A047"/>
-          <w:left w:val="single" w:sz="24" w:space="0" w:color="00A047"/>
-          <w:bottom w:val="single" w:sz="4" w:space="0" w:color="00A047"/>
-          <w:right w:val="single" w:sz="4" w:space="0" w:color="00A047"/>
-        </w:tblBorders>
-        <w:tblCellMar>
-          <w:left w:w="144" w:type="dxa"/>
-          <w:right w:w="144" w:type="dxa"/>
-        </w:tblCellMar>
-        <w:tblLook w:firstRow="0" w:lastRow="0" w:firstColumn="0" w:lastColumn="0" w:noHBand="0" w:noVBand="0" w:val="0000"/>
-      </w:tblPr>
-      <w:tr>
-        <w:trPr>
-          <w:cantSplit/>
-        </w:trPr>
-        <w:tc>
-          <w:tcPr>
-            <w:shd w:color="auto" w:fill="ccf1e3" w:val="clear"/>
-            <w:tcMar>
-              <w:top w:w="92" w:type="dxa"/>
-              <w:bottom w:w="92" w:type="dxa"/>
-            </w:tcMar>
-          </w:tcPr>
-          <w:p>
-            <w:pPr>
-              <w:pStyle w:val="FirstParagraph"/>
-            </w:pPr>
-            <w:pPr>
-              <w:spacing w:before="0" w:after="0"/>
-              <w:textAlignment w:val="center"/>
-            </w:pPr>
-            <w:r>
-              <w:drawing>
-                <wp:inline>
-                  <wp:extent cx="152400" cy="152400"/>
-                  <wp:effectExtent b="0" l="0" r="0" t="0"/>
-                  <wp:docPr descr="" title="" id="74" name="Picture"/>
-                  <a:graphic>
-                    <a:graphicData uri="http://schemas.openxmlformats.org/drawingml/2006/picture">
-                      <pic:pic>
-                        <pic:nvPicPr>
-                          <pic:cNvPr descr="/Applications/Positron.app/Contents/Resources/app/quarto/share/formats/docx/tip.png" id="75" name="Picture"/>
-                          <pic:cNvPicPr>
-                            <a:picLocks noChangeArrowheads="1" noChangeAspect="1"/>
-                          </pic:cNvPicPr>
-                        </pic:nvPicPr>
-                        <pic:blipFill>
-                          <a:blip r:embed="rId20"/>
-                          <a:stretch>
-                            <a:fillRect/>
-                          </a:stretch>
-                        </pic:blipFill>
-                        <pic:spPr bwMode="auto">
-                          <a:xfrm>
-                            <a:off x="0" y="0"/>
-                            <a:ext cx="152400" cy="152400"/>
-                          </a:xfrm>
-                          <a:prstGeom prst="rect">
-                            <a:avLst/>
-                          </a:prstGeom>
-                          <a:noFill/>
-                          <a:ln w="9525">
-                            <a:noFill/>
-                            <a:headEnd/>
-                            <a:tailEnd/>
-                          </a:ln>
-                        </pic:spPr>
-                      </pic:pic>
-                    </a:graphicData>
-                  </a:graphic>
-                </wp:inline>
-              </w:drawing>
-            </w:r>
-            <w:r>
-              <w:t xml:space="preserve"> </w:t>
-            </w:r>
-            <w:r>
-              <w:t xml:space="preserve"> </w:t>
-            </w:r>
-            <w:r>
-              <w:t xml:space="preserve">Tip</w:t>
-            </w:r>
-          </w:p>
-        </w:tc>
-      </w:tr>
-      <w:tr>
-        <w:trPr>
-          <w:cantSplit/>
-        </w:trPr>
-        <w:tc>
-          <w:tcPr>
-            <w:tcMar>
-              <w:top w:w="108" w:type="dxa"/>
-              <w:bottom w:w="108" w:type="dxa"/>
-            </w:tcMar>
-          </w:tcPr>
-          <w:p>
-            <w:pPr>
-              <w:pStyle w:val="BodyText"/>
-            </w:pPr>
-            <w:pPr>
-              <w:spacing w:before="16"/>
-            </w:pPr>
-            <w:r>
-              <w:rPr>
-                <w:b/>
-                <w:bCs/>
-              </w:rPr>
-              <w:t xml:space="preserve">🖐 Before next class</w:t>
-            </w:r>
-          </w:p>
-          <w:p>
-            <w:pPr>
-              <w:pStyle w:val="BodyText"/>
-            </w:pPr>
-            <w:pPr>
-              <w:spacing w:after="16"/>
-            </w:pPr>
-            <w:r>
-              <w:t xml:space="preserve">Finish the worksheet: wrangle</w:t>
-            </w:r>
-            <w:r>
-              <w:t xml:space="preserve"> </w:t>
-            </w:r>
-            <w:r>
-              <w:rPr>
-                <w:rStyle w:val="VerbatimChar"/>
-              </w:rPr>
-              <w:t xml:space="preserve">pine_needles.csv</w:t>
-            </w:r>
-            <w:r>
-              <w:t xml:space="preserve"> </w:t>
-            </w:r>
-            <w:r>
-              <w:t xml:space="preserve">into a new data frame with at least one unit conversion and one log transform, then save it with</w:t>
-            </w:r>
-            <w:r>
-              <w:t xml:space="preserve"> </w:t>
-            </w:r>
-            <w:r>
-              <w:rPr>
-                <w:rStyle w:val="VerbatimChar"/>
-              </w:rPr>
-              <w:t xml:space="preserve">write_csv()</w:t>
-            </w:r>
-            <w:r>
-              <w:t xml:space="preserve">.</w:t>
-            </w:r>
-          </w:p>
-          <w:p/>
-        </w:tc>
-      </w:tr>
-    </w:tbl>
     <w:tbl>
       <w:tblPr>
         <w:tblStyle w:val="Table"/>
@@ -8980,7 +9697,7 @@
           </w:tcPr>
           <w:p>
             <w:pPr>
-              <w:pStyle w:val="BodyText"/>
+              <w:pStyle w:val="FirstParagraph"/>
             </w:pPr>
             <w:pPr>
               <w:spacing w:before="0" w:after="0"/>
@@ -8991,12 +9708,12 @@
                 <wp:inline>
                   <wp:extent cx="152400" cy="152400"/>
                   <wp:effectExtent b="0" l="0" r="0" t="0"/>
-                  <wp:docPr descr="" title="" id="76" name="Picture"/>
+                  <wp:docPr descr="" title="" id="88" name="Picture"/>
                   <a:graphic>
                     <a:graphicData uri="http://schemas.openxmlformats.org/drawingml/2006/picture">
                       <pic:pic>
                         <pic:nvPicPr>
-                          <pic:cNvPr descr="/Applications/Positron.app/Contents/Resources/app/quarto/share/formats/docx/note.png" id="77" name="Picture"/>
+                          <pic:cNvPr descr="/Applications/Positron.app/Contents/Resources/app/quarto/share/formats/docx/note.png" id="89" name="Picture"/>
                           <pic:cNvPicPr>
                             <a:picLocks noChangeArrowheads="1" noChangeAspect="1"/>
                           </pic:cNvPicPr>
@@ -9063,418 +9780,25 @@
                 <w:b/>
                 <w:bCs/>
               </w:rPr>
-              <w:t xml:space="preserve">Up next — Module 3</w:t>
+              <w:t xml:space="preserve">✅ Key idea</w:t>
             </w:r>
           </w:p>
           <w:p>
             <w:pPr>
-              <w:pStyle w:val="Compact"/>
-              <w:numPr>
-                <w:ilvl w:val="0"/>
-                <w:numId w:val="1013"/>
-              </w:numPr>
-            </w:pPr>
-            <w:r>
-              <w:t xml:space="preserve">Mean, median, variance, SD, SE</w:t>
-            </w:r>
-          </w:p>
-          <w:p>
-            <w:pPr>
-              <w:pStyle w:val="Compact"/>
-              <w:numPr>
-                <w:ilvl w:val="0"/>
-                <w:numId w:val="1013"/>
-              </w:numPr>
-            </w:pPr>
-            <w:r>
-              <w:t xml:space="preserve">The</w:t>
-            </w:r>
-            <w:r>
-              <w:t xml:space="preserve"> </w:t>
-            </w:r>
-            <w:r>
-              <w:rPr>
-                <w:rStyle w:val="VerbatimChar"/>
-              </w:rPr>
-              <w:t xml:space="preserve">length()</w:t>
-            </w:r>
-            <w:r>
-              <w:t xml:space="preserve"> </w:t>
-            </w:r>
-            <w:r>
-              <w:t xml:space="preserve">trap and the</w:t>
-            </w:r>
-            <w:r>
-              <w:t xml:space="preserve"> </w:t>
-            </w:r>
-            <w:r>
-              <w:rPr>
-                <w:rStyle w:val="VerbatimChar"/>
-              </w:rPr>
-              <w:t xml:space="preserve">sum(!is.na())</w:t>
-            </w:r>
-            <w:r>
-              <w:t xml:space="preserve"> </w:t>
-            </w:r>
-            <w:r>
-              <w:t xml:space="preserve">fix</w:t>
-            </w:r>
-          </w:p>
-          <w:p>
-            <w:pPr>
-              <w:pStyle w:val="Compact"/>
-              <w:numPr>
-                <w:ilvl w:val="0"/>
-                <w:numId w:val="1013"/>
-              </w:numPr>
-            </w:pPr>
-            <w:r>
-              <w:rPr>
-                <w:rStyle w:val="VerbatimChar"/>
-              </w:rPr>
-              <w:t xml:space="preserve">group_by()</w:t>
-            </w:r>
-            <w:r>
-              <w:t xml:space="preserve"> </w:t>
-            </w:r>
-            <w:r>
-              <w:t xml:space="preserve">+</w:t>
-            </w:r>
-            <w:r>
-              <w:t xml:space="preserve"> </w:t>
-            </w:r>
-            <w:r>
-              <w:rPr>
-                <w:rStyle w:val="VerbatimChar"/>
-              </w:rPr>
-              <w:t xml:space="preserve">summarize()</w:t>
-            </w:r>
-            <w:r>
-              <w:t xml:space="preserve"> </w:t>
-            </w:r>
-            <w:r>
-              <w:t xml:space="preserve">for tidy group comparisons</w:t>
+              <w:pStyle w:val="BodyText"/>
+            </w:pPr>
+            <w:pPr>
+              <w:spacing w:after="16"/>
+            </w:pPr>
+            <w:r>
+              <w:t xml:space="preserve">Every working scientist googles error messages daily. Getting stuck is not failing — it is the job.</w:t>
             </w:r>
           </w:p>
           <w:p/>
         </w:tc>
       </w:tr>
     </w:tbl>
-    <w:bookmarkEnd w:id="78"/>
-    <w:bookmarkStart w:id="81" w:name="getting-unstuck"/>
-    <w:p>
-      <w:pPr>
-        <w:pStyle w:val="Heading1"/>
-      </w:pPr>
-      <w:r>
-        <w:t xml:space="preserve">Getting unstuck</w:t>
-      </w:r>
-    </w:p>
-    <w:p>
-      <w:pPr>
-        <w:pStyle w:val="FirstParagraph"/>
-      </w:pPr>
-      <w:r>
-        <w:t xml:space="preserve">When code breaks — and it will, that is normal:</w:t>
-      </w:r>
-    </w:p>
-    <w:p>
-      <w:pPr>
-        <w:pStyle w:val="Compact"/>
-        <w:numPr>
-          <w:ilvl w:val="0"/>
-          <w:numId w:val="1014"/>
-        </w:numPr>
-      </w:pPr>
-      <w:r>
-        <w:t xml:space="preserve">Read the</w:t>
-      </w:r>
-      <w:r>
-        <w:t xml:space="preserve"> </w:t>
-      </w:r>
-      <w:r>
-        <w:rPr>
-          <w:b/>
-          <w:bCs/>
-        </w:rPr>
-        <w:t xml:space="preserve">error message</w:t>
-      </w:r>
-      <w:r>
-        <w:t xml:space="preserve"> </w:t>
-      </w:r>
-      <w:r>
-        <w:t xml:space="preserve">out loud; it usually names the line</w:t>
-      </w:r>
-    </w:p>
-    <w:p>
-      <w:pPr>
-        <w:pStyle w:val="Compact"/>
-        <w:numPr>
-          <w:ilvl w:val="0"/>
-          <w:numId w:val="1014"/>
-        </w:numPr>
-      </w:pPr>
-      <w:r>
-        <w:t xml:space="preserve">Check the usual suspects:</w:t>
-      </w:r>
-      <w:r>
-        <w:t xml:space="preserve"> </w:t>
-      </w:r>
-      <w:r>
-        <w:rPr>
-          <w:rStyle w:val="VerbatimChar"/>
-        </w:rPr>
-        <w:t xml:space="preserve">library(tidyverse)</w:t>
-      </w:r>
-      <w:r>
-        <w:t xml:space="preserve"> </w:t>
-      </w:r>
-      <w:r>
-        <w:t xml:space="preserve">and</w:t>
-      </w:r>
-      <w:r>
-        <w:t xml:space="preserve"> </w:t>
-      </w:r>
-      <w:r>
-        <w:rPr>
-          <w:rStyle w:val="VerbatimChar"/>
-        </w:rPr>
-        <w:t xml:space="preserve">library(readxl)</w:t>
-      </w:r>
-      <w:r>
-        <w:t xml:space="preserve"> </w:t>
-      </w:r>
-      <w:r>
-        <w:t xml:space="preserve">loaded? Spelling? A missing</w:t>
-      </w:r>
-      <w:r>
-        <w:t xml:space="preserve"> </w:t>
-      </w:r>
-      <w:r>
-        <w:rPr>
-          <w:rStyle w:val="VerbatimChar"/>
-        </w:rPr>
-        <w:t xml:space="preserve">)</w:t>
-      </w:r>
-      <w:r>
-        <w:t xml:space="preserve"> </w:t>
-      </w:r>
-      <w:r>
-        <w:t xml:space="preserve">or</w:t>
-      </w:r>
-      <w:r>
-        <w:t xml:space="preserve"> </w:t>
-      </w:r>
-      <w:r>
-        <w:rPr>
-          <w:rStyle w:val="VerbatimChar"/>
-        </w:rPr>
-        <w:t xml:space="preserve">|&gt;</w:t>
-      </w:r>
-      <w:r>
-        <w:t xml:space="preserve"> </w:t>
-      </w:r>
-      <w:r>
-        <w:t xml:space="preserve">at the</w:t>
-      </w:r>
-      <w:r>
-        <w:t xml:space="preserve"> </w:t>
-      </w:r>
-      <w:r>
-        <w:rPr>
-          <w:i/>
-          <w:iCs/>
-        </w:rPr>
-        <w:t xml:space="preserve">start</w:t>
-      </w:r>
-      <w:r>
-        <w:t xml:space="preserve"> </w:t>
-      </w:r>
-      <w:r>
-        <w:t xml:space="preserve">of a line?</w:t>
-      </w:r>
-    </w:p>
-    <w:p>
-      <w:pPr>
-        <w:pStyle w:val="Compact"/>
-        <w:numPr>
-          <w:ilvl w:val="0"/>
-          <w:numId w:val="1014"/>
-        </w:numPr>
-      </w:pPr>
-      <w:r>
-        <w:rPr>
-          <w:rStyle w:val="VerbatimChar"/>
-        </w:rPr>
-        <w:t xml:space="preserve">?function_name</w:t>
-      </w:r>
-      <w:r>
-        <w:t xml:space="preserve"> </w:t>
-      </w:r>
-      <w:r>
-        <w:t xml:space="preserve">opens the help page</w:t>
-      </w:r>
-    </w:p>
-    <w:p>
-      <w:pPr>
-        <w:pStyle w:val="Compact"/>
-        <w:numPr>
-          <w:ilvl w:val="0"/>
-          <w:numId w:val="1014"/>
-        </w:numPr>
-      </w:pPr>
-      <w:r>
-        <w:t xml:space="preserve">Bring the</w:t>
-      </w:r>
-      <w:r>
-        <w:t xml:space="preserve"> </w:t>
-      </w:r>
-      <w:r>
-        <w:rPr>
-          <w:b/>
-          <w:bCs/>
-        </w:rPr>
-        <w:t xml:space="preserve">exact error</w:t>
-      </w:r>
-      <w:r>
-        <w:t xml:space="preserve"> </w:t>
-      </w:r>
-      <w:r>
-        <w:t xml:space="preserve">(copy-paste it) to class or office hours</w:t>
-      </w:r>
-    </w:p>
-    <w:tbl>
-      <w:tblPr>
-        <w:tblStyle w:val="Table"/>
-        <w:tblLook w:firstRow="0" w:lastRow="0" w:firstColumn="0" w:lastColumn="0" w:noHBand="0" w:noVBand="0" w:val="0000"/>
-        <w:tblBorders>
-          <w:top w:val="single" w:sz="4" w:space="0" w:color="0758E5"/>
-          <w:left w:val="single" w:sz="24" w:space="0" w:color="0758E5"/>
-          <w:bottom w:val="single" w:sz="4" w:space="0" w:color="0758E5"/>
-          <w:right w:val="single" w:sz="4" w:space="0" w:color="0758E5"/>
-        </w:tblBorders>
-        <w:tblCellMar>
-          <w:left w:w="144" w:type="dxa"/>
-          <w:right w:w="144" w:type="dxa"/>
-        </w:tblCellMar>
-        <w:tblLook w:firstRow="0" w:lastRow="0" w:firstColumn="0" w:lastColumn="0" w:noHBand="0" w:noVBand="0" w:val="0000"/>
-      </w:tblPr>
-      <w:tr>
-        <w:trPr>
-          <w:cantSplit/>
-        </w:trPr>
-        <w:tc>
-          <w:tcPr>
-            <w:shd w:color="auto" w:fill="dae6fb" w:val="clear"/>
-            <w:tcMar>
-              <w:top w:w="92" w:type="dxa"/>
-              <w:bottom w:w="92" w:type="dxa"/>
-            </w:tcMar>
-          </w:tcPr>
-          <w:p>
-            <w:pPr>
-              <w:pStyle w:val="FirstParagraph"/>
-            </w:pPr>
-            <w:pPr>
-              <w:spacing w:before="0" w:after="0"/>
-              <w:textAlignment w:val="center"/>
-            </w:pPr>
-            <w:r>
-              <w:drawing>
-                <wp:inline>
-                  <wp:extent cx="152400" cy="152400"/>
-                  <wp:effectExtent b="0" l="0" r="0" t="0"/>
-                  <wp:docPr descr="" title="" id="79" name="Picture"/>
-                  <a:graphic>
-                    <a:graphicData uri="http://schemas.openxmlformats.org/drawingml/2006/picture">
-                      <pic:pic>
-                        <pic:nvPicPr>
-                          <pic:cNvPr descr="/Applications/Positron.app/Contents/Resources/app/quarto/share/formats/docx/note.png" id="80" name="Picture"/>
-                          <pic:cNvPicPr>
-                            <a:picLocks noChangeArrowheads="1" noChangeAspect="1"/>
-                          </pic:cNvPicPr>
-                        </pic:nvPicPr>
-                        <pic:blipFill>
-                          <a:blip r:embed="rId9"/>
-                          <a:stretch>
-                            <a:fillRect/>
-                          </a:stretch>
-                        </pic:blipFill>
-                        <pic:spPr bwMode="auto">
-                          <a:xfrm>
-                            <a:off x="0" y="0"/>
-                            <a:ext cx="152400" cy="152400"/>
-                          </a:xfrm>
-                          <a:prstGeom prst="rect">
-                            <a:avLst/>
-                          </a:prstGeom>
-                          <a:noFill/>
-                          <a:ln w="9525">
-                            <a:noFill/>
-                            <a:headEnd/>
-                            <a:tailEnd/>
-                          </a:ln>
-                        </pic:spPr>
-                      </pic:pic>
-                    </a:graphicData>
-                  </a:graphic>
-                </wp:inline>
-              </w:drawing>
-            </w:r>
-            <w:r>
-              <w:t xml:space="preserve"> </w:t>
-            </w:r>
-            <w:r>
-              <w:t xml:space="preserve"> </w:t>
-            </w:r>
-            <w:r>
-              <w:t xml:space="preserve">Note</w:t>
-            </w:r>
-          </w:p>
-        </w:tc>
-      </w:tr>
-      <w:tr>
-        <w:trPr>
-          <w:cantSplit/>
-        </w:trPr>
-        <w:tc>
-          <w:tcPr>
-            <w:tcMar>
-              <w:top w:w="108" w:type="dxa"/>
-              <w:bottom w:w="108" w:type="dxa"/>
-            </w:tcMar>
-          </w:tcPr>
-          <w:p>
-            <w:pPr>
-              <w:pStyle w:val="BodyText"/>
-            </w:pPr>
-            <w:pPr>
-              <w:spacing w:before="16"/>
-            </w:pPr>
-            <w:r>
-              <w:rPr>
-                <w:b/>
-                <w:bCs/>
-              </w:rPr>
-              <w:t xml:space="preserve">✅ Key idea</w:t>
-            </w:r>
-          </w:p>
-          <w:p>
-            <w:pPr>
-              <w:pStyle w:val="BodyText"/>
-            </w:pPr>
-            <w:pPr>
-              <w:spacing w:after="16"/>
-            </w:pPr>
-            <w:r>
-              <w:t xml:space="preserve">Every working scientist googles error messages daily. Getting stuck is not failing — it is the job.</w:t>
-            </w:r>
-          </w:p>
-          <w:p/>
-        </w:tc>
-      </w:tr>
-    </w:tbl>
-    <w:bookmarkEnd w:id="81"/>
+    <w:bookmarkEnd w:id="90"/>
     <w:sectPr>
       <w:footnotePr>
         <w:numRestart w:val="eachSect"/>
@@ -9843,6 +10167,12 @@
     <w:abstractNumId w:val="991"/>
   </w:num>
   <w:num w:numId="1014">
+    <w:abstractNumId w:val="991"/>
+  </w:num>
+  <w:num w:numId="1015">
+    <w:abstractNumId w:val="991"/>
+  </w:num>
+  <w:num w:numId="1016">
     <w:abstractNumId w:val="99411"/>
     <w:lvlOverride w:ilvl="0">
       <w:startOverride w:val="1"/>

--- a/docs/content/wrangling_data/wrangling_data_lecture.docx
+++ b/docs/content/wrangling_data/wrangling_data_lecture.docx
@@ -7,7 +7,7 @@
         <w:pStyle w:val="Title"/>
       </w:pPr>
       <w:r>
-        <w:t xml:space="preserve">Wrangling Your Data</w:t>
+        <w:t xml:space="preserve">Lecture: Wrangling Your Data</w:t>
       </w:r>
     </w:p>
     <w:p>
@@ -259,7 +259,7 @@
                 <w:b/>
                 <w:bCs/>
               </w:rPr>
-              <w:t xml:space="preserve">✅ Key idea from Module 1</w:t>
+              <w:t xml:space="preserve">✅ Key idea from Getting Started</w:t>
             </w:r>
           </w:p>
           <w:p>
@@ -2130,7 +2130,7 @@
               <w:t xml:space="preserve"> </w:t>
             </w:r>
             <w:r>
-              <w:t xml:space="preserve">is Module 3’s whole topic. Today: the other four, plus saving what you build.</w:t>
+              <w:t xml:space="preserve">is Describing Your Data’s whole topic. Today: the other four, plus saving what you build.</w:t>
             </w:r>
           </w:p>
           <w:p/>
@@ -5563,7 +5563,7 @@
               <w:t xml:space="preserve"> </w:t>
             </w:r>
             <w:r>
-              <w:t xml:space="preserve">has nothing to catch here. Module 3 digs into</w:t>
+              <w:t xml:space="preserve">has nothing to catch here. Describing Your Data digs into</w:t>
             </w:r>
             <w:r>
               <w:t xml:space="preserve"> </w:t>
@@ -11285,7 +11285,7 @@
         <w:t xml:space="preserve"> </w:t>
       </w:r>
       <w:r>
-        <w:t xml:space="preserve">from Module 1 — one tree standing in for many? Duplicate rows are the data-entry version of the same mistake: the same measurement counted twice inflates your sample size without adding real information.</w:t>
+        <w:t xml:space="preserve">from Getting Started — one tree standing in for many? Duplicate rows are the data-entry version of the same mistake: the same measurement counted twice inflates your sample size without adding real information.</w:t>
       </w:r>
     </w:p>
     <w:p>
@@ -13866,7 +13866,7 @@
                 <w:b/>
                 <w:bCs/>
               </w:rPr>
-              <w:t xml:space="preserve">Up next — Module 3</w:t>
+              <w:t xml:space="preserve">Up next — Describing Your Data</w:t>
             </w:r>
           </w:p>
           <w:p>
@@ -14744,8 +14744,8 @@
     </w:pPr>
     <w:rPr>
       <w:rFonts w:asciiTheme="majorHAnsi" w:cstheme="majorBidi" w:eastAsiaTheme="majorEastAsia" w:hAnsiTheme="majorHAnsi"/>
-      <w:sz w:val="32"/>
-      <w:szCs w:val="32"/>
+      <w:sz w:val="28"/>
+      <w:szCs w:val="28"/>
     </w:rPr>
   </w:style>
   <w:style w:customStyle="1" w:styleId="TitleChar" w:type="character">
@@ -14756,8 +14756,8 @@
     <w:rsid w:val="00A10FD9"/>
     <w:rPr>
       <w:rFonts w:asciiTheme="majorHAnsi" w:cstheme="majorBidi" w:eastAsiaTheme="majorEastAsia" w:hAnsiTheme="majorHAnsi"/>
-      <w:sz w:val="56"/>
-      <w:szCs w:val="56"/>
+      <w:sz w:val="28"/>
+      <w:szCs w:val="28"/>
     </w:rPr>
   </w:style>
   <w:style w:styleId="Subtitle" w:type="paragraph">

--- a/docs/content/wrangling_data/wrangling_data_lecture.docx
+++ b/docs/content/wrangling_data/wrangling_data_lecture.docx
@@ -1244,7 +1244,7 @@
         <w:rPr>
           <w:rStyle w:val="VerbatimChar"/>
         </w:rPr>
-        <w:t xml:space="preserve">$ wind      &lt;chr&gt; "lee", "lee", "lee", "lee", "lee", "lee", "wind", "wind", "w…</w:t>
+        <w:t xml:space="preserve">$ sun       &lt;chr&gt; "shady", "shady", "shady", "shady", "shady", "shady", "sunny…</w:t>
       </w:r>
       <w:r>
         <w:br/>
@@ -1465,7 +1465,7 @@
               <w:rPr>
                 <w:rStyle w:val="VerbatimChar"/>
               </w:rPr>
-              <w:t xml:space="preserve">wind</w:t>
+              <w:t xml:space="preserve">sun</w:t>
             </w:r>
             <w:r>
               <w:t xml:space="preserve">,</w:t>
@@ -2367,7 +2367,7 @@
         <w:rPr>
           <w:rStyle w:val="CommentTok"/>
         </w:rPr>
-        <w:t xml:space="preserve"># Keep only the sheltered (lee) side</w:t>
+        <w:t xml:space="preserve"># Keep only the shady (sheltered) side</w:t>
       </w:r>
       <w:r>
         <w:br/>
@@ -2468,7 +2468,7 @@
         <w:rPr>
           <w:rStyle w:val="VerbatimChar"/>
         </w:rPr>
-        <w:t xml:space="preserve">  date    group       n_s   wind  tree_no length_mm</w:t>
+        <w:t xml:space="preserve">  date    group       n_s   sun   tree_no length_mm</w:t>
       </w:r>
       <w:r>
         <w:br/>
@@ -2486,52 +2486,52 @@
         <w:rPr>
           <w:rStyle w:val="VerbatimChar"/>
         </w:rPr>
-        <w:t xml:space="preserve">1 3/20/25 cephalopods n     lee         1        20</w:t>
-      </w:r>
-      <w:r>
-        <w:br/>
-      </w:r>
-      <w:r>
-        <w:rPr>
-          <w:rStyle w:val="VerbatimChar"/>
-        </w:rPr>
-        <w:t xml:space="preserve">2 3/20/25 cephalopods n     lee         1        21</w:t>
-      </w:r>
-      <w:r>
-        <w:br/>
-      </w:r>
-      <w:r>
-        <w:rPr>
-          <w:rStyle w:val="VerbatimChar"/>
-        </w:rPr>
-        <w:t xml:space="preserve">3 3/20/25 cephalopods n     lee         1        23</w:t>
-      </w:r>
-      <w:r>
-        <w:br/>
-      </w:r>
-      <w:r>
-        <w:rPr>
-          <w:rStyle w:val="VerbatimChar"/>
-        </w:rPr>
-        <w:t xml:space="preserve">4 3/20/25 cephalopods n     lee         1        25</w:t>
-      </w:r>
-      <w:r>
-        <w:br/>
-      </w:r>
-      <w:r>
-        <w:rPr>
-          <w:rStyle w:val="VerbatimChar"/>
-        </w:rPr>
-        <w:t xml:space="preserve">5 3/20/25 cephalopods n     lee         1        21</w:t>
-      </w:r>
-      <w:r>
-        <w:br/>
-      </w:r>
-      <w:r>
-        <w:rPr>
-          <w:rStyle w:val="VerbatimChar"/>
-        </w:rPr>
-        <w:t xml:space="preserve">6 3/20/25 cephalopods n     lee         1        16</w:t>
+        <w:t xml:space="preserve">1 3/20/25 cephalopods n     shady       1        20</w:t>
+      </w:r>
+      <w:r>
+        <w:br/>
+      </w:r>
+      <w:r>
+        <w:rPr>
+          <w:rStyle w:val="VerbatimChar"/>
+        </w:rPr>
+        <w:t xml:space="preserve">2 3/20/25 cephalopods n     shady       1        21</w:t>
+      </w:r>
+      <w:r>
+        <w:br/>
+      </w:r>
+      <w:r>
+        <w:rPr>
+          <w:rStyle w:val="VerbatimChar"/>
+        </w:rPr>
+        <w:t xml:space="preserve">3 3/20/25 cephalopods n     shady       1        23</w:t>
+      </w:r>
+      <w:r>
+        <w:br/>
+      </w:r>
+      <w:r>
+        <w:rPr>
+          <w:rStyle w:val="VerbatimChar"/>
+        </w:rPr>
+        <w:t xml:space="preserve">4 3/20/25 cephalopods n     shady       1        25</w:t>
+      </w:r>
+      <w:r>
+        <w:br/>
+      </w:r>
+      <w:r>
+        <w:rPr>
+          <w:rStyle w:val="VerbatimChar"/>
+        </w:rPr>
+        <w:t xml:space="preserve">5 3/20/25 cephalopods n     shady       1        21</w:t>
+      </w:r>
+      <w:r>
+        <w:br/>
+      </w:r>
+      <w:r>
+        <w:rPr>
+          <w:rStyle w:val="VerbatimChar"/>
+        </w:rPr>
+        <w:t xml:space="preserve">6 3/20/25 cephalopods n     shady       1        16</w:t>
       </w:r>
     </w:p>
     <w:p>
@@ -2643,7 +2643,7 @@
         <w:rPr>
           <w:rStyle w:val="VerbatimChar"/>
         </w:rPr>
-        <w:t xml:space="preserve">  date    group       n_s   wind  tree_no length_mm</w:t>
+        <w:t xml:space="preserve">  date    group       n_s   sun   tree_no length_mm</w:t>
       </w:r>
       <w:r>
         <w:br/>
@@ -2661,52 +2661,52 @@
         <w:rPr>
           <w:rStyle w:val="VerbatimChar"/>
         </w:rPr>
-        <w:t xml:space="preserve">1 3/20/25 cephalopods n     lee         1        21</w:t>
-      </w:r>
-      <w:r>
-        <w:br/>
-      </w:r>
-      <w:r>
-        <w:rPr>
-          <w:rStyle w:val="VerbatimChar"/>
-        </w:rPr>
-        <w:t xml:space="preserve">2 3/20/25 cephalopods n     lee         1        23</w:t>
-      </w:r>
-      <w:r>
-        <w:br/>
-      </w:r>
-      <w:r>
-        <w:rPr>
-          <w:rStyle w:val="VerbatimChar"/>
-        </w:rPr>
-        <w:t xml:space="preserve">3 3/20/25 cephalopods n     lee         1        25</w:t>
-      </w:r>
-      <w:r>
-        <w:br/>
-      </w:r>
-      <w:r>
-        <w:rPr>
-          <w:rStyle w:val="VerbatimChar"/>
-        </w:rPr>
-        <w:t xml:space="preserve">4 3/20/25 cephalopods n     lee         1        21</w:t>
-      </w:r>
-      <w:r>
-        <w:br/>
-      </w:r>
-      <w:r>
-        <w:rPr>
-          <w:rStyle w:val="VerbatimChar"/>
-        </w:rPr>
-        <w:t xml:space="preserve">5 3/20/25 salmon      n     lee         2        23</w:t>
-      </w:r>
-      <w:r>
-        <w:br/>
-      </w:r>
-      <w:r>
-        <w:rPr>
-          <w:rStyle w:val="VerbatimChar"/>
-        </w:rPr>
-        <w:t xml:space="preserve">6 3/20/25 salmon      n     lee         2        21</w:t>
+        <w:t xml:space="preserve">1 3/20/25 cephalopods n     shady       1        21</w:t>
+      </w:r>
+      <w:r>
+        <w:br/>
+      </w:r>
+      <w:r>
+        <w:rPr>
+          <w:rStyle w:val="VerbatimChar"/>
+        </w:rPr>
+        <w:t xml:space="preserve">2 3/20/25 cephalopods n     shady       1        23</w:t>
+      </w:r>
+      <w:r>
+        <w:br/>
+      </w:r>
+      <w:r>
+        <w:rPr>
+          <w:rStyle w:val="VerbatimChar"/>
+        </w:rPr>
+        <w:t xml:space="preserve">3 3/20/25 cephalopods n     shady       1        25</w:t>
+      </w:r>
+      <w:r>
+        <w:br/>
+      </w:r>
+      <w:r>
+        <w:rPr>
+          <w:rStyle w:val="VerbatimChar"/>
+        </w:rPr>
+        <w:t xml:space="preserve">4 3/20/25 cephalopods n     shady       1        21</w:t>
+      </w:r>
+      <w:r>
+        <w:br/>
+      </w:r>
+      <w:r>
+        <w:rPr>
+          <w:rStyle w:val="VerbatimChar"/>
+        </w:rPr>
+        <w:t xml:space="preserve">5 3/20/25 salmon      n     shady       2        23</w:t>
+      </w:r>
+      <w:r>
+        <w:br/>
+      </w:r>
+      <w:r>
+        <w:rPr>
+          <w:rStyle w:val="VerbatimChar"/>
+        </w:rPr>
+        <w:t xml:space="preserve">6 3/20/25 salmon      n     shady       2        21</w:t>
       </w:r>
     </w:p>
     <w:tbl>
@@ -3289,7 +3289,7 @@
         <w:rPr>
           <w:rStyle w:val="VerbatimChar"/>
         </w:rPr>
-        <w:t xml:space="preserve">  date    group       n_s   wind  tree_no length_mm</w:t>
+        <w:t xml:space="preserve">  date    group       n_s   sun   tree_no length_mm</w:t>
       </w:r>
       <w:r>
         <w:br/>
@@ -3307,52 +3307,52 @@
         <w:rPr>
           <w:rStyle w:val="VerbatimChar"/>
         </w:rPr>
-        <w:t xml:space="preserve">1 3/20/25 cephalopods s     wind        1        16</w:t>
-      </w:r>
-      <w:r>
-        <w:br/>
-      </w:r>
-      <w:r>
-        <w:rPr>
-          <w:rStyle w:val="VerbatimChar"/>
-        </w:rPr>
-        <w:t xml:space="preserve">2 3/20/25 cephalopods s     wind        1        17</w:t>
-      </w:r>
-      <w:r>
-        <w:br/>
-      </w:r>
-      <w:r>
-        <w:rPr>
-          <w:rStyle w:val="VerbatimChar"/>
-        </w:rPr>
-        <w:t xml:space="preserve">3 3/20/25 crayfish    s     wind        3        16</w:t>
-      </w:r>
-      <w:r>
-        <w:br/>
-      </w:r>
-      <w:r>
-        <w:rPr>
-          <w:rStyle w:val="VerbatimChar"/>
-        </w:rPr>
-        <w:t xml:space="preserve">4 3/20/25 crayfish    s     wind        3        17</w:t>
-      </w:r>
-      <w:r>
-        <w:br/>
-      </w:r>
-      <w:r>
-        <w:rPr>
-          <w:rStyle w:val="VerbatimChar"/>
-        </w:rPr>
-        <w:t xml:space="preserve">5 3/20/25 snail       s     wind        4        17</w:t>
-      </w:r>
-      <w:r>
-        <w:br/>
-      </w:r>
-      <w:r>
-        <w:rPr>
-          <w:rStyle w:val="VerbatimChar"/>
-        </w:rPr>
-        <w:t xml:space="preserve">6 3/20/25 snail       s     wind        4        16</w:t>
+        <w:t xml:space="preserve">1 3/20/25 cephalopods s     sunny       1        16</w:t>
+      </w:r>
+      <w:r>
+        <w:br/>
+      </w:r>
+      <w:r>
+        <w:rPr>
+          <w:rStyle w:val="VerbatimChar"/>
+        </w:rPr>
+        <w:t xml:space="preserve">2 3/20/25 cephalopods s     sunny       1        17</w:t>
+      </w:r>
+      <w:r>
+        <w:br/>
+      </w:r>
+      <w:r>
+        <w:rPr>
+          <w:rStyle w:val="VerbatimChar"/>
+        </w:rPr>
+        <w:t xml:space="preserve">3 3/20/25 crayfish    s     sunny       3        16</w:t>
+      </w:r>
+      <w:r>
+        <w:br/>
+      </w:r>
+      <w:r>
+        <w:rPr>
+          <w:rStyle w:val="VerbatimChar"/>
+        </w:rPr>
+        <w:t xml:space="preserve">4 3/20/25 crayfish    s     sunny       3        17</w:t>
+      </w:r>
+      <w:r>
+        <w:br/>
+      </w:r>
+      <w:r>
+        <w:rPr>
+          <w:rStyle w:val="VerbatimChar"/>
+        </w:rPr>
+        <w:t xml:space="preserve">5 3/20/25 snail       s     sunny       4        17</w:t>
+      </w:r>
+      <w:r>
+        <w:br/>
+      </w:r>
+      <w:r>
+        <w:rPr>
+          <w:rStyle w:val="VerbatimChar"/>
+        </w:rPr>
+        <w:t xml:space="preserve">6 3/20/25 snail       s     sunny       4        16</w:t>
       </w:r>
     </w:p>
     <w:tbl>
@@ -3680,7 +3680,7 @@
               <w:t xml:space="preserve"> </w:t>
             </w:r>
             <w:r>
-              <w:t xml:space="preserve">keeps a row if the side is lee</w:t>
+              <w:t xml:space="preserve">keeps a row if the side is shady</w:t>
             </w:r>
             <w:r>
               <w:t xml:space="preserve"> </w:t>
@@ -3706,7 +3706,7 @@
                 <w:i/>
                 <w:iCs/>
               </w:rPr>
-              <w:t xml:space="preserve">windward</w:t>
+              <w:t xml:space="preserve">sunny</w:t>
             </w:r>
             <w:r>
               <w:t xml:space="preserve"> </w:t>
@@ -3727,7 +3727,7 @@
         <w:rPr>
           <w:rStyle w:val="CommentTok"/>
         </w:rPr>
-        <w:t xml:space="preserve"># Lee-side needles, OR any exceptionally long needle</w:t>
+        <w:t xml:space="preserve"># Shady-side needles, OR any exceptionally long needle</w:t>
       </w:r>
       <w:r>
         <w:br/>
@@ -3870,7 +3870,7 @@
         <w:rPr>
           <w:rStyle w:val="VerbatimChar"/>
         </w:rPr>
-        <w:t xml:space="preserve">  date    group       n_s   wind  tree_no length_mm</w:t>
+        <w:t xml:space="preserve">  date    group       n_s   sun   tree_no length_mm</w:t>
       </w:r>
       <w:r>
         <w:br/>
@@ -3888,52 +3888,52 @@
         <w:rPr>
           <w:rStyle w:val="VerbatimChar"/>
         </w:rPr>
-        <w:t xml:space="preserve">1 3/20/25 cephalopods n     lee         1        20</w:t>
-      </w:r>
-      <w:r>
-        <w:br/>
-      </w:r>
-      <w:r>
-        <w:rPr>
-          <w:rStyle w:val="VerbatimChar"/>
-        </w:rPr>
-        <w:t xml:space="preserve">2 3/20/25 cephalopods n     lee         1        21</w:t>
-      </w:r>
-      <w:r>
-        <w:br/>
-      </w:r>
-      <w:r>
-        <w:rPr>
-          <w:rStyle w:val="VerbatimChar"/>
-        </w:rPr>
-        <w:t xml:space="preserve">3 3/20/25 cephalopods n     lee         1        23</w:t>
-      </w:r>
-      <w:r>
-        <w:br/>
-      </w:r>
-      <w:r>
-        <w:rPr>
-          <w:rStyle w:val="VerbatimChar"/>
-        </w:rPr>
-        <w:t xml:space="preserve">4 3/20/25 cephalopods n     lee         1        25</w:t>
-      </w:r>
-      <w:r>
-        <w:br/>
-      </w:r>
-      <w:r>
-        <w:rPr>
-          <w:rStyle w:val="VerbatimChar"/>
-        </w:rPr>
-        <w:t xml:space="preserve">5 3/20/25 cephalopods n     lee         1        21</w:t>
-      </w:r>
-      <w:r>
-        <w:br/>
-      </w:r>
-      <w:r>
-        <w:rPr>
-          <w:rStyle w:val="VerbatimChar"/>
-        </w:rPr>
-        <w:t xml:space="preserve">6 3/20/25 cephalopods n     lee         1        16</w:t>
+        <w:t xml:space="preserve">1 3/20/25 cephalopods n     shady       1        20</w:t>
+      </w:r>
+      <w:r>
+        <w:br/>
+      </w:r>
+      <w:r>
+        <w:rPr>
+          <w:rStyle w:val="VerbatimChar"/>
+        </w:rPr>
+        <w:t xml:space="preserve">2 3/20/25 cephalopods n     shady       1        21</w:t>
+      </w:r>
+      <w:r>
+        <w:br/>
+      </w:r>
+      <w:r>
+        <w:rPr>
+          <w:rStyle w:val="VerbatimChar"/>
+        </w:rPr>
+        <w:t xml:space="preserve">3 3/20/25 cephalopods n     shady       1        23</w:t>
+      </w:r>
+      <w:r>
+        <w:br/>
+      </w:r>
+      <w:r>
+        <w:rPr>
+          <w:rStyle w:val="VerbatimChar"/>
+        </w:rPr>
+        <w:t xml:space="preserve">4 3/20/25 cephalopods n     shady       1        25</w:t>
+      </w:r>
+      <w:r>
+        <w:br/>
+      </w:r>
+      <w:r>
+        <w:rPr>
+          <w:rStyle w:val="VerbatimChar"/>
+        </w:rPr>
+        <w:t xml:space="preserve">5 3/20/25 cephalopods n     shady       1        21</w:t>
+      </w:r>
+      <w:r>
+        <w:br/>
+      </w:r>
+      <w:r>
+        <w:rPr>
+          <w:rStyle w:val="VerbatimChar"/>
+        </w:rPr>
+        <w:t xml:space="preserve">6 3/20/25 cephalopods n     shady       1        16</w:t>
       </w:r>
     </w:p>
     <w:tbl>
@@ -4278,7 +4278,7 @@
         <w:rPr>
           <w:rStyle w:val="VerbatimChar"/>
         </w:rPr>
-        <w:t xml:space="preserve">  date    group       n_s   wind  tree_no length_mm</w:t>
+        <w:t xml:space="preserve">  date    group       n_s   sun   tree_no length_mm</w:t>
       </w:r>
       <w:r>
         <w:br/>
@@ -4296,52 +4296,52 @@
         <w:rPr>
           <w:rStyle w:val="VerbatimChar"/>
         </w:rPr>
-        <w:t xml:space="preserve">1 3/20/25 cephalopods n     lee         1        20</w:t>
-      </w:r>
-      <w:r>
-        <w:br/>
-      </w:r>
-      <w:r>
-        <w:rPr>
-          <w:rStyle w:val="VerbatimChar"/>
-        </w:rPr>
-        <w:t xml:space="preserve">2 3/20/25 cephalopods n     lee         1        21</w:t>
-      </w:r>
-      <w:r>
-        <w:br/>
-      </w:r>
-      <w:r>
-        <w:rPr>
-          <w:rStyle w:val="VerbatimChar"/>
-        </w:rPr>
-        <w:t xml:space="preserve">3 3/20/25 cephalopods n     lee         1        23</w:t>
-      </w:r>
-      <w:r>
-        <w:br/>
-      </w:r>
-      <w:r>
-        <w:rPr>
-          <w:rStyle w:val="VerbatimChar"/>
-        </w:rPr>
-        <w:t xml:space="preserve">4 3/20/25 cephalopods n     lee         1        25</w:t>
-      </w:r>
-      <w:r>
-        <w:br/>
-      </w:r>
-      <w:r>
-        <w:rPr>
-          <w:rStyle w:val="VerbatimChar"/>
-        </w:rPr>
-        <w:t xml:space="preserve">5 3/20/25 cephalopods n     lee         1        21</w:t>
-      </w:r>
-      <w:r>
-        <w:br/>
-      </w:r>
-      <w:r>
-        <w:rPr>
-          <w:rStyle w:val="VerbatimChar"/>
-        </w:rPr>
-        <w:t xml:space="preserve">6 3/20/25 cephalopods n     lee         1        16</w:t>
+        <w:t xml:space="preserve">1 3/20/25 cephalopods n     shady       1        20</w:t>
+      </w:r>
+      <w:r>
+        <w:br/>
+      </w:r>
+      <w:r>
+        <w:rPr>
+          <w:rStyle w:val="VerbatimChar"/>
+        </w:rPr>
+        <w:t xml:space="preserve">2 3/20/25 cephalopods n     shady       1        21</w:t>
+      </w:r>
+      <w:r>
+        <w:br/>
+      </w:r>
+      <w:r>
+        <w:rPr>
+          <w:rStyle w:val="VerbatimChar"/>
+        </w:rPr>
+        <w:t xml:space="preserve">3 3/20/25 cephalopods n     shady       1        23</w:t>
+      </w:r>
+      <w:r>
+        <w:br/>
+      </w:r>
+      <w:r>
+        <w:rPr>
+          <w:rStyle w:val="VerbatimChar"/>
+        </w:rPr>
+        <w:t xml:space="preserve">4 3/20/25 cephalopods n     shady       1        25</w:t>
+      </w:r>
+      <w:r>
+        <w:br/>
+      </w:r>
+      <w:r>
+        <w:rPr>
+          <w:rStyle w:val="VerbatimChar"/>
+        </w:rPr>
+        <w:t xml:space="preserve">5 3/20/25 cephalopods n     shady       1        21</w:t>
+      </w:r>
+      <w:r>
+        <w:br/>
+      </w:r>
+      <w:r>
+        <w:rPr>
+          <w:rStyle w:val="VerbatimChar"/>
+        </w:rPr>
+        <w:t xml:space="preserve">6 3/20/25 cephalopods n     shady       1        16</w:t>
       </w:r>
     </w:p>
     <w:p>
@@ -4495,7 +4495,7 @@
         <w:rPr>
           <w:rStyle w:val="VerbatimChar"/>
         </w:rPr>
-        <w:t xml:space="preserve">  date    group       n_s   wind  tree_no length_mm</w:t>
+        <w:t xml:space="preserve">  date    group       n_s   sun   tree_no length_mm</w:t>
       </w:r>
       <w:r>
         <w:br/>
@@ -4513,52 +4513,52 @@
         <w:rPr>
           <w:rStyle w:val="VerbatimChar"/>
         </w:rPr>
-        <w:t xml:space="preserve">1 3/20/25 cephalopods n     lee         1        20</w:t>
-      </w:r>
-      <w:r>
-        <w:br/>
-      </w:r>
-      <w:r>
-        <w:rPr>
-          <w:rStyle w:val="VerbatimChar"/>
-        </w:rPr>
-        <w:t xml:space="preserve">2 3/20/25 cephalopods n     lee         1        21</w:t>
-      </w:r>
-      <w:r>
-        <w:br/>
-      </w:r>
-      <w:r>
-        <w:rPr>
-          <w:rStyle w:val="VerbatimChar"/>
-        </w:rPr>
-        <w:t xml:space="preserve">3 3/20/25 cephalopods n     lee         1        23</w:t>
-      </w:r>
-      <w:r>
-        <w:br/>
-      </w:r>
-      <w:r>
-        <w:rPr>
-          <w:rStyle w:val="VerbatimChar"/>
-        </w:rPr>
-        <w:t xml:space="preserve">4 3/20/25 cephalopods n     lee         1        25</w:t>
-      </w:r>
-      <w:r>
-        <w:br/>
-      </w:r>
-      <w:r>
-        <w:rPr>
-          <w:rStyle w:val="VerbatimChar"/>
-        </w:rPr>
-        <w:t xml:space="preserve">5 3/20/25 cephalopods n     lee         1        21</w:t>
-      </w:r>
-      <w:r>
-        <w:br/>
-      </w:r>
-      <w:r>
-        <w:rPr>
-          <w:rStyle w:val="VerbatimChar"/>
-        </w:rPr>
-        <w:t xml:space="preserve">6 3/20/25 cephalopods n     lee         1        16</w:t>
+        <w:t xml:space="preserve">1 3/20/25 cephalopods n     shady       1        20</w:t>
+      </w:r>
+      <w:r>
+        <w:br/>
+      </w:r>
+      <w:r>
+        <w:rPr>
+          <w:rStyle w:val="VerbatimChar"/>
+        </w:rPr>
+        <w:t xml:space="preserve">2 3/20/25 cephalopods n     shady       1        21</w:t>
+      </w:r>
+      <w:r>
+        <w:br/>
+      </w:r>
+      <w:r>
+        <w:rPr>
+          <w:rStyle w:val="VerbatimChar"/>
+        </w:rPr>
+        <w:t xml:space="preserve">3 3/20/25 cephalopods n     shady       1        23</w:t>
+      </w:r>
+      <w:r>
+        <w:br/>
+      </w:r>
+      <w:r>
+        <w:rPr>
+          <w:rStyle w:val="VerbatimChar"/>
+        </w:rPr>
+        <w:t xml:space="preserve">4 3/20/25 cephalopods n     shady       1        25</w:t>
+      </w:r>
+      <w:r>
+        <w:br/>
+      </w:r>
+      <w:r>
+        <w:rPr>
+          <w:rStyle w:val="VerbatimChar"/>
+        </w:rPr>
+        <w:t xml:space="preserve">5 3/20/25 cephalopods n     shady       1        21</w:t>
+      </w:r>
+      <w:r>
+        <w:br/>
+      </w:r>
+      <w:r>
+        <w:rPr>
+          <w:rStyle w:val="VerbatimChar"/>
+        </w:rPr>
+        <w:t xml:space="preserve">6 3/20/25 cephalopods n     shady       1        16</w:t>
       </w:r>
     </w:p>
     <w:tbl>
@@ -5853,7 +5853,7 @@
         <w:rPr>
           <w:rStyle w:val="VerbatimChar"/>
         </w:rPr>
-        <w:t xml:space="preserve">  group       n_s   wind  tree_no length_mm</w:t>
+        <w:t xml:space="preserve">  group       n_s   sun   tree_no length_mm</w:t>
       </w:r>
       <w:r>
         <w:br/>
@@ -5871,52 +5871,52 @@
         <w:rPr>
           <w:rStyle w:val="VerbatimChar"/>
         </w:rPr>
-        <w:t xml:space="preserve">1 cephalopods n     lee         1        20</w:t>
-      </w:r>
-      <w:r>
-        <w:br/>
-      </w:r>
-      <w:r>
-        <w:rPr>
-          <w:rStyle w:val="VerbatimChar"/>
-        </w:rPr>
-        <w:t xml:space="preserve">2 cephalopods n     lee         1        21</w:t>
-      </w:r>
-      <w:r>
-        <w:br/>
-      </w:r>
-      <w:r>
-        <w:rPr>
-          <w:rStyle w:val="VerbatimChar"/>
-        </w:rPr>
-        <w:t xml:space="preserve">3 cephalopods n     lee         1        23</w:t>
-      </w:r>
-      <w:r>
-        <w:br/>
-      </w:r>
-      <w:r>
-        <w:rPr>
-          <w:rStyle w:val="VerbatimChar"/>
-        </w:rPr>
-        <w:t xml:space="preserve">4 cephalopods n     lee         1        25</w:t>
-      </w:r>
-      <w:r>
-        <w:br/>
-      </w:r>
-      <w:r>
-        <w:rPr>
-          <w:rStyle w:val="VerbatimChar"/>
-        </w:rPr>
-        <w:t xml:space="preserve">5 cephalopods n     lee         1        21</w:t>
-      </w:r>
-      <w:r>
-        <w:br/>
-      </w:r>
-      <w:r>
-        <w:rPr>
-          <w:rStyle w:val="VerbatimChar"/>
-        </w:rPr>
-        <w:t xml:space="preserve">6 cephalopods n     lee         1        16</w:t>
+        <w:t xml:space="preserve">1 cephalopods n     shady       1        20</w:t>
+      </w:r>
+      <w:r>
+        <w:br/>
+      </w:r>
+      <w:r>
+        <w:rPr>
+          <w:rStyle w:val="VerbatimChar"/>
+        </w:rPr>
+        <w:t xml:space="preserve">2 cephalopods n     shady       1        21</w:t>
+      </w:r>
+      <w:r>
+        <w:br/>
+      </w:r>
+      <w:r>
+        <w:rPr>
+          <w:rStyle w:val="VerbatimChar"/>
+        </w:rPr>
+        <w:t xml:space="preserve">3 cephalopods n     shady       1        23</w:t>
+      </w:r>
+      <w:r>
+        <w:br/>
+      </w:r>
+      <w:r>
+        <w:rPr>
+          <w:rStyle w:val="VerbatimChar"/>
+        </w:rPr>
+        <w:t xml:space="preserve">4 cephalopods n     shady       1        25</w:t>
+      </w:r>
+      <w:r>
+        <w:br/>
+      </w:r>
+      <w:r>
+        <w:rPr>
+          <w:rStyle w:val="VerbatimChar"/>
+        </w:rPr>
+        <w:t xml:space="preserve">5 cephalopods n     shady       1        21</w:t>
+      </w:r>
+      <w:r>
+        <w:br/>
+      </w:r>
+      <w:r>
+        <w:rPr>
+          <w:rStyle w:val="VerbatimChar"/>
+        </w:rPr>
+        <w:t xml:space="preserve">6 cephalopods n     shady       1        16</w:t>
       </w:r>
     </w:p>
     <w:tbl>
@@ -6226,7 +6226,7 @@
         <w:rPr>
           <w:rStyle w:val="VerbatimChar"/>
         </w:rPr>
-        <w:t xml:space="preserve">  n_s   wind  tree_no length_mm</w:t>
+        <w:t xml:space="preserve">  n_s   sun   tree_no length_mm</w:t>
       </w:r>
       <w:r>
         <w:br/>
@@ -6244,52 +6244,52 @@
         <w:rPr>
           <w:rStyle w:val="VerbatimChar"/>
         </w:rPr>
-        <w:t xml:space="preserve">1 n     lee         1        20</w:t>
-      </w:r>
-      <w:r>
-        <w:br/>
-      </w:r>
-      <w:r>
-        <w:rPr>
-          <w:rStyle w:val="VerbatimChar"/>
-        </w:rPr>
-        <w:t xml:space="preserve">2 n     lee         1        21</w:t>
-      </w:r>
-      <w:r>
-        <w:br/>
-      </w:r>
-      <w:r>
-        <w:rPr>
-          <w:rStyle w:val="VerbatimChar"/>
-        </w:rPr>
-        <w:t xml:space="preserve">3 n     lee         1        23</w:t>
-      </w:r>
-      <w:r>
-        <w:br/>
-      </w:r>
-      <w:r>
-        <w:rPr>
-          <w:rStyle w:val="VerbatimChar"/>
-        </w:rPr>
-        <w:t xml:space="preserve">4 n     lee         1        25</w:t>
-      </w:r>
-      <w:r>
-        <w:br/>
-      </w:r>
-      <w:r>
-        <w:rPr>
-          <w:rStyle w:val="VerbatimChar"/>
-        </w:rPr>
-        <w:t xml:space="preserve">5 n     lee         1        21</w:t>
-      </w:r>
-      <w:r>
-        <w:br/>
-      </w:r>
-      <w:r>
-        <w:rPr>
-          <w:rStyle w:val="VerbatimChar"/>
-        </w:rPr>
-        <w:t xml:space="preserve">6 n     lee         1        16</w:t>
+        <w:t xml:space="preserve">1 n     shady       1        20</w:t>
+      </w:r>
+      <w:r>
+        <w:br/>
+      </w:r>
+      <w:r>
+        <w:rPr>
+          <w:rStyle w:val="VerbatimChar"/>
+        </w:rPr>
+        <w:t xml:space="preserve">2 n     shady       1        21</w:t>
+      </w:r>
+      <w:r>
+        <w:br/>
+      </w:r>
+      <w:r>
+        <w:rPr>
+          <w:rStyle w:val="VerbatimChar"/>
+        </w:rPr>
+        <w:t xml:space="preserve">3 n     shady       1        23</w:t>
+      </w:r>
+      <w:r>
+        <w:br/>
+      </w:r>
+      <w:r>
+        <w:rPr>
+          <w:rStyle w:val="VerbatimChar"/>
+        </w:rPr>
+        <w:t xml:space="preserve">4 n     shady       1        25</w:t>
+      </w:r>
+      <w:r>
+        <w:br/>
+      </w:r>
+      <w:r>
+        <w:rPr>
+          <w:rStyle w:val="VerbatimChar"/>
+        </w:rPr>
+        <w:t xml:space="preserve">5 n     shady       1        21</w:t>
+      </w:r>
+      <w:r>
+        <w:br/>
+      </w:r>
+      <w:r>
+        <w:rPr>
+          <w:rStyle w:val="VerbatimChar"/>
+        </w:rPr>
+        <w:t xml:space="preserve">6 n     shady       1        16</w:t>
       </w:r>
     </w:p>
     <w:p>
@@ -6346,7 +6346,7 @@
         <w:rPr>
           <w:rStyle w:val="VerbatimChar"/>
         </w:rPr>
-        <w:t xml:space="preserve">contains("wind")</w:t>
+        <w:t xml:space="preserve">contains("sun")</w:t>
       </w:r>
     </w:p>
     <w:p>
@@ -6694,7 +6694,7 @@
         <w:rPr>
           <w:rStyle w:val="VerbatimChar"/>
         </w:rPr>
-        <w:t xml:space="preserve">  date    group       n_s   wind  tree_no length_mm length_cm</w:t>
+        <w:t xml:space="preserve">  date    group       n_s   sun   tree_no length_mm length_cm</w:t>
       </w:r>
       <w:r>
         <w:br/>
@@ -6712,52 +6712,52 @@
         <w:rPr>
           <w:rStyle w:val="VerbatimChar"/>
         </w:rPr>
-        <w:t xml:space="preserve">1 3/20/25 cephalopods n     lee         1        20       2  </w:t>
-      </w:r>
-      <w:r>
-        <w:br/>
-      </w:r>
-      <w:r>
-        <w:rPr>
-          <w:rStyle w:val="VerbatimChar"/>
-        </w:rPr>
-        <w:t xml:space="preserve">2 3/20/25 cephalopods n     lee         1        21       2.1</w:t>
-      </w:r>
-      <w:r>
-        <w:br/>
-      </w:r>
-      <w:r>
-        <w:rPr>
-          <w:rStyle w:val="VerbatimChar"/>
-        </w:rPr>
-        <w:t xml:space="preserve">3 3/20/25 cephalopods n     lee         1        23       2.3</w:t>
-      </w:r>
-      <w:r>
-        <w:br/>
-      </w:r>
-      <w:r>
-        <w:rPr>
-          <w:rStyle w:val="VerbatimChar"/>
-        </w:rPr>
-        <w:t xml:space="preserve">4 3/20/25 cephalopods n     lee         1        25       2.5</w:t>
-      </w:r>
-      <w:r>
-        <w:br/>
-      </w:r>
-      <w:r>
-        <w:rPr>
-          <w:rStyle w:val="VerbatimChar"/>
-        </w:rPr>
-        <w:t xml:space="preserve">5 3/20/25 cephalopods n     lee         1        21       2.1</w:t>
-      </w:r>
-      <w:r>
-        <w:br/>
-      </w:r>
-      <w:r>
-        <w:rPr>
-          <w:rStyle w:val="VerbatimChar"/>
-        </w:rPr>
-        <w:t xml:space="preserve">6 3/20/25 cephalopods n     lee         1        16       1.6</w:t>
+        <w:t xml:space="preserve">1 3/20/25 cephalopods n     shady       1        20       2  </w:t>
+      </w:r>
+      <w:r>
+        <w:br/>
+      </w:r>
+      <w:r>
+        <w:rPr>
+          <w:rStyle w:val="VerbatimChar"/>
+        </w:rPr>
+        <w:t xml:space="preserve">2 3/20/25 cephalopods n     shady       1        21       2.1</w:t>
+      </w:r>
+      <w:r>
+        <w:br/>
+      </w:r>
+      <w:r>
+        <w:rPr>
+          <w:rStyle w:val="VerbatimChar"/>
+        </w:rPr>
+        <w:t xml:space="preserve">3 3/20/25 cephalopods n     shady       1        23       2.3</w:t>
+      </w:r>
+      <w:r>
+        <w:br/>
+      </w:r>
+      <w:r>
+        <w:rPr>
+          <w:rStyle w:val="VerbatimChar"/>
+        </w:rPr>
+        <w:t xml:space="preserve">4 3/20/25 cephalopods n     shady       1        25       2.5</w:t>
+      </w:r>
+      <w:r>
+        <w:br/>
+      </w:r>
+      <w:r>
+        <w:rPr>
+          <w:rStyle w:val="VerbatimChar"/>
+        </w:rPr>
+        <w:t xml:space="preserve">5 3/20/25 cephalopods n     shady       1        21       2.1</w:t>
+      </w:r>
+      <w:r>
+        <w:br/>
+      </w:r>
+      <w:r>
+        <w:rPr>
+          <w:rStyle w:val="VerbatimChar"/>
+        </w:rPr>
+        <w:t xml:space="preserve">6 3/20/25 cephalopods n     shady       1        16       1.6</w:t>
       </w:r>
     </w:p>
     <w:tbl>
@@ -7062,7 +7062,7 @@
         <w:rPr>
           <w:rStyle w:val="VerbatimChar"/>
         </w:rPr>
-        <w:t xml:space="preserve">  date    group       n_s   wind  tree_no length_mm log_length</w:t>
+        <w:t xml:space="preserve">  date    group       n_s   sun   tree_no length_mm log_length</w:t>
       </w:r>
       <w:r>
         <w:br/>
@@ -7080,52 +7080,52 @@
         <w:rPr>
           <w:rStyle w:val="VerbatimChar"/>
         </w:rPr>
-        <w:t xml:space="preserve">1 3/20/25 cephalopods n     lee         1        20       3.00</w:t>
-      </w:r>
-      <w:r>
-        <w:br/>
-      </w:r>
-      <w:r>
-        <w:rPr>
-          <w:rStyle w:val="VerbatimChar"/>
-        </w:rPr>
-        <w:t xml:space="preserve">2 3/20/25 cephalopods n     lee         1        21       3.04</w:t>
-      </w:r>
-      <w:r>
-        <w:br/>
-      </w:r>
-      <w:r>
-        <w:rPr>
-          <w:rStyle w:val="VerbatimChar"/>
-        </w:rPr>
-        <w:t xml:space="preserve">3 3/20/25 cephalopods n     lee         1        23       3.14</w:t>
-      </w:r>
-      <w:r>
-        <w:br/>
-      </w:r>
-      <w:r>
-        <w:rPr>
-          <w:rStyle w:val="VerbatimChar"/>
-        </w:rPr>
-        <w:t xml:space="preserve">4 3/20/25 cephalopods n     lee         1        25       3.22</w:t>
-      </w:r>
-      <w:r>
-        <w:br/>
-      </w:r>
-      <w:r>
-        <w:rPr>
-          <w:rStyle w:val="VerbatimChar"/>
-        </w:rPr>
-        <w:t xml:space="preserve">5 3/20/25 cephalopods n     lee         1        21       3.04</w:t>
-      </w:r>
-      <w:r>
-        <w:br/>
-      </w:r>
-      <w:r>
-        <w:rPr>
-          <w:rStyle w:val="VerbatimChar"/>
-        </w:rPr>
-        <w:t xml:space="preserve">6 3/20/25 cephalopods n     lee         1        16       2.77</w:t>
+        <w:t xml:space="preserve">1 3/20/25 cephalopods n     shady       1        20       3.00</w:t>
+      </w:r>
+      <w:r>
+        <w:br/>
+      </w:r>
+      <w:r>
+        <w:rPr>
+          <w:rStyle w:val="VerbatimChar"/>
+        </w:rPr>
+        <w:t xml:space="preserve">2 3/20/25 cephalopods n     shady       1        21       3.04</w:t>
+      </w:r>
+      <w:r>
+        <w:br/>
+      </w:r>
+      <w:r>
+        <w:rPr>
+          <w:rStyle w:val="VerbatimChar"/>
+        </w:rPr>
+        <w:t xml:space="preserve">3 3/20/25 cephalopods n     shady       1        23       3.14</w:t>
+      </w:r>
+      <w:r>
+        <w:br/>
+      </w:r>
+      <w:r>
+        <w:rPr>
+          <w:rStyle w:val="VerbatimChar"/>
+        </w:rPr>
+        <w:t xml:space="preserve">4 3/20/25 cephalopods n     shady       1        25       3.22</w:t>
+      </w:r>
+      <w:r>
+        <w:br/>
+      </w:r>
+      <w:r>
+        <w:rPr>
+          <w:rStyle w:val="VerbatimChar"/>
+        </w:rPr>
+        <w:t xml:space="preserve">5 3/20/25 cephalopods n     shady       1        21       3.04</w:t>
+      </w:r>
+      <w:r>
+        <w:br/>
+      </w:r>
+      <w:r>
+        <w:rPr>
+          <w:rStyle w:val="VerbatimChar"/>
+        </w:rPr>
+        <w:t xml:space="preserve">6 3/20/25 cephalopods n     shady       1        16       2.77</w:t>
       </w:r>
     </w:p>
     <w:p>
@@ -7354,7 +7354,7 @@
         <w:rPr>
           <w:rStyle w:val="VerbatimChar"/>
         </w:rPr>
-        <w:t xml:space="preserve">  date    group       n_s   wind  tree_no length_mm length_cm size_class</w:t>
+        <w:t xml:space="preserve">  date    group       n_s   sun   tree_no length_mm length_cm size_class</w:t>
       </w:r>
       <w:r>
         <w:br/>
@@ -7372,52 +7372,52 @@
         <w:rPr>
           <w:rStyle w:val="VerbatimChar"/>
         </w:rPr>
-        <w:t xml:space="preserve">1 3/20/25 cephalopods n     lee         1        20       2   long      </w:t>
-      </w:r>
-      <w:r>
-        <w:br/>
-      </w:r>
-      <w:r>
-        <w:rPr>
-          <w:rStyle w:val="VerbatimChar"/>
-        </w:rPr>
-        <w:t xml:space="preserve">2 3/20/25 cephalopods n     lee         1        21       2.1 long      </w:t>
-      </w:r>
-      <w:r>
-        <w:br/>
-      </w:r>
-      <w:r>
-        <w:rPr>
-          <w:rStyle w:val="VerbatimChar"/>
-        </w:rPr>
-        <w:t xml:space="preserve">3 3/20/25 cephalopods n     lee         1        23       2.3 long      </w:t>
-      </w:r>
-      <w:r>
-        <w:br/>
-      </w:r>
-      <w:r>
-        <w:rPr>
-          <w:rStyle w:val="VerbatimChar"/>
-        </w:rPr>
-        <w:t xml:space="preserve">4 3/20/25 cephalopods n     lee         1        25       2.5 long      </w:t>
-      </w:r>
-      <w:r>
-        <w:br/>
-      </w:r>
-      <w:r>
-        <w:rPr>
-          <w:rStyle w:val="VerbatimChar"/>
-        </w:rPr>
-        <w:t xml:space="preserve">5 3/20/25 cephalopods n     lee         1        21       2.1 long      </w:t>
-      </w:r>
-      <w:r>
-        <w:br/>
-      </w:r>
-      <w:r>
-        <w:rPr>
-          <w:rStyle w:val="VerbatimChar"/>
-        </w:rPr>
-        <w:t xml:space="preserve">6 3/20/25 cephalopods n     lee         1        16       1.6 short     </w:t>
+        <w:t xml:space="preserve">1 3/20/25 cephalopods n     shady       1        20       2   long      </w:t>
+      </w:r>
+      <w:r>
+        <w:br/>
+      </w:r>
+      <w:r>
+        <w:rPr>
+          <w:rStyle w:val="VerbatimChar"/>
+        </w:rPr>
+        <w:t xml:space="preserve">2 3/20/25 cephalopods n     shady       1        21       2.1 long      </w:t>
+      </w:r>
+      <w:r>
+        <w:br/>
+      </w:r>
+      <w:r>
+        <w:rPr>
+          <w:rStyle w:val="VerbatimChar"/>
+        </w:rPr>
+        <w:t xml:space="preserve">3 3/20/25 cephalopods n     shady       1        23       2.3 long      </w:t>
+      </w:r>
+      <w:r>
+        <w:br/>
+      </w:r>
+      <w:r>
+        <w:rPr>
+          <w:rStyle w:val="VerbatimChar"/>
+        </w:rPr>
+        <w:t xml:space="preserve">4 3/20/25 cephalopods n     shady       1        25       2.5 long      </w:t>
+      </w:r>
+      <w:r>
+        <w:br/>
+      </w:r>
+      <w:r>
+        <w:rPr>
+          <w:rStyle w:val="VerbatimChar"/>
+        </w:rPr>
+        <w:t xml:space="preserve">5 3/20/25 cephalopods n     shady       1        21       2.1 long      </w:t>
+      </w:r>
+      <w:r>
+        <w:br/>
+      </w:r>
+      <w:r>
+        <w:rPr>
+          <w:rStyle w:val="VerbatimChar"/>
+        </w:rPr>
+        <w:t xml:space="preserve">6 3/20/25 cephalopods n     shady       1        16       1.6 short     </w:t>
       </w:r>
     </w:p>
     <w:tbl>
@@ -9668,7 +9668,7 @@
         <w:rPr>
           <w:rStyle w:val="VerbatimChar"/>
         </w:rPr>
-        <w:t xml:space="preserve">   date    group       n_s   wind  tree_no length_mm</w:t>
+        <w:t xml:space="preserve">   date    group       n_s   sun   tree_no length_mm</w:t>
       </w:r>
       <w:r>
         <w:br/>
@@ -9686,88 +9686,88 @@
         <w:rPr>
           <w:rStyle w:val="VerbatimChar"/>
         </w:rPr>
-        <w:t xml:space="preserve"> 1 3/20/25 salmon      s     wind        2        12</w:t>
-      </w:r>
-      <w:r>
-        <w:br/>
-      </w:r>
-      <w:r>
-        <w:rPr>
-          <w:rStyle w:val="VerbatimChar"/>
-        </w:rPr>
-        <w:t xml:space="preserve"> 2 3/20/25 salmon      s     wind        2        12</w:t>
-      </w:r>
-      <w:r>
-        <w:br/>
-      </w:r>
-      <w:r>
-        <w:rPr>
-          <w:rStyle w:val="VerbatimChar"/>
-        </w:rPr>
-        <w:t xml:space="preserve"> 3 3/20/25 salmon      s     wind        2        12</w:t>
-      </w:r>
-      <w:r>
-        <w:br/>
-      </w:r>
-      <w:r>
-        <w:rPr>
-          <w:rStyle w:val="VerbatimChar"/>
-        </w:rPr>
-        <w:t xml:space="preserve"> 4 3/20/25 cephalopods s     wind        1        13</w:t>
-      </w:r>
-      <w:r>
-        <w:br/>
-      </w:r>
-      <w:r>
-        <w:rPr>
-          <w:rStyle w:val="VerbatimChar"/>
-        </w:rPr>
-        <w:t xml:space="preserve"> 5 3/20/25 salmon      s     wind        2        13</w:t>
-      </w:r>
-      <w:r>
-        <w:br/>
-      </w:r>
-      <w:r>
-        <w:rPr>
-          <w:rStyle w:val="VerbatimChar"/>
-        </w:rPr>
-        <w:t xml:space="preserve"> 6 3/20/25 crayfish    s     wind        3        13</w:t>
-      </w:r>
-      <w:r>
-        <w:br/>
-      </w:r>
-      <w:r>
-        <w:rPr>
-          <w:rStyle w:val="VerbatimChar"/>
-        </w:rPr>
-        <w:t xml:space="preserve"> 7 3/20/25 cephalopods s     wind        1        14</w:t>
-      </w:r>
-      <w:r>
-        <w:br/>
-      </w:r>
-      <w:r>
-        <w:rPr>
-          <w:rStyle w:val="VerbatimChar"/>
-        </w:rPr>
-        <w:t xml:space="preserve"> 8 3/20/25 salmon      s     wind        2        14</w:t>
-      </w:r>
-      <w:r>
-        <w:br/>
-      </w:r>
-      <w:r>
-        <w:rPr>
-          <w:rStyle w:val="VerbatimChar"/>
-        </w:rPr>
-        <w:t xml:space="preserve"> 9 3/20/25 salmon      s     wind        2        14</w:t>
-      </w:r>
-      <w:r>
-        <w:br/>
-      </w:r>
-      <w:r>
-        <w:rPr>
-          <w:rStyle w:val="VerbatimChar"/>
-        </w:rPr>
-        <w:t xml:space="preserve">10 3/20/25 crayfish    s     wind        3        14</w:t>
+        <w:t xml:space="preserve"> 1 3/20/25 salmon      s     sunny       2        12</w:t>
+      </w:r>
+      <w:r>
+        <w:br/>
+      </w:r>
+      <w:r>
+        <w:rPr>
+          <w:rStyle w:val="VerbatimChar"/>
+        </w:rPr>
+        <w:t xml:space="preserve"> 2 3/20/25 salmon      s     sunny       2        12</w:t>
+      </w:r>
+      <w:r>
+        <w:br/>
+      </w:r>
+      <w:r>
+        <w:rPr>
+          <w:rStyle w:val="VerbatimChar"/>
+        </w:rPr>
+        <w:t xml:space="preserve"> 3 3/20/25 salmon      s     sunny       2        12</w:t>
+      </w:r>
+      <w:r>
+        <w:br/>
+      </w:r>
+      <w:r>
+        <w:rPr>
+          <w:rStyle w:val="VerbatimChar"/>
+        </w:rPr>
+        <w:t xml:space="preserve"> 4 3/20/25 cephalopods s     sunny       1        13</w:t>
+      </w:r>
+      <w:r>
+        <w:br/>
+      </w:r>
+      <w:r>
+        <w:rPr>
+          <w:rStyle w:val="VerbatimChar"/>
+        </w:rPr>
+        <w:t xml:space="preserve"> 5 3/20/25 salmon      s     sunny       2        13</w:t>
+      </w:r>
+      <w:r>
+        <w:br/>
+      </w:r>
+      <w:r>
+        <w:rPr>
+          <w:rStyle w:val="VerbatimChar"/>
+        </w:rPr>
+        <w:t xml:space="preserve"> 6 3/20/25 crayfish    s     sunny       3        13</w:t>
+      </w:r>
+      <w:r>
+        <w:br/>
+      </w:r>
+      <w:r>
+        <w:rPr>
+          <w:rStyle w:val="VerbatimChar"/>
+        </w:rPr>
+        <w:t xml:space="preserve"> 7 3/20/25 cephalopods s     sunny       1        14</w:t>
+      </w:r>
+      <w:r>
+        <w:br/>
+      </w:r>
+      <w:r>
+        <w:rPr>
+          <w:rStyle w:val="VerbatimChar"/>
+        </w:rPr>
+        <w:t xml:space="preserve"> 8 3/20/25 salmon      s     sunny       2        14</w:t>
+      </w:r>
+      <w:r>
+        <w:br/>
+      </w:r>
+      <w:r>
+        <w:rPr>
+          <w:rStyle w:val="VerbatimChar"/>
+        </w:rPr>
+        <w:t xml:space="preserve"> 9 3/20/25 salmon      s     sunny       2        14</w:t>
+      </w:r>
+      <w:r>
+        <w:br/>
+      </w:r>
+      <w:r>
+        <w:rPr>
+          <w:rStyle w:val="VerbatimChar"/>
+        </w:rPr>
+        <w:t xml:space="preserve">10 3/20/25 crayfish    s     sunny       3        14</w:t>
       </w:r>
       <w:r>
         <w:br/>
@@ -9852,7 +9852,7 @@
         <w:rPr>
           <w:rStyle w:val="VerbatimChar"/>
         </w:rPr>
-        <w:t xml:space="preserve">   date    group       n_s   wind  tree_no length_mm</w:t>
+        <w:t xml:space="preserve">   date    group       n_s   sun   tree_no length_mm</w:t>
       </w:r>
       <w:r>
         <w:br/>
@@ -9870,88 +9870,88 @@
         <w:rPr>
           <w:rStyle w:val="VerbatimChar"/>
         </w:rPr>
-        <w:t xml:space="preserve"> 1 3/20/25 cephalopods n     lee         1        25</w:t>
-      </w:r>
-      <w:r>
-        <w:br/>
-      </w:r>
-      <w:r>
-        <w:rPr>
-          <w:rStyle w:val="VerbatimChar"/>
-        </w:rPr>
-        <w:t xml:space="preserve"> 2 3/20/25 crayfish    n     lee         3        25</w:t>
-      </w:r>
-      <w:r>
-        <w:br/>
-      </w:r>
-      <w:r>
-        <w:rPr>
-          <w:rStyle w:val="VerbatimChar"/>
-        </w:rPr>
-        <w:t xml:space="preserve"> 3 3/20/25 cephalopods n     lee         1        23</w:t>
-      </w:r>
-      <w:r>
-        <w:br/>
-      </w:r>
-      <w:r>
-        <w:rPr>
-          <w:rStyle w:val="VerbatimChar"/>
-        </w:rPr>
-        <w:t xml:space="preserve"> 4 3/20/25 salmon      n     lee         2        23</w:t>
-      </w:r>
-      <w:r>
-        <w:br/>
-      </w:r>
-      <w:r>
-        <w:rPr>
-          <w:rStyle w:val="VerbatimChar"/>
-        </w:rPr>
-        <w:t xml:space="preserve"> 5 3/20/25 crayfish    n     lee         3        23</w:t>
-      </w:r>
-      <w:r>
-        <w:br/>
-      </w:r>
-      <w:r>
-        <w:rPr>
-          <w:rStyle w:val="VerbatimChar"/>
-        </w:rPr>
-        <w:t xml:space="preserve"> 6 3/20/25 snail       n     lee         4        23</w:t>
-      </w:r>
-      <w:r>
-        <w:br/>
-      </w:r>
-      <w:r>
-        <w:rPr>
-          <w:rStyle w:val="VerbatimChar"/>
-        </w:rPr>
-        <w:t xml:space="preserve"> 7 3/20/25 cephalopods n     lee         1        21</w:t>
-      </w:r>
-      <w:r>
-        <w:br/>
-      </w:r>
-      <w:r>
-        <w:rPr>
-          <w:rStyle w:val="VerbatimChar"/>
-        </w:rPr>
-        <w:t xml:space="preserve"> 8 3/20/25 cephalopods n     lee         1        21</w:t>
-      </w:r>
-      <w:r>
-        <w:br/>
-      </w:r>
-      <w:r>
-        <w:rPr>
-          <w:rStyle w:val="VerbatimChar"/>
-        </w:rPr>
-        <w:t xml:space="preserve"> 9 3/20/25 salmon      n     lee         2        21</w:t>
-      </w:r>
-      <w:r>
-        <w:br/>
-      </w:r>
-      <w:r>
-        <w:rPr>
-          <w:rStyle w:val="VerbatimChar"/>
-        </w:rPr>
-        <w:t xml:space="preserve">10 3/20/25 crayfish    n     lee         3        21</w:t>
+        <w:t xml:space="preserve"> 1 3/20/25 cephalopods n     shady       1        25</w:t>
+      </w:r>
+      <w:r>
+        <w:br/>
+      </w:r>
+      <w:r>
+        <w:rPr>
+          <w:rStyle w:val="VerbatimChar"/>
+        </w:rPr>
+        <w:t xml:space="preserve"> 2 3/20/25 crayfish    n     shady       3        25</w:t>
+      </w:r>
+      <w:r>
+        <w:br/>
+      </w:r>
+      <w:r>
+        <w:rPr>
+          <w:rStyle w:val="VerbatimChar"/>
+        </w:rPr>
+        <w:t xml:space="preserve"> 3 3/20/25 cephalopods n     shady       1        23</w:t>
+      </w:r>
+      <w:r>
+        <w:br/>
+      </w:r>
+      <w:r>
+        <w:rPr>
+          <w:rStyle w:val="VerbatimChar"/>
+        </w:rPr>
+        <w:t xml:space="preserve"> 4 3/20/25 salmon      n     shady       2        23</w:t>
+      </w:r>
+      <w:r>
+        <w:br/>
+      </w:r>
+      <w:r>
+        <w:rPr>
+          <w:rStyle w:val="VerbatimChar"/>
+        </w:rPr>
+        <w:t xml:space="preserve"> 5 3/20/25 crayfish    n     shady       3        23</w:t>
+      </w:r>
+      <w:r>
+        <w:br/>
+      </w:r>
+      <w:r>
+        <w:rPr>
+          <w:rStyle w:val="VerbatimChar"/>
+        </w:rPr>
+        <w:t xml:space="preserve"> 6 3/20/25 snail       n     shady       4        23</w:t>
+      </w:r>
+      <w:r>
+        <w:br/>
+      </w:r>
+      <w:r>
+        <w:rPr>
+          <w:rStyle w:val="VerbatimChar"/>
+        </w:rPr>
+        <w:t xml:space="preserve"> 7 3/20/25 cephalopods n     shady       1        21</w:t>
+      </w:r>
+      <w:r>
+        <w:br/>
+      </w:r>
+      <w:r>
+        <w:rPr>
+          <w:rStyle w:val="VerbatimChar"/>
+        </w:rPr>
+        <w:t xml:space="preserve"> 8 3/20/25 cephalopods n     shady       1        21</w:t>
+      </w:r>
+      <w:r>
+        <w:br/>
+      </w:r>
+      <w:r>
+        <w:rPr>
+          <w:rStyle w:val="VerbatimChar"/>
+        </w:rPr>
+        <w:t xml:space="preserve"> 9 3/20/25 salmon      n     shady       2        21</w:t>
+      </w:r>
+      <w:r>
+        <w:br/>
+      </w:r>
+      <w:r>
+        <w:rPr>
+          <w:rStyle w:val="VerbatimChar"/>
+        </w:rPr>
+        <w:t xml:space="preserve">10 3/20/25 crayfish    n     shady       3        21</w:t>
       </w:r>
       <w:r>
         <w:br/>
@@ -10104,7 +10104,7 @@
         <w:rPr>
           <w:rStyle w:val="VerbatimChar"/>
         </w:rPr>
-        <w:t xml:space="preserve">   date    group       n_s   wind  tree_no length_mm</w:t>
+        <w:t xml:space="preserve">   date    group       n_s   sun   tree_no length_mm</w:t>
       </w:r>
       <w:r>
         <w:br/>
@@ -10122,88 +10122,88 @@
         <w:rPr>
           <w:rStyle w:val="VerbatimChar"/>
         </w:rPr>
-        <w:t xml:space="preserve"> 1 3/20/25 cephalopods n     lee         1        25</w:t>
-      </w:r>
-      <w:r>
-        <w:br/>
-      </w:r>
-      <w:r>
-        <w:rPr>
-          <w:rStyle w:val="VerbatimChar"/>
-        </w:rPr>
-        <w:t xml:space="preserve"> 2 3/20/25 crayfish    n     lee         3        25</w:t>
-      </w:r>
-      <w:r>
-        <w:br/>
-      </w:r>
-      <w:r>
-        <w:rPr>
-          <w:rStyle w:val="VerbatimChar"/>
-        </w:rPr>
-        <w:t xml:space="preserve"> 3 3/20/25 cephalopods n     lee         1        23</w:t>
-      </w:r>
-      <w:r>
-        <w:br/>
-      </w:r>
-      <w:r>
-        <w:rPr>
-          <w:rStyle w:val="VerbatimChar"/>
-        </w:rPr>
-        <w:t xml:space="preserve"> 4 3/20/25 salmon      n     lee         2        23</w:t>
-      </w:r>
-      <w:r>
-        <w:br/>
-      </w:r>
-      <w:r>
-        <w:rPr>
-          <w:rStyle w:val="VerbatimChar"/>
-        </w:rPr>
-        <w:t xml:space="preserve"> 5 3/20/25 crayfish    n     lee         3        23</w:t>
-      </w:r>
-      <w:r>
-        <w:br/>
-      </w:r>
-      <w:r>
-        <w:rPr>
-          <w:rStyle w:val="VerbatimChar"/>
-        </w:rPr>
-        <w:t xml:space="preserve"> 6 3/20/25 snail       n     lee         4        23</w:t>
-      </w:r>
-      <w:r>
-        <w:br/>
-      </w:r>
-      <w:r>
-        <w:rPr>
-          <w:rStyle w:val="VerbatimChar"/>
-        </w:rPr>
-        <w:t xml:space="preserve"> 7 3/20/25 cephalopods n     lee         1        21</w:t>
-      </w:r>
-      <w:r>
-        <w:br/>
-      </w:r>
-      <w:r>
-        <w:rPr>
-          <w:rStyle w:val="VerbatimChar"/>
-        </w:rPr>
-        <w:t xml:space="preserve"> 8 3/20/25 cephalopods n     lee         1        21</w:t>
-      </w:r>
-      <w:r>
-        <w:br/>
-      </w:r>
-      <w:r>
-        <w:rPr>
-          <w:rStyle w:val="VerbatimChar"/>
-        </w:rPr>
-        <w:t xml:space="preserve"> 9 3/20/25 salmon      n     lee         2        21</w:t>
-      </w:r>
-      <w:r>
-        <w:br/>
-      </w:r>
-      <w:r>
-        <w:rPr>
-          <w:rStyle w:val="VerbatimChar"/>
-        </w:rPr>
-        <w:t xml:space="preserve">10 3/20/25 crayfish    n     lee         3        21</w:t>
+        <w:t xml:space="preserve"> 1 3/20/25 cephalopods n     shady       1        25</w:t>
+      </w:r>
+      <w:r>
+        <w:br/>
+      </w:r>
+      <w:r>
+        <w:rPr>
+          <w:rStyle w:val="VerbatimChar"/>
+        </w:rPr>
+        <w:t xml:space="preserve"> 2 3/20/25 crayfish    n     shady       3        25</w:t>
+      </w:r>
+      <w:r>
+        <w:br/>
+      </w:r>
+      <w:r>
+        <w:rPr>
+          <w:rStyle w:val="VerbatimChar"/>
+        </w:rPr>
+        <w:t xml:space="preserve"> 3 3/20/25 cephalopods n     shady       1        23</w:t>
+      </w:r>
+      <w:r>
+        <w:br/>
+      </w:r>
+      <w:r>
+        <w:rPr>
+          <w:rStyle w:val="VerbatimChar"/>
+        </w:rPr>
+        <w:t xml:space="preserve"> 4 3/20/25 salmon      n     shady       2        23</w:t>
+      </w:r>
+      <w:r>
+        <w:br/>
+      </w:r>
+      <w:r>
+        <w:rPr>
+          <w:rStyle w:val="VerbatimChar"/>
+        </w:rPr>
+        <w:t xml:space="preserve"> 5 3/20/25 crayfish    n     shady       3        23</w:t>
+      </w:r>
+      <w:r>
+        <w:br/>
+      </w:r>
+      <w:r>
+        <w:rPr>
+          <w:rStyle w:val="VerbatimChar"/>
+        </w:rPr>
+        <w:t xml:space="preserve"> 6 3/20/25 snail       n     shady       4        23</w:t>
+      </w:r>
+      <w:r>
+        <w:br/>
+      </w:r>
+      <w:r>
+        <w:rPr>
+          <w:rStyle w:val="VerbatimChar"/>
+        </w:rPr>
+        <w:t xml:space="preserve"> 7 3/20/25 cephalopods n     shady       1        21</w:t>
+      </w:r>
+      <w:r>
+        <w:br/>
+      </w:r>
+      <w:r>
+        <w:rPr>
+          <w:rStyle w:val="VerbatimChar"/>
+        </w:rPr>
+        <w:t xml:space="preserve"> 8 3/20/25 cephalopods n     shady       1        21</w:t>
+      </w:r>
+      <w:r>
+        <w:br/>
+      </w:r>
+      <w:r>
+        <w:rPr>
+          <w:rStyle w:val="VerbatimChar"/>
+        </w:rPr>
+        <w:t xml:space="preserve"> 9 3/20/25 salmon      n     shady       2        21</w:t>
+      </w:r>
+      <w:r>
+        <w:br/>
+      </w:r>
+      <w:r>
+        <w:rPr>
+          <w:rStyle w:val="VerbatimChar"/>
+        </w:rPr>
+        <w:t xml:space="preserve">10 3/20/25 crayfish    n     shady       3        21</w:t>
       </w:r>
       <w:r>
         <w:br/>
@@ -10504,7 +10504,7 @@
         <w:rPr>
           <w:rStyle w:val="NormalTok"/>
         </w:rPr>
-        <w:t xml:space="preserve">(group, n_s, wind, length_mm) </w:t>
+        <w:t xml:space="preserve">(group, n_s, sun, length_mm) </w:t>
       </w:r>
       <w:r>
         <w:rPr>
@@ -10516,7 +10516,7 @@
         <w:rPr>
           <w:rStyle w:val="NormalTok"/>
         </w:rPr>
-        <w:t xml:space="preserve">   </w:t>
+        <w:t xml:space="preserve">    </w:t>
       </w:r>
       <w:r>
         <w:rPr>
@@ -10908,7 +10908,7 @@
         <w:rPr>
           <w:rStyle w:val="VerbatimChar"/>
         </w:rPr>
-        <w:t xml:space="preserve">  group       n_s   wind  length_mm length_cm log_length size_class</w:t>
+        <w:t xml:space="preserve">  group       n_s   sun   length_mm length_cm log_length size_class</w:t>
       </w:r>
       <w:r>
         <w:br/>
@@ -10926,52 +10926,52 @@
         <w:rPr>
           <w:rStyle w:val="VerbatimChar"/>
         </w:rPr>
-        <w:t xml:space="preserve">1 cephalopods n     lee          25       2.5       3.22 long      </w:t>
-      </w:r>
-      <w:r>
-        <w:br/>
-      </w:r>
-      <w:r>
-        <w:rPr>
-          <w:rStyle w:val="VerbatimChar"/>
-        </w:rPr>
-        <w:t xml:space="preserve">2 crayfish    n     lee          25       2.5       3.22 long      </w:t>
-      </w:r>
-      <w:r>
-        <w:br/>
-      </w:r>
-      <w:r>
-        <w:rPr>
-          <w:rStyle w:val="VerbatimChar"/>
-        </w:rPr>
-        <w:t xml:space="preserve">3 cephalopods n     lee          23       2.3       3.14 long      </w:t>
-      </w:r>
-      <w:r>
-        <w:br/>
-      </w:r>
-      <w:r>
-        <w:rPr>
-          <w:rStyle w:val="VerbatimChar"/>
-        </w:rPr>
-        <w:t xml:space="preserve">4 salmon      n     lee          23       2.3       3.14 long      </w:t>
-      </w:r>
-      <w:r>
-        <w:br/>
-      </w:r>
-      <w:r>
-        <w:rPr>
-          <w:rStyle w:val="VerbatimChar"/>
-        </w:rPr>
-        <w:t xml:space="preserve">5 crayfish    n     lee          23       2.3       3.14 long      </w:t>
-      </w:r>
-      <w:r>
-        <w:br/>
-      </w:r>
-      <w:r>
-        <w:rPr>
-          <w:rStyle w:val="VerbatimChar"/>
-        </w:rPr>
-        <w:t xml:space="preserve">6 snail       n     lee          23       2.3       3.14 long      </w:t>
+        <w:t xml:space="preserve">1 cephalopods n     shady        25       2.5       3.22 long      </w:t>
+      </w:r>
+      <w:r>
+        <w:br/>
+      </w:r>
+      <w:r>
+        <w:rPr>
+          <w:rStyle w:val="VerbatimChar"/>
+        </w:rPr>
+        <w:t xml:space="preserve">2 crayfish    n     shady        25       2.5       3.22 long      </w:t>
+      </w:r>
+      <w:r>
+        <w:br/>
+      </w:r>
+      <w:r>
+        <w:rPr>
+          <w:rStyle w:val="VerbatimChar"/>
+        </w:rPr>
+        <w:t xml:space="preserve">3 cephalopods n     shady        23       2.3       3.14 long      </w:t>
+      </w:r>
+      <w:r>
+        <w:br/>
+      </w:r>
+      <w:r>
+        <w:rPr>
+          <w:rStyle w:val="VerbatimChar"/>
+        </w:rPr>
+        <w:t xml:space="preserve">4 salmon      n     shady        23       2.3       3.14 long      </w:t>
+      </w:r>
+      <w:r>
+        <w:br/>
+      </w:r>
+      <w:r>
+        <w:rPr>
+          <w:rStyle w:val="VerbatimChar"/>
+        </w:rPr>
+        <w:t xml:space="preserve">5 crayfish    n     shady        23       2.3       3.14 long      </w:t>
+      </w:r>
+      <w:r>
+        <w:br/>
+      </w:r>
+      <w:r>
+        <w:rPr>
+          <w:rStyle w:val="VerbatimChar"/>
+        </w:rPr>
+        <w:t xml:space="preserve">6 snail       n     shady        23       2.3       3.14 long      </w:t>
       </w:r>
     </w:p>
     <w:tbl>

--- a/docs/content/wrangling_data/wrangling_data_lecture.docx
+++ b/docs/content/wrangling_data/wrangling_data_lecture.docx
@@ -107,7 +107,19 @@
         <w:t xml:space="preserve">figures/</w:t>
       </w:r>
       <w:r>
-        <w:t xml:space="preserve">)</w:t>
+        <w:t xml:space="preserve"> </w:t>
+      </w:r>
+      <w:r>
+        <w:t xml:space="preserve">,</w:t>
+      </w:r>
+      <w:r>
+        <w:t xml:space="preserve"> </w:t>
+      </w:r>
+      <w:r>
+        <w:rPr>
+          <w:rStyle w:val="VerbatimChar"/>
+        </w:rPr>
+        <w:t xml:space="preserve">outout/)</w:t>
       </w:r>
     </w:p>
     <w:p>
@@ -623,6 +635,24 @@
       </w:pPr>
       <w:r>
         <w:rPr>
+          <w:rStyle w:val="CommentTok"/>
+        </w:rPr>
+        <w:t xml:space="preserve"># install.packages("readxl")</w:t>
+      </w:r>
+      <w:r>
+        <w:br/>
+      </w:r>
+      <w:r>
+        <w:rPr>
+          <w:rStyle w:val="CommentTok"/>
+        </w:rPr>
+        <w:t xml:space="preserve"># install.packages("janitor")</w:t>
+      </w:r>
+      <w:r>
+        <w:br/>
+      </w:r>
+      <w:r>
+        <w:rPr>
           <w:rStyle w:val="FunctionTok"/>
         </w:rPr>
         <w:t xml:space="preserve">library</w:t>
@@ -653,6 +683,27 @@
           <w:rStyle w:val="CommentTok"/>
         </w:rPr>
         <w:t xml:space="preserve"># reading Excel files</w:t>
+      </w:r>
+      <w:r>
+        <w:br/>
+      </w:r>
+      <w:r>
+        <w:rPr>
+          <w:rStyle w:val="FunctionTok"/>
+        </w:rPr>
+        <w:t xml:space="preserve">library</w:t>
+      </w:r>
+      <w:r>
+        <w:rPr>
+          <w:rStyle w:val="NormalTok"/>
+        </w:rPr>
+        <w:t xml:space="preserve">(janitor)  </w:t>
+      </w:r>
+      <w:r>
+        <w:rPr>
+          <w:rStyle w:val="CommentTok"/>
+        </w:rPr>
+        <w:t xml:space="preserve"># cleans variable names, excel poop, rounding issues</w:t>
       </w:r>
       <w:r>
         <w:br/>
@@ -908,7 +959,13 @@
               <w:t xml:space="preserve">tidyverse</w:t>
             </w:r>
             <w:r>
-              <w:t xml:space="preserve">). Excel files need the separate</w:t>
+              <w:t xml:space="preserve">).</w:t>
+            </w:r>
+            <w:r>
+              <w:br/>
+            </w:r>
+            <w:r>
+              <w:t xml:space="preserve">Excel files need the separate</w:t>
             </w:r>
             <w:r>
               <w:t xml:space="preserve"> </w:t>
@@ -923,7 +980,13 @@
               <w:t xml:space="preserve"> </w:t>
             </w:r>
             <w:r>
-              <w:t xml:space="preserve">package — install once,</w:t>
+              <w:t xml:space="preserve">package</w:t>
+            </w:r>
+            <w:r>
+              <w:br/>
+            </w:r>
+            <w:r>
+              <w:t xml:space="preserve">— install once,</w:t>
             </w:r>
             <w:r>
               <w:t xml:space="preserve"> </w:t>
@@ -1441,10 +1504,7 @@
               <w:t xml:space="preserve">group</w:t>
             </w:r>
             <w:r>
-              <w:t xml:space="preserve"> </w:t>
-            </w:r>
-            <w:r>
-              <w:t xml:space="preserve">(field team name),</w:t>
+              <w:t xml:space="preserve">,</w:t>
             </w:r>
             <w:r>
               <w:t xml:space="preserve"> </w:t>
@@ -1492,7 +1552,16 @@
               <w:t xml:space="preserve">length_mm</w:t>
             </w:r>
             <w:r>
-              <w:t xml:space="preserve">. Same structure whether it came from the</w:t>
+              <w:t xml:space="preserve"> </w:t>
+            </w:r>
+            <w:r>
+              <w:t xml:space="preserve">or what you call them.</w:t>
+            </w:r>
+            <w:r>
+              <w:br/>
+            </w:r>
+            <w:r>
+              <w:t xml:space="preserve">Same structure whether it came from the</w:t>
             </w:r>
             <w:r>
               <w:t xml:space="preserve"> </w:t>
@@ -1692,7 +1761,13 @@
               <w:t xml:space="preserve">1.0</w:t>
             </w:r>
             <w:r>
-              <w:t xml:space="preserve">. Always</w:t>
+              <w:t xml:space="preserve">.</w:t>
+            </w:r>
+            <w:r>
+              <w:br/>
+            </w:r>
+            <w:r>
+              <w:t xml:space="preserve">Always</w:t>
             </w:r>
             <w:r>
               <w:t xml:space="preserve"> </w:t>
@@ -2130,7 +2205,13 @@
               <w:t xml:space="preserve"> </w:t>
             </w:r>
             <w:r>
-              <w:t xml:space="preserve">is Describing Your Data’s whole topic. Today: the other four, plus saving what you build.</w:t>
+              <w:t xml:space="preserve">is Describing Your Data’s whole topic.</w:t>
+            </w:r>
+            <w:r>
+              <w:br/>
+            </w:r>
+            <w:r>
+              <w:t xml:space="preserve">Today: the other four, plus saving what you build.</w:t>
             </w:r>
           </w:p>
           <w:p/>
@@ -2827,10 +2908,11 @@
           </w:p>
           <w:p>
             <w:pPr>
-              <w:pStyle w:val="BodyText"/>
-            </w:pPr>
-            <w:pPr>
-              <w:spacing w:after="16"/>
+              <w:pStyle w:val="Compact"/>
+              <w:numPr>
+                <w:ilvl w:val="0"/>
+                <w:numId w:val="1003"/>
+              </w:numPr>
             </w:pPr>
             <w:r>
               <w:rPr>
@@ -2842,11 +2924,17 @@
               <w:t xml:space="preserve"> </w:t>
             </w:r>
             <w:r>
-              <w:t xml:space="preserve">assigns a value.</w:t>
-            </w:r>
-            <w:r>
-              <w:t xml:space="preserve"> </w:t>
-            </w:r>
+              <w:t xml:space="preserve">assigns a value</w:t>
+            </w:r>
+          </w:p>
+          <w:p>
+            <w:pPr>
+              <w:pStyle w:val="Compact"/>
+              <w:numPr>
+                <w:ilvl w:val="0"/>
+                <w:numId w:val="1003"/>
+              </w:numPr>
+            </w:pPr>
             <w:r>
               <w:rPr>
                 <w:rStyle w:val="VerbatimChar"/>
@@ -2872,7 +2960,19 @@
               <w:t xml:space="preserve"> </w:t>
             </w:r>
             <w:r>
-              <w:t xml:space="preserve">is an error — you want</w:t>
+              <w:t xml:space="preserve">is an error</w:t>
+            </w:r>
+          </w:p>
+          <w:p>
+            <w:pPr>
+              <w:pStyle w:val="Compact"/>
+              <w:numPr>
+                <w:ilvl w:val="0"/>
+                <w:numId w:val="1003"/>
+              </w:numPr>
+            </w:pPr>
+            <w:r>
+              <w:t xml:space="preserve">you want</w:t>
             </w:r>
             <w:r>
               <w:t xml:space="preserve"> </w:t>
@@ -2893,7 +2993,7 @@
     </w:tbl>
     <w:p>
       <w:pPr>
-        <w:pStyle w:val="BodyText"/>
+        <w:pStyle w:val="FirstParagraph"/>
       </w:pPr>
       <w:r>
         <w:rPr>
@@ -3473,10 +3573,11 @@
           </w:p>
           <w:p>
             <w:pPr>
-              <w:pStyle w:val="BodyText"/>
-            </w:pPr>
-            <w:pPr>
-              <w:spacing w:after="16"/>
+              <w:pStyle w:val="Compact"/>
+              <w:numPr>
+                <w:ilvl w:val="0"/>
+                <w:numId w:val="1004"/>
+              </w:numPr>
             </w:pPr>
             <w:r>
               <w:t xml:space="preserve">A comma between conditions means</w:t>
@@ -3491,11 +3592,29 @@
               </w:rPr>
               <w:t xml:space="preserve">AND</w:t>
             </w:r>
-            <w:r>
-              <w:t xml:space="preserve"> </w:t>
-            </w:r>
-            <w:r>
-              <w:t xml:space="preserve">— every condition must be true for a row to be kept. Use</w:t>
+          </w:p>
+          <w:p>
+            <w:pPr>
+              <w:pStyle w:val="Compact"/>
+              <w:numPr>
+                <w:ilvl w:val="1"/>
+                <w:numId w:val="1005"/>
+              </w:numPr>
+            </w:pPr>
+            <w:r>
+              <w:t xml:space="preserve">—every condition must be true for a row to be kept.</w:t>
+            </w:r>
+          </w:p>
+          <w:p>
+            <w:pPr>
+              <w:pStyle w:val="Compact"/>
+              <w:numPr>
+                <w:ilvl w:val="0"/>
+                <w:numId w:val="1004"/>
+              </w:numPr>
+            </w:pPr>
+            <w:r>
+              <w:t xml:space="preserve">Use</w:t>
             </w:r>
             <w:r>
               <w:t xml:space="preserve"> </w:t>
@@ -3526,7 +3645,7 @@
               <w:t xml:space="preserve"> </w:t>
             </w:r>
             <w:r>
-              <w:t xml:space="preserve">instead.</w:t>
+              <w:t xml:space="preserve">instead</w:t>
             </w:r>
           </w:p>
           <w:p/>
@@ -3696,7 +3815,13 @@
               <w:t xml:space="preserve"> </w:t>
             </w:r>
             <w:r>
-              <w:t xml:space="preserve">the needle is longer than 22mm. Will this ever keep a</w:t>
+              <w:t xml:space="preserve">the needle is longer than 22mm.</w:t>
+            </w:r>
+            <w:r>
+              <w:br/>
+            </w:r>
+            <w:r>
+              <w:t xml:space="preserve">Will this ever keep a</w:t>
             </w:r>
             <w:r>
               <w:t xml:space="preserve"> </w:t>
@@ -3712,7 +3837,13 @@
               <w:t xml:space="preserve"> </w:t>
             </w:r>
             <w:r>
-              <w:t xml:space="preserve">needle? Under what condition?</w:t>
+              <w:t xml:space="preserve">needle?</w:t>
+            </w:r>
+            <w:r>
+              <w:br/>
+            </w:r>
+            <w:r>
+              <w:t xml:space="preserve">Under what condition?</w:t>
             </w:r>
           </w:p>
           <w:p/>
@@ -4054,10 +4185,11 @@
           </w:p>
           <w:p>
             <w:pPr>
-              <w:pStyle w:val="BodyText"/>
-            </w:pPr>
-            <w:pPr>
-              <w:spacing w:after="16"/>
+              <w:pStyle w:val="Compact"/>
+              <w:numPr>
+                <w:ilvl w:val="0"/>
+                <w:numId w:val="1006"/>
+              </w:numPr>
             </w:pPr>
             <w:r>
               <w:rPr>
@@ -4101,10 +4233,31 @@
               <w:rPr>
                 <w:rStyle w:val="VerbatimChar"/>
               </w:rPr>
-              <w:t xml:space="preserve">|&gt;</w:t>
-            </w:r>
-            <w:r>
-              <w:t xml:space="preserve">. They look related but do completely different jobs — one is logical OR, the other chains steps together.</w:t>
+              <w:t xml:space="preserve">|&gt; or %&gt;%</w:t>
+            </w:r>
+          </w:p>
+          <w:p>
+            <w:pPr>
+              <w:pStyle w:val="Compact"/>
+              <w:numPr>
+                <w:ilvl w:val="0"/>
+                <w:numId w:val="1006"/>
+              </w:numPr>
+            </w:pPr>
+            <w:r>
+              <w:t xml:space="preserve">Look related but do completely different jobs</w:t>
+            </w:r>
+          </w:p>
+          <w:p>
+            <w:pPr>
+              <w:pStyle w:val="Compact"/>
+              <w:numPr>
+                <w:ilvl w:val="0"/>
+                <w:numId w:val="1006"/>
+              </w:numPr>
+            </w:pPr>
+            <w:r>
+              <w:t xml:space="preserve">one is logical OR, the other chains steps together.</w:t>
             </w:r>
           </w:p>
           <w:p/>
@@ -4679,10 +4832,11 @@
           </w:p>
           <w:p>
             <w:pPr>
-              <w:pStyle w:val="BodyText"/>
-            </w:pPr>
-            <w:pPr>
-              <w:spacing w:after="16"/>
+              <w:pStyle w:val="Compact"/>
+              <w:numPr>
+                <w:ilvl w:val="0"/>
+                <w:numId w:val="1007"/>
+              </w:numPr>
             </w:pPr>
             <w:r>
               <w:rPr>
@@ -4733,11 +4887,17 @@
             <w:r>
               <w:t xml:space="preserve">of these?”</w:t>
             </w:r>
-            <w:r>
-              <w:t xml:space="preserve"> </w:t>
-            </w:r>
-            <w:r>
-              <w:t xml:space="preserve">— it’s the clean way to write an OR across many possible values without a long chain of</w:t>
+          </w:p>
+          <w:p>
+            <w:pPr>
+              <w:pStyle w:val="Compact"/>
+              <w:numPr>
+                <w:ilvl w:val="1"/>
+                <w:numId w:val="1008"/>
+              </w:numPr>
+            </w:pPr>
+            <w:r>
+              <w:t xml:space="preserve">it’s the clean way to write an OR across many possible values without a long chain of</w:t>
             </w:r>
             <w:r>
               <w:t xml:space="preserve"> </w:t>
@@ -5324,10 +5484,11 @@
           </w:p>
           <w:p>
             <w:pPr>
-              <w:pStyle w:val="BodyText"/>
-            </w:pPr>
-            <w:pPr>
-              <w:spacing w:after="16"/>
+              <w:pStyle w:val="Compact"/>
+              <w:numPr>
+                <w:ilvl w:val="0"/>
+                <w:numId w:val="1009"/>
+              </w:numPr>
             </w:pPr>
             <w:r>
               <w:rPr>
@@ -5339,11 +5500,17 @@
               <w:t xml:space="preserve"> </w:t>
             </w:r>
             <w:r>
-              <w:t xml:space="preserve">is itself a boolean test —</w:t>
-            </w:r>
-            <w:r>
-              <w:t xml:space="preserve"> </w:t>
-            </w:r>
+              <w:t xml:space="preserve">is itself a boolean test</w:t>
+            </w:r>
+          </w:p>
+          <w:p>
+            <w:pPr>
+              <w:pStyle w:val="Compact"/>
+              <w:numPr>
+                <w:ilvl w:val="1"/>
+                <w:numId w:val="1010"/>
+              </w:numPr>
+            </w:pPr>
             <w:r>
               <w:rPr>
                 <w:rStyle w:val="VerbatimChar"/>
@@ -5374,9 +5541,15 @@
               </w:rPr>
               <w:t xml:space="preserve">filter()</w:t>
             </w:r>
-            <w:r>
-              <w:t xml:space="preserve"> </w:t>
-            </w:r>
+          </w:p>
+          <w:p>
+            <w:pPr>
+              <w:pStyle w:val="Compact"/>
+              <w:numPr>
+                <w:ilvl w:val="1"/>
+                <w:numId w:val="1010"/>
+              </w:numPr>
+            </w:pPr>
             <w:r>
               <w:t xml:space="preserve">exactly like</w:t>
             </w:r>
@@ -5445,7 +5618,7 @@
           </w:tcPr>
           <w:p>
             <w:pPr>
-              <w:pStyle w:val="BodyText"/>
+              <w:pStyle w:val="FirstParagraph"/>
             </w:pPr>
             <w:pPr>
               <w:spacing w:before="0" w:after="0"/>
@@ -5563,7 +5736,13 @@
               <w:t xml:space="preserve"> </w:t>
             </w:r>
             <w:r>
-              <w:t xml:space="preserve">has nothing to catch here. Describing Your Data digs into</w:t>
+              <w:t xml:space="preserve">has nothing to catch here.</w:t>
+            </w:r>
+            <w:r>
+              <w:br/>
+            </w:r>
+            <w:r>
+              <w:t xml:space="preserve">Describing Your Data digs into</w:t>
             </w:r>
             <w:r>
               <w:t xml:space="preserve"> </w:t>
@@ -6064,7 +6243,7 @@
         <w:pStyle w:val="Compact"/>
         <w:numPr>
           <w:ilvl w:val="0"/>
-          <w:numId w:val="1003"/>
+          <w:numId w:val="1011"/>
         </w:numPr>
       </w:pPr>
       <w:r>
@@ -6076,7 +6255,7 @@
         <w:pStyle w:val="Compact"/>
         <w:numPr>
           <w:ilvl w:val="0"/>
-          <w:numId w:val="1003"/>
+          <w:numId w:val="1011"/>
         </w:numPr>
       </w:pPr>
       <w:r>
@@ -6309,14 +6488,14 @@
         <w:pStyle w:val="Compact"/>
         <w:numPr>
           <w:ilvl w:val="0"/>
-          <w:numId w:val="1004"/>
+          <w:numId w:val="1012"/>
         </w:numPr>
       </w:pPr>
       <w:r>
         <w:rPr>
           <w:rStyle w:val="VerbatimChar"/>
         </w:rPr>
-        <w:t xml:space="preserve">starts_with("x")</w:t>
+        <w:t xml:space="preserve">starts_with("x") - super useful for similar units or types of data in variable</w:t>
       </w:r>
     </w:p>
     <w:p>
@@ -6324,7 +6503,7 @@
         <w:pStyle w:val="Compact"/>
         <w:numPr>
           <w:ilvl w:val="0"/>
-          <w:numId w:val="1004"/>
+          <w:numId w:val="1012"/>
         </w:numPr>
       </w:pPr>
       <w:r>
@@ -6339,7 +6518,7 @@
         <w:pStyle w:val="Compact"/>
         <w:numPr>
           <w:ilvl w:val="0"/>
-          <w:numId w:val="1004"/>
+          <w:numId w:val="1012"/>
         </w:numPr>
       </w:pPr>
       <w:r>
@@ -6513,7 +6692,13 @@
               <w:t xml:space="preserve"> </w:t>
             </w:r>
             <w:r>
-              <w:t xml:space="preserve">converts millimeters to centimeters. Will</w:t>
+              <w:t xml:space="preserve">converts millimeters to centimeters.</w:t>
+            </w:r>
+            <w:r>
+              <w:br/>
+            </w:r>
+            <w:r>
+              <w:t xml:space="preserve">Will</w:t>
             </w:r>
             <w:r>
               <w:t xml:space="preserve"> </w:t>
@@ -6560,7 +6745,13 @@
               <w:t xml:space="preserve"> </w:t>
             </w:r>
             <w:r>
-              <w:t xml:space="preserve">a new column? How many columns will the result have?</w:t>
+              <w:t xml:space="preserve">a new column?</w:t>
+            </w:r>
+            <w:r>
+              <w:br/>
+            </w:r>
+            <w:r>
+              <w:t xml:space="preserve">How many columns will the result have?</w:t>
             </w:r>
           </w:p>
           <w:p/>
@@ -6893,7 +7084,13 @@
               <w:t xml:space="preserve"> </w:t>
             </w:r>
             <w:r>
-              <w:t xml:space="preserve">keeps every existing column and adds new ones to the right. To</w:t>
+              <w:t xml:space="preserve">keeps every existing column and adds new ones to the right.</w:t>
+            </w:r>
+            <w:r>
+              <w:br/>
+            </w:r>
+            <w:r>
+              <w:t xml:space="preserve">To</w:t>
             </w:r>
             <w:r>
               <w:t xml:space="preserve"> </w:t>
@@ -6912,7 +7109,7 @@
               <w:t xml:space="preserve">a column, reuse its name:</w:t>
             </w:r>
             <w:r>
-              <w:t xml:space="preserve"> </w:t>
+              <w:br/>
             </w:r>
             <w:r>
               <w:rPr>
@@ -7538,10 +7735,11 @@
           </w:p>
           <w:p>
             <w:pPr>
-              <w:pStyle w:val="BodyText"/>
-            </w:pPr>
-            <w:pPr>
-              <w:spacing w:after="16"/>
+              <w:pStyle w:val="Compact"/>
+              <w:numPr>
+                <w:ilvl w:val="0"/>
+                <w:numId w:val="1013"/>
+              </w:numPr>
             </w:pPr>
             <w:r>
               <w:t xml:space="preserve">Many biological measurements are</w:t>
@@ -7556,11 +7754,41 @@
               </w:rPr>
               <w:t xml:space="preserve">right-skewed</w:t>
             </w:r>
-            <w:r>
-              <w:t xml:space="preserve"> </w:t>
-            </w:r>
-            <w:r>
-              <w:t xml:space="preserve">— a log transform pulls extreme values in and can make a distribution more symmetric before you summarize or test it. We’ll check whether it matters for our data in a later module.</w:t>
+          </w:p>
+          <w:p>
+            <w:pPr>
+              <w:pStyle w:val="Compact"/>
+              <w:numPr>
+                <w:ilvl w:val="1"/>
+                <w:numId w:val="1014"/>
+              </w:numPr>
+            </w:pPr>
+            <w:r>
+              <w:t xml:space="preserve">a log transform pulls extreme values in and can make a distribution more symmetric before you summarize or test it.</w:t>
+            </w:r>
+          </w:p>
+          <w:p>
+            <w:pPr>
+              <w:pStyle w:val="Compact"/>
+              <w:numPr>
+                <w:ilvl w:val="0"/>
+                <w:numId w:val="1013"/>
+              </w:numPr>
+            </w:pPr>
+            <w:r>
+              <w:t xml:space="preserve">We’ll check whether it matters for our data in a later module</w:t>
+            </w:r>
+          </w:p>
+          <w:p>
+            <w:pPr>
+              <w:pStyle w:val="Compact"/>
+              <w:numPr>
+                <w:ilvl w:val="0"/>
+                <w:numId w:val="1013"/>
+              </w:numPr>
+            </w:pPr>
+            <w:r>
+              <w:t xml:space="preserve">Know what log you are doing log2 log10 or ln?????</w:t>
             </w:r>
           </w:p>
           <w:p/>
@@ -8317,7 +8545,13 @@
               <w:t xml:space="preserve">TRUE</w:t>
             </w:r>
             <w:r>
-              <w:t xml:space="preserve">. Once a row matches</w:t>
+              <w:t xml:space="preserve">.</w:t>
+            </w:r>
+            <w:r>
+              <w:br/>
+            </w:r>
+            <w:r>
+              <w:t xml:space="preserve">Once a row matches</w:t>
             </w:r>
             <w:r>
               <w:t xml:space="preserve"> </w:t>
@@ -9968,7 +10202,7 @@
         <w:pStyle w:val="Compact"/>
         <w:numPr>
           <w:ilvl w:val="0"/>
-          <w:numId w:val="1005"/>
+          <w:numId w:val="1015"/>
         </w:numPr>
       </w:pPr>
       <w:r>
@@ -9996,7 +10230,7 @@
         <w:pStyle w:val="Compact"/>
         <w:numPr>
           <w:ilvl w:val="0"/>
-          <w:numId w:val="1005"/>
+          <w:numId w:val="1015"/>
         </w:numPr>
       </w:pPr>
       <w:r>
@@ -10220,7 +10454,7 @@
         <w:pStyle w:val="Compact"/>
         <w:numPr>
           <w:ilvl w:val="0"/>
-          <w:numId w:val="1006"/>
+          <w:numId w:val="1016"/>
         </w:numPr>
       </w:pPr>
       <w:r>
@@ -11137,7 +11371,7 @@
         <w:pStyle w:val="Compact"/>
         <w:numPr>
           <w:ilvl w:val="0"/>
-          <w:numId w:val="1007"/>
+          <w:numId w:val="1017"/>
         </w:numPr>
       </w:pPr>
       <w:r>
@@ -11161,7 +11395,7 @@
         <w:pStyle w:val="Compact"/>
         <w:numPr>
           <w:ilvl w:val="1"/>
-          <w:numId w:val="1008"/>
+          <w:numId w:val="1018"/>
         </w:numPr>
       </w:pPr>
       <w:r>
@@ -11183,7 +11417,7 @@
         <w:pStyle w:val="Compact"/>
         <w:numPr>
           <w:ilvl w:val="2"/>
-          <w:numId w:val="1009"/>
+          <w:numId w:val="1019"/>
         </w:numPr>
       </w:pPr>
       <w:r>
@@ -11205,7 +11439,7 @@
         <w:pStyle w:val="Compact"/>
         <w:numPr>
           <w:ilvl w:val="3"/>
-          <w:numId w:val="1010"/>
+          <w:numId w:val="1020"/>
         </w:numPr>
       </w:pPr>
       <w:r>
@@ -11227,7 +11461,7 @@
         <w:pStyle w:val="Compact"/>
         <w:numPr>
           <w:ilvl w:val="4"/>
-          <w:numId w:val="1011"/>
+          <w:numId w:val="1021"/>
         </w:numPr>
       </w:pPr>
       <w:r>
@@ -11663,7 +11897,7 @@
               <w:pStyle w:val="Compact"/>
               <w:numPr>
                 <w:ilvl w:val="0"/>
-                <w:numId w:val="1012"/>
+                <w:numId w:val="1022"/>
               </w:numPr>
             </w:pPr>
             <w:r>
@@ -11702,7 +11936,7 @@
               <w:pStyle w:val="Compact"/>
               <w:numPr>
                 <w:ilvl w:val="0"/>
-                <w:numId w:val="1012"/>
+                <w:numId w:val="1022"/>
               </w:numPr>
             </w:pPr>
             <w:r>
@@ -11717,7 +11951,29 @@
               <w:t xml:space="preserve"> </w:t>
             </w:r>
             <w:r>
-              <w:t xml:space="preserve">— returns the data with duplicate rows removed</w:t>
+              <w:t xml:space="preserve">— returns the data with duplicate rows removed - be careful!!!\</w:t>
+            </w:r>
+          </w:p>
+          <w:p>
+            <w:pPr>
+              <w:pStyle w:val="Compact"/>
+              <w:numPr>
+                <w:ilvl w:val="0"/>
+                <w:numId w:val="1022"/>
+              </w:numPr>
+            </w:pPr>
+            <w:r>
+              <w:rPr>
+                <w:b/>
+                <w:bCs/>
+              </w:rPr>
+              <w:t xml:space="preserve">unique()</w:t>
+            </w:r>
+            <w:r>
+              <w:t xml:space="preserve"> </w:t>
+            </w:r>
+            <w:r>
+              <w:t xml:space="preserve">- looks for the unique rows or names in rows for mispellinbg</w:t>
             </w:r>
           </w:p>
           <w:p/>
@@ -12851,7 +13107,7 @@
         <w:pStyle w:val="Compact"/>
         <w:numPr>
           <w:ilvl w:val="0"/>
-          <w:numId w:val="1013"/>
+          <w:numId w:val="1023"/>
         </w:numPr>
       </w:pPr>
       <w:r>
@@ -12878,7 +13134,7 @@
         <w:pStyle w:val="Compact"/>
         <w:numPr>
           <w:ilvl w:val="0"/>
-          <w:numId w:val="1013"/>
+          <w:numId w:val="1023"/>
         </w:numPr>
       </w:pPr>
       <w:r>
@@ -12926,7 +13182,7 @@
         <w:pStyle w:val="Compact"/>
         <w:numPr>
           <w:ilvl w:val="0"/>
-          <w:numId w:val="1013"/>
+          <w:numId w:val="1023"/>
         </w:numPr>
       </w:pPr>
       <w:r>
@@ -13266,7 +13522,7 @@
         <w:pStyle w:val="Compact"/>
         <w:numPr>
           <w:ilvl w:val="0"/>
-          <w:numId w:val="1014"/>
+          <w:numId w:val="1024"/>
         </w:numPr>
       </w:pPr>
       <w:r>
@@ -13312,7 +13568,7 @@
         <w:pStyle w:val="Compact"/>
         <w:numPr>
           <w:ilvl w:val="0"/>
-          <w:numId w:val="1014"/>
+          <w:numId w:val="1024"/>
         </w:numPr>
       </w:pPr>
       <w:r>
@@ -13375,7 +13631,7 @@
         <w:pStyle w:val="Compact"/>
         <w:numPr>
           <w:ilvl w:val="0"/>
-          <w:numId w:val="1014"/>
+          <w:numId w:val="1024"/>
         </w:numPr>
       </w:pPr>
       <w:r>
@@ -13474,7 +13730,7 @@
         <w:pStyle w:val="Compact"/>
         <w:numPr>
           <w:ilvl w:val="0"/>
-          <w:numId w:val="1014"/>
+          <w:numId w:val="1024"/>
         </w:numPr>
       </w:pPr>
       <w:r>
@@ -13516,7 +13772,7 @@
         <w:pStyle w:val="Compact"/>
         <w:numPr>
           <w:ilvl w:val="0"/>
-          <w:numId w:val="1014"/>
+          <w:numId w:val="1024"/>
         </w:numPr>
       </w:pPr>
       <w:r>
@@ -13537,7 +13793,7 @@
         <w:pStyle w:val="Compact"/>
         <w:numPr>
           <w:ilvl w:val="0"/>
-          <w:numId w:val="1014"/>
+          <w:numId w:val="1024"/>
         </w:numPr>
       </w:pPr>
       <w:r>
@@ -13558,7 +13814,7 @@
         <w:pStyle w:val="Compact"/>
         <w:numPr>
           <w:ilvl w:val="0"/>
-          <w:numId w:val="1014"/>
+          <w:numId w:val="1024"/>
         </w:numPr>
       </w:pPr>
       <w:r>
@@ -13874,7 +14130,7 @@
               <w:pStyle w:val="Compact"/>
               <w:numPr>
                 <w:ilvl w:val="0"/>
-                <w:numId w:val="1015"/>
+                <w:numId w:val="1025"/>
               </w:numPr>
             </w:pPr>
             <w:r>
@@ -13886,7 +14142,7 @@
               <w:pStyle w:val="Compact"/>
               <w:numPr>
                 <w:ilvl w:val="0"/>
-                <w:numId w:val="1015"/>
+                <w:numId w:val="1025"/>
               </w:numPr>
             </w:pPr>
             <w:r>
@@ -13928,7 +14184,7 @@
               <w:pStyle w:val="Compact"/>
               <w:numPr>
                 <w:ilvl w:val="0"/>
-                <w:numId w:val="1015"/>
+                <w:numId w:val="1025"/>
               </w:numPr>
             </w:pPr>
             <w:r>
@@ -13986,7 +14242,7 @@
         <w:pStyle w:val="Compact"/>
         <w:numPr>
           <w:ilvl w:val="0"/>
-          <w:numId w:val="1016"/>
+          <w:numId w:val="1026"/>
         </w:numPr>
       </w:pPr>
       <w:r>
@@ -14014,7 +14270,7 @@
         <w:pStyle w:val="Compact"/>
         <w:numPr>
           <w:ilvl w:val="0"/>
-          <w:numId w:val="1016"/>
+          <w:numId w:val="1026"/>
         </w:numPr>
       </w:pPr>
       <w:r>
@@ -14102,7 +14358,7 @@
         <w:pStyle w:val="Compact"/>
         <w:numPr>
           <w:ilvl w:val="0"/>
-          <w:numId w:val="1016"/>
+          <w:numId w:val="1026"/>
         </w:numPr>
       </w:pPr>
       <w:r>
@@ -14123,7 +14379,7 @@
         <w:pStyle w:val="Compact"/>
         <w:numPr>
           <w:ilvl w:val="0"/>
-          <w:numId w:val="1016"/>
+          <w:numId w:val="1026"/>
         </w:numPr>
       </w:pPr>
       <w:r>
@@ -14652,6 +14908,36 @@
     <w:abstractNumId w:val="991"/>
   </w:num>
   <w:num w:numId="1016">
+    <w:abstractNumId w:val="991"/>
+  </w:num>
+  <w:num w:numId="1017">
+    <w:abstractNumId w:val="991"/>
+  </w:num>
+  <w:num w:numId="1018">
+    <w:abstractNumId w:val="991"/>
+  </w:num>
+  <w:num w:numId="1019">
+    <w:abstractNumId w:val="991"/>
+  </w:num>
+  <w:num w:numId="1020">
+    <w:abstractNumId w:val="991"/>
+  </w:num>
+  <w:num w:numId="1021">
+    <w:abstractNumId w:val="991"/>
+  </w:num>
+  <w:num w:numId="1022">
+    <w:abstractNumId w:val="991"/>
+  </w:num>
+  <w:num w:numId="1023">
+    <w:abstractNumId w:val="991"/>
+  </w:num>
+  <w:num w:numId="1024">
+    <w:abstractNumId w:val="991"/>
+  </w:num>
+  <w:num w:numId="1025">
+    <w:abstractNumId w:val="991"/>
+  </w:num>
+  <w:num w:numId="1026">
     <w:abstractNumId w:val="99411"/>
     <w:lvlOverride w:ilvl="0">
       <w:startOverride w:val="1"/>
